--- a/Project 2 - Graph Database Design and Cypher Query.docx
+++ b/Project 2 - Graph Database Design and Cypher Query.docx
@@ -138,7 +138,13 @@
         <w:t>Airline</w:t>
       </w:r>
       <w:r>
-        <w:t>: Representing the individual airlines with the properties name and country. Having a dedicated node for airports is important as it reduces redundancy through a simple query, rather than storing the information in a relationship.</w:t>
+        <w:t xml:space="preserve">: Representing the individual airlines with the properties name and country. Having a dedicated node for airports is important as it reduces redundancy through a simple query, rather than </w:t>
+      </w:r>
+      <w:r>
+        <w:t xml:space="preserve">only </w:t>
+      </w:r>
+      <w:r>
+        <w:t>storing the information in a relationship.</w:t>
       </w:r>
     </w:p>
     <w:p>
@@ -212,66 +218,675 @@
           <w:color w:val="auto"/>
         </w:rPr>
         <w:lastRenderedPageBreak/>
-        <w:t>ETL Implementation</w:t>
-      </w:r>
-    </w:p>
-    <w:p/>
-    <w:p>
-      <w:pPr>
-        <w:pStyle w:val="Heading2"/>
+        <w:t xml:space="preserve">ETL </w:t>
+      </w:r>
+      <w:r>
         <w:rPr>
           <w:color w:val="auto"/>
-          <w:lang w:val="fr-FR"/>
         </w:rPr>
-      </w:pPr>
-      <w:r>
-        <w:rPr>
-          <w:color w:val="auto"/>
-          <w:lang w:val="fr-FR"/>
-        </w:rPr>
-        <w:t>Neo4j</w:t>
-      </w:r>
-      <w:r>
-        <w:rPr>
-          <w:color w:val="auto"/>
-          <w:lang w:val="fr-FR"/>
-        </w:rPr>
+        <w:t>Process</w:t>
+      </w:r>
+    </w:p>
+    <w:p>
+      <w:r>
+        <w:t>I executed the ETL process in two stages: Python for data cleaning and transformation, and Cypher queries to load the data into the database.</w:t>
+      </w:r>
+    </w:p>
+    <w:p>
+      <w:r>
+        <w:t xml:space="preserve">After downloading the data set from the task sheet, I loaded the data set into python using the </w:t>
+      </w:r>
+      <w:proofErr w:type="gramStart"/>
+      <w:r>
+        <w:t>pandas</w:t>
+      </w:r>
+      <w:proofErr w:type="gramEnd"/>
+      <w:r>
+        <w:t xml:space="preserve"> module. In my initial data exploration, I searched for null data as well as for anomalies in the data. Using `</w:t>
+      </w:r>
+      <w:proofErr w:type="gramStart"/>
+      <w:r>
+        <w:t>df.info(</w:t>
+      </w:r>
+      <w:proofErr w:type="gramEnd"/>
+      <w:r>
+        <w:t xml:space="preserve">)` as well as through visual inspection, I found no rows containing null data. </w:t>
+      </w:r>
+    </w:p>
+    <w:p>
+      <w:r>
+        <w:t>However, I did find a case where `Albany Airport` was listed as a</w:t>
+      </w:r>
+      <w:r>
+        <w:t>n</w:t>
+      </w:r>
+      <w:r>
+        <w:t xml:space="preserve"> airport in Australia as well as the United States. While there exists an Albany International Airport in the US, given the associated departure airport located in Australia as well, I decided that the country was entered incorrectly and could be changed back to Australia. Upon searching the data set for other records like this, I found 41 airports in total that had conflicting country entries. For each of these, I verified the correct country using Wikipedia and used </w:t>
+      </w:r>
+      <w:r>
+        <w:t xml:space="preserve">a dictionary in </w:t>
+      </w:r>
+      <w:r>
+        <w:t>python to correct each of these entries.</w:t>
+      </w:r>
+    </w:p>
+    <w:p>
+      <w:r>
+        <w:drawing>
+          <wp:inline distT="0" distB="0" distL="0" distR="0" wp14:anchorId="4334244D" wp14:editId="42618214">
+            <wp:extent cx="5277587" cy="2038635"/>
+            <wp:effectExtent l="0" t="0" r="0" b="0"/>
+            <wp:docPr id="1642489154" name="Picture 1"/>
+            <wp:cNvGraphicFramePr>
+              <a:graphicFrameLocks xmlns:a="http://schemas.openxmlformats.org/drawingml/2006/main" noChangeAspect="1"/>
+            </wp:cNvGraphicFramePr>
+            <a:graphic xmlns:a="http://schemas.openxmlformats.org/drawingml/2006/main">
+              <a:graphicData uri="http://schemas.openxmlformats.org/drawingml/2006/picture">
+                <pic:pic xmlns:pic="http://schemas.openxmlformats.org/drawingml/2006/picture">
+                  <pic:nvPicPr>
+                    <pic:cNvPr id="1642489154" name=""/>
+                    <pic:cNvPicPr/>
+                  </pic:nvPicPr>
+                  <pic:blipFill>
+                    <a:blip r:embed="rId5"/>
+                    <a:stretch>
+                      <a:fillRect/>
+                    </a:stretch>
+                  </pic:blipFill>
+                  <pic:spPr>
+                    <a:xfrm>
+                      <a:off x="0" y="0"/>
+                      <a:ext cx="5277587" cy="2038635"/>
+                    </a:xfrm>
+                    <a:prstGeom prst="rect">
+                      <a:avLst/>
+                    </a:prstGeom>
+                  </pic:spPr>
+                </pic:pic>
+              </a:graphicData>
+            </a:graphic>
+          </wp:inline>
+        </w:drawing>
+      </w:r>
+    </w:p>
+    <w:p>
+      <w:r>
+        <w:t>In my final step of data cleaning, I discovered a row that listed the departure airport and the arrival airport as the same airport. It does not make logical sense that this is considered a route, as such, it was dropped from the data set. No other rows like this existed, which I verified through python.</w:t>
+      </w:r>
+    </w:p>
+    <w:p>
+      <w:r>
+        <w:t>Next, I transformed the dataset into three separate CSV files for efficient loading into Neo4J. This process eliminates data redundancy and closely reflects the design outlined at the start of this document.</w:t>
+      </w:r>
+    </w:p>
+    <w:p>
+      <w:r>
+        <w:t>To extract the data for the Airport node, I extracted both all departure and arrival airports. I renamed the columns to align with proper database design practices and to match my design</w:t>
+      </w:r>
+      <w:r>
+        <w:t xml:space="preserve">. Then I combined </w:t>
+      </w:r>
+      <w:proofErr w:type="gramStart"/>
+      <w:r>
+        <w:t>all of</w:t>
+      </w:r>
+      <w:proofErr w:type="gramEnd"/>
+      <w:r>
+        <w:t xml:space="preserve"> the airports into one long data frame, ensuring to drop all duplicates so that each Airport is listed correctly, exactly once. This data frame was saved to a CSV file named ‘</w:t>
+      </w:r>
+      <w:r>
+        <w:t>airports_nodes.csv</w:t>
+      </w:r>
+      <w:r>
+        <w:t>’.</w:t>
+      </w:r>
+    </w:p>
+    <w:p>
+      <w:r>
+        <w:lastRenderedPageBreak/>
+        <w:drawing>
+          <wp:inline distT="0" distB="0" distL="0" distR="0" wp14:anchorId="484BDCFD" wp14:editId="69DC855B">
+            <wp:extent cx="5731510" cy="1609090"/>
+            <wp:effectExtent l="0" t="0" r="2540" b="0"/>
+            <wp:docPr id="881154491" name="Picture 1"/>
+            <wp:cNvGraphicFramePr>
+              <a:graphicFrameLocks xmlns:a="http://schemas.openxmlformats.org/drawingml/2006/main" noChangeAspect="1"/>
+            </wp:cNvGraphicFramePr>
+            <a:graphic xmlns:a="http://schemas.openxmlformats.org/drawingml/2006/main">
+              <a:graphicData uri="http://schemas.openxmlformats.org/drawingml/2006/picture">
+                <pic:pic xmlns:pic="http://schemas.openxmlformats.org/drawingml/2006/picture">
+                  <pic:nvPicPr>
+                    <pic:cNvPr id="881154491" name=""/>
+                    <pic:cNvPicPr/>
+                  </pic:nvPicPr>
+                  <pic:blipFill>
+                    <a:blip r:embed="rId6"/>
+                    <a:stretch>
+                      <a:fillRect/>
+                    </a:stretch>
+                  </pic:blipFill>
+                  <pic:spPr>
+                    <a:xfrm>
+                      <a:off x="0" y="0"/>
+                      <a:ext cx="5731510" cy="1609090"/>
+                    </a:xfrm>
+                    <a:prstGeom prst="rect">
+                      <a:avLst/>
+                    </a:prstGeom>
+                  </pic:spPr>
+                </pic:pic>
+              </a:graphicData>
+            </a:graphic>
+          </wp:inline>
+        </w:drawing>
+      </w:r>
+    </w:p>
+    <w:p>
+      <w:r>
+        <w:t>Next, I extracted the data for the Airline node. I renamed the columns in a similar way as was done to the airports, to align with the design for my database. Then, I deleted duplicates so that each airline is listed only once and saved the data to a CSV file names ‘airline_nodes.csv’.</w:t>
+      </w:r>
+    </w:p>
+    <w:p>
+      <w:r>
+        <w:drawing>
+          <wp:inline distT="0" distB="0" distL="0" distR="0" wp14:anchorId="214D84D1" wp14:editId="35ED15E0">
+            <wp:extent cx="5220429" cy="1076475"/>
+            <wp:effectExtent l="0" t="0" r="0" b="9525"/>
+            <wp:docPr id="1088679272" name="Picture 1"/>
+            <wp:cNvGraphicFramePr>
+              <a:graphicFrameLocks xmlns:a="http://schemas.openxmlformats.org/drawingml/2006/main" noChangeAspect="1"/>
+            </wp:cNvGraphicFramePr>
+            <a:graphic xmlns:a="http://schemas.openxmlformats.org/drawingml/2006/main">
+              <a:graphicData uri="http://schemas.openxmlformats.org/drawingml/2006/picture">
+                <pic:pic xmlns:pic="http://schemas.openxmlformats.org/drawingml/2006/picture">
+                  <pic:nvPicPr>
+                    <pic:cNvPr id="1088679272" name=""/>
+                    <pic:cNvPicPr/>
+                  </pic:nvPicPr>
+                  <pic:blipFill>
+                    <a:blip r:embed="rId7"/>
+                    <a:stretch>
+                      <a:fillRect/>
+                    </a:stretch>
+                  </pic:blipFill>
+                  <pic:spPr>
+                    <a:xfrm>
+                      <a:off x="0" y="0"/>
+                      <a:ext cx="5220429" cy="1076475"/>
+                    </a:xfrm>
+                    <a:prstGeom prst="rect">
+                      <a:avLst/>
+                    </a:prstGeom>
+                  </pic:spPr>
+                </pic:pic>
+              </a:graphicData>
+            </a:graphic>
+          </wp:inline>
+        </w:drawing>
+      </w:r>
+    </w:p>
+    <w:p>
+      <w:r>
         <w:t xml:space="preserve"> </w:t>
       </w:r>
+      <w:r>
+        <w:t xml:space="preserve">Finally, I extracted the data for the ROUTE relationship which links a departure and an arrival airport, with two lists each of the airlines and aircraft types that fly this route. To achieve this, I grouped the dataset by departure and arrival </w:t>
+      </w:r>
+      <w:proofErr w:type="gramStart"/>
+      <w:r>
+        <w:t>airport, and</w:t>
+      </w:r>
+      <w:proofErr w:type="gramEnd"/>
+      <w:r>
+        <w:t xml:space="preserve"> aggregated the airlines and aircraft types on each pairing, dropping any duplicate airlines/aircraft types on any given route. Then I renamed the columns to match my database design and saved the data to my third CSV file ‘</w:t>
+      </w:r>
+      <w:r>
+        <w:t>routes_edges</w:t>
+      </w:r>
+      <w:r>
+        <w:t>.csv’.</w:t>
+      </w:r>
+    </w:p>
+    <w:p>
+      <w:r>
+        <w:drawing>
+          <wp:inline distT="0" distB="0" distL="0" distR="0" wp14:anchorId="01B96D30" wp14:editId="6AA640F1">
+            <wp:extent cx="5731510" cy="2106295"/>
+            <wp:effectExtent l="0" t="0" r="2540" b="8255"/>
+            <wp:docPr id="798275092" name="Picture 1"/>
+            <wp:cNvGraphicFramePr>
+              <a:graphicFrameLocks xmlns:a="http://schemas.openxmlformats.org/drawingml/2006/main" noChangeAspect="1"/>
+            </wp:cNvGraphicFramePr>
+            <a:graphic xmlns:a="http://schemas.openxmlformats.org/drawingml/2006/main">
+              <a:graphicData uri="http://schemas.openxmlformats.org/drawingml/2006/picture">
+                <pic:pic xmlns:pic="http://schemas.openxmlformats.org/drawingml/2006/picture">
+                  <pic:nvPicPr>
+                    <pic:cNvPr id="798275092" name=""/>
+                    <pic:cNvPicPr/>
+                  </pic:nvPicPr>
+                  <pic:blipFill>
+                    <a:blip r:embed="rId8"/>
+                    <a:stretch>
+                      <a:fillRect/>
+                    </a:stretch>
+                  </pic:blipFill>
+                  <pic:spPr>
+                    <a:xfrm>
+                      <a:off x="0" y="0"/>
+                      <a:ext cx="5731510" cy="2106295"/>
+                    </a:xfrm>
+                    <a:prstGeom prst="rect">
+                      <a:avLst/>
+                    </a:prstGeom>
+                  </pic:spPr>
+                </pic:pic>
+              </a:graphicData>
+            </a:graphic>
+          </wp:inline>
+        </w:drawing>
+      </w:r>
+    </w:p>
+    <w:p>
+      <w:r>
+        <w:t>Following the data extraction and transformation, I was ready to load the data into Neo4j using Cypher queries.</w:t>
+      </w:r>
+    </w:p>
+    <w:p>
+      <w:r>
+        <w:t>Upon the creation of the database, the first query I executed was the following:</w:t>
+      </w:r>
+      <w:r>
+        <w:t xml:space="preserve"> </w:t>
+      </w:r>
+    </w:p>
+    <w:p>
+      <w:pPr>
+        <w:pStyle w:val="IntenseQuote"/>
+        <w:jc w:val="left"/>
+      </w:pPr>
+      <w:r>
+        <w:t>CREATE CONSTRAINT FOR (</w:t>
+      </w:r>
       <w:proofErr w:type="spellStart"/>
-      <w:r>
-        <w:rPr>
-          <w:color w:val="auto"/>
-          <w:lang w:val="fr-FR"/>
-        </w:rPr>
-        <w:t>Implementation</w:t>
+      <w:proofErr w:type="gramStart"/>
+      <w:r>
+        <w:t>a:Airport</w:t>
       </w:r>
       <w:proofErr w:type="spellEnd"/>
-    </w:p>
-    <w:p>
-      <w:pPr>
-        <w:pStyle w:val="Heading2"/>
-        <w:rPr>
-          <w:color w:val="auto"/>
-          <w:lang w:val="fr-FR"/>
-        </w:rPr>
-      </w:pPr>
-      <w:r>
-        <w:rPr>
-          <w:color w:val="auto"/>
-          <w:lang w:val="fr-FR"/>
-        </w:rPr>
-        <w:t xml:space="preserve">Cypher </w:t>
+      <w:proofErr w:type="gramEnd"/>
+      <w:r>
+        <w:t>) REQUIRE a.name IS UNIQUE;</w:t>
+      </w:r>
+    </w:p>
+    <w:p>
+      <w:pPr>
+        <w:pStyle w:val="IntenseQuote"/>
+        <w:jc w:val="left"/>
+      </w:pPr>
+      <w:r>
+        <w:lastRenderedPageBreak/>
+        <w:t>CREATE CONSTRAINT FOR (</w:t>
       </w:r>
       <w:proofErr w:type="spellStart"/>
-      <w:r>
-        <w:rPr>
-          <w:color w:val="auto"/>
-          <w:lang w:val="fr-FR"/>
-        </w:rPr>
-        <w:t>Queries</w:t>
+      <w:proofErr w:type="gramStart"/>
+      <w:r>
+        <w:t>air:Airline</w:t>
       </w:r>
       <w:proofErr w:type="spellEnd"/>
+      <w:proofErr w:type="gramEnd"/>
+      <w:r>
+        <w:t>) REQUIRE air.name IS UNIQUE;</w:t>
+      </w:r>
+    </w:p>
+    <w:p>
+      <w:r>
+        <w:t xml:space="preserve">This ensures that </w:t>
+      </w:r>
+      <w:r>
+        <w:t>airline and airport names are unique identifiers, which I intentionally designed throughout my data transformation. This allows for efficient and simple queries in the future, without having to worry about potential conflicts causing crashes.</w:t>
+      </w:r>
+    </w:p>
+    <w:p>
+      <w:r>
+        <w:t>Following this, the next query I ran was:</w:t>
+      </w:r>
+    </w:p>
+    <w:p>
+      <w:pPr>
+        <w:pStyle w:val="IntenseQuote"/>
+        <w:jc w:val="left"/>
+      </w:pPr>
+      <w:r>
+        <w:t>LOAD CSV WITH HEADERS FROM 'file:///airlines_nodes.csv' AS row</w:t>
+      </w:r>
+    </w:p>
+    <w:p>
+      <w:pPr>
+        <w:pStyle w:val="IntenseQuote"/>
+        <w:jc w:val="left"/>
+      </w:pPr>
+      <w:r>
+        <w:t>MERGE (</w:t>
+      </w:r>
+      <w:proofErr w:type="spellStart"/>
+      <w:proofErr w:type="gramStart"/>
+      <w:r>
+        <w:t>air:Airline</w:t>
+      </w:r>
+      <w:proofErr w:type="spellEnd"/>
+      <w:proofErr w:type="gramEnd"/>
+      <w:r>
+        <w:t xml:space="preserve"> {name: row.name})</w:t>
+      </w:r>
+    </w:p>
+    <w:p>
+      <w:pPr>
+        <w:pStyle w:val="IntenseQuote"/>
+        <w:jc w:val="left"/>
+      </w:pPr>
+      <w:r>
+        <w:t xml:space="preserve">SET </w:t>
+      </w:r>
+      <w:proofErr w:type="spellStart"/>
+      <w:proofErr w:type="gramStart"/>
+      <w:r>
+        <w:t>air.country</w:t>
+      </w:r>
+      <w:proofErr w:type="spellEnd"/>
+      <w:proofErr w:type="gramEnd"/>
+      <w:r>
+        <w:t xml:space="preserve"> = </w:t>
+      </w:r>
+      <w:proofErr w:type="spellStart"/>
+      <w:proofErr w:type="gramStart"/>
+      <w:r>
+        <w:t>row.country</w:t>
+      </w:r>
+      <w:proofErr w:type="spellEnd"/>
+      <w:proofErr w:type="gramEnd"/>
+      <w:r>
+        <w:t>;</w:t>
+      </w:r>
+    </w:p>
+    <w:p>
+      <w:r>
+        <w:t>This query loads the data from the CSV file that I created, ensuring without a doubt that each row contains a unique airline, with the properties name and country.</w:t>
+      </w:r>
+    </w:p>
+    <w:p>
+      <w:r>
+        <w:t>Similarly, I loaded in the data for the airports node, again ensuring that each row contains a unique airport, using the following query.</w:t>
+      </w:r>
+    </w:p>
+    <w:p>
+      <w:pPr>
+        <w:pStyle w:val="IntenseQuote"/>
+        <w:jc w:val="left"/>
+      </w:pPr>
+      <w:r>
+        <w:t>LOAD CSV WITH HEADERS FROM 'file:///airports_nodes.csv' AS row</w:t>
+      </w:r>
+    </w:p>
+    <w:p>
+      <w:pPr>
+        <w:pStyle w:val="IntenseQuote"/>
+        <w:jc w:val="left"/>
+      </w:pPr>
+      <w:r>
+        <w:t>MERGE (</w:t>
+      </w:r>
+      <w:proofErr w:type="spellStart"/>
+      <w:proofErr w:type="gramStart"/>
+      <w:r>
+        <w:t>a:Airport</w:t>
+      </w:r>
+      <w:proofErr w:type="spellEnd"/>
+      <w:proofErr w:type="gramEnd"/>
+      <w:r>
+        <w:t xml:space="preserve"> {name: row.name})</w:t>
+      </w:r>
+    </w:p>
+    <w:p>
+      <w:pPr>
+        <w:pStyle w:val="IntenseQuote"/>
+        <w:jc w:val="left"/>
+      </w:pPr>
+      <w:r>
+        <w:t xml:space="preserve">SET </w:t>
+      </w:r>
+      <w:proofErr w:type="spellStart"/>
+      <w:proofErr w:type="gramStart"/>
+      <w:r>
+        <w:t>a.city</w:t>
+      </w:r>
+      <w:proofErr w:type="spellEnd"/>
+      <w:proofErr w:type="gramEnd"/>
+      <w:r>
+        <w:t xml:space="preserve"> = </w:t>
+      </w:r>
+      <w:proofErr w:type="spellStart"/>
+      <w:proofErr w:type="gramStart"/>
+      <w:r>
+        <w:t>row.city</w:t>
+      </w:r>
+      <w:proofErr w:type="spellEnd"/>
+      <w:proofErr w:type="gramEnd"/>
+      <w:r>
+        <w:t>,</w:t>
+      </w:r>
+    </w:p>
+    <w:p>
+      <w:pPr>
+        <w:pStyle w:val="IntenseQuote"/>
+        <w:jc w:val="left"/>
+      </w:pPr>
+      <w:r>
+        <w:t xml:space="preserve">    </w:t>
+      </w:r>
+      <w:proofErr w:type="spellStart"/>
+      <w:proofErr w:type="gramStart"/>
+      <w:r>
+        <w:t>a.country</w:t>
+      </w:r>
+      <w:proofErr w:type="spellEnd"/>
+      <w:proofErr w:type="gramEnd"/>
+      <w:r>
+        <w:t xml:space="preserve"> = </w:t>
+      </w:r>
+      <w:proofErr w:type="spellStart"/>
+      <w:proofErr w:type="gramStart"/>
+      <w:r>
+        <w:t>row.country</w:t>
+      </w:r>
+      <w:proofErr w:type="spellEnd"/>
+      <w:proofErr w:type="gramEnd"/>
+      <w:r>
+        <w:t>;</w:t>
+      </w:r>
+    </w:p>
+    <w:p>
+      <w:r>
+        <w:t>Finally, I loaded in the ‘route_edges.csv’ file and created the ROUTE relationship between airports using the following query:</w:t>
+      </w:r>
+    </w:p>
+    <w:p>
+      <w:pPr>
+        <w:pStyle w:val="IntenseQuote"/>
+        <w:jc w:val="left"/>
+      </w:pPr>
+      <w:r>
+        <w:t>LOAD CSV WITH HEADERS FROM 'file:///routes_edges.csv' AS row</w:t>
+      </w:r>
+    </w:p>
+    <w:p>
+      <w:pPr>
+        <w:pStyle w:val="IntenseQuote"/>
+        <w:jc w:val="left"/>
+      </w:pPr>
+      <w:r>
+        <w:t>MATCH (</w:t>
+      </w:r>
+      <w:proofErr w:type="spellStart"/>
+      <w:proofErr w:type="gramStart"/>
+      <w:r>
+        <w:t>dep:Airport</w:t>
+      </w:r>
+      <w:proofErr w:type="spellEnd"/>
+      <w:proofErr w:type="gramEnd"/>
+      <w:r>
+        <w:t xml:space="preserve"> {name: </w:t>
+      </w:r>
+      <w:proofErr w:type="spellStart"/>
+      <w:proofErr w:type="gramStart"/>
+      <w:r>
+        <w:t>row.departure</w:t>
+      </w:r>
+      <w:proofErr w:type="gramEnd"/>
+      <w:r>
+        <w:t>_airport</w:t>
+      </w:r>
+      <w:proofErr w:type="spellEnd"/>
+      <w:r>
+        <w:t>})</w:t>
+      </w:r>
+    </w:p>
+    <w:p>
+      <w:pPr>
+        <w:pStyle w:val="IntenseQuote"/>
+        <w:jc w:val="left"/>
+      </w:pPr>
+      <w:r>
+        <w:t>MATCH (</w:t>
+      </w:r>
+      <w:proofErr w:type="spellStart"/>
+      <w:proofErr w:type="gramStart"/>
+      <w:r>
+        <w:t>arr:Airport</w:t>
+      </w:r>
+      <w:proofErr w:type="spellEnd"/>
+      <w:proofErr w:type="gramEnd"/>
+      <w:r>
+        <w:t xml:space="preserve"> {name: </w:t>
+      </w:r>
+      <w:proofErr w:type="spellStart"/>
+      <w:proofErr w:type="gramStart"/>
+      <w:r>
+        <w:t>row.arrival</w:t>
+      </w:r>
+      <w:proofErr w:type="gramEnd"/>
+      <w:r>
+        <w:t>_airport</w:t>
+      </w:r>
+      <w:proofErr w:type="spellEnd"/>
+      <w:r>
+        <w:t>})</w:t>
+      </w:r>
+    </w:p>
+    <w:p>
+      <w:pPr>
+        <w:pStyle w:val="IntenseQuote"/>
+        <w:jc w:val="left"/>
+      </w:pPr>
+      <w:r>
+        <w:lastRenderedPageBreak/>
+        <w:t>MERGE (dep)-[</w:t>
+      </w:r>
+      <w:proofErr w:type="spellStart"/>
+      <w:proofErr w:type="gramStart"/>
+      <w:r>
+        <w:t>r:ROUTE</w:t>
+      </w:r>
+      <w:proofErr w:type="spellEnd"/>
+      <w:proofErr w:type="gramEnd"/>
+      <w:r>
+        <w:t>]-&gt;(</w:t>
+      </w:r>
+      <w:proofErr w:type="spellStart"/>
+      <w:r>
+        <w:t>arr</w:t>
+      </w:r>
+      <w:proofErr w:type="spellEnd"/>
+      <w:r>
+        <w:t>)</w:t>
+      </w:r>
+    </w:p>
+    <w:p>
+      <w:pPr>
+        <w:pStyle w:val="IntenseQuote"/>
+        <w:jc w:val="left"/>
+      </w:pPr>
+      <w:r>
+        <w:t xml:space="preserve">SET </w:t>
+      </w:r>
+      <w:proofErr w:type="spellStart"/>
+      <w:proofErr w:type="gramStart"/>
+      <w:r>
+        <w:t>r.airlines</w:t>
+      </w:r>
+      <w:proofErr w:type="spellEnd"/>
+      <w:proofErr w:type="gramEnd"/>
+      <w:r>
+        <w:t xml:space="preserve"> = </w:t>
+      </w:r>
+      <w:proofErr w:type="gramStart"/>
+      <w:r>
+        <w:t>split(</w:t>
+      </w:r>
+      <w:proofErr w:type="spellStart"/>
+      <w:r>
+        <w:t>row.airlines</w:t>
+      </w:r>
+      <w:proofErr w:type="spellEnd"/>
+      <w:proofErr w:type="gramEnd"/>
+      <w:r>
+        <w:t>, ';'),</w:t>
+      </w:r>
+    </w:p>
+    <w:p>
+      <w:pPr>
+        <w:pStyle w:val="IntenseQuote"/>
+        <w:jc w:val="left"/>
+      </w:pPr>
+      <w:r>
+        <w:t xml:space="preserve">    </w:t>
+      </w:r>
+      <w:proofErr w:type="spellStart"/>
+      <w:proofErr w:type="gramStart"/>
+      <w:r>
+        <w:t>r.aircraft</w:t>
+      </w:r>
+      <w:proofErr w:type="gramEnd"/>
+      <w:r>
+        <w:t>_types</w:t>
+      </w:r>
+      <w:proofErr w:type="spellEnd"/>
+      <w:r>
+        <w:t xml:space="preserve"> = </w:t>
+      </w:r>
+      <w:proofErr w:type="gramStart"/>
+      <w:r>
+        <w:t>split(</w:t>
+      </w:r>
+      <w:proofErr w:type="spellStart"/>
+      <w:r>
+        <w:t>row.aircraft</w:t>
+      </w:r>
+      <w:proofErr w:type="gramEnd"/>
+      <w:r>
+        <w:t>_types</w:t>
+      </w:r>
+      <w:proofErr w:type="spellEnd"/>
+      <w:r>
+        <w:t>, ';');</w:t>
+      </w:r>
+    </w:p>
+    <w:p>
+      <w:r>
+        <w:t>Using MATCH, the query searches the existing Airport nodes for the matching airports and then draws the ROUTE relationship between them using MERGE.</w:t>
+      </w:r>
+      <w:r>
+        <w:t xml:space="preserve"> Finally, the two list properties are assigned to the relationship, completing the database.</w:t>
+      </w:r>
     </w:p>
     <w:p>
       <w:pPr>
@@ -284,25 +899,7 @@
         <w:rPr>
           <w:color w:val="auto"/>
         </w:rPr>
-        <w:t>P</w:t>
-      </w:r>
-      <w:r>
-        <w:rPr>
-          <w:color w:val="auto"/>
-        </w:rPr>
-        <w:t xml:space="preserve">ractical </w:t>
-      </w:r>
-      <w:r>
-        <w:rPr>
-          <w:color w:val="auto"/>
-        </w:rPr>
-        <w:t>A</w:t>
-      </w:r>
-      <w:r>
-        <w:rPr>
-          <w:color w:val="auto"/>
-        </w:rPr>
-        <w:t>pplications of Graph Data Science</w:t>
+        <w:t>Cypher Queries</w:t>
       </w:r>
     </w:p>
     <w:p>
@@ -316,19 +913,21 @@
         <w:rPr>
           <w:color w:val="auto"/>
         </w:rPr>
-        <w:t>Purpose of M</w:t>
-      </w:r>
-      <w:r>
+        <w:t>Practical Applications of Graph Data Science</w:t>
+      </w:r>
+    </w:p>
+    <w:p>
+      <w:pPr>
+        <w:pStyle w:val="Heading2"/>
         <w:rPr>
           <w:color w:val="auto"/>
         </w:rPr>
-        <w:t>etadata</w:t>
-      </w:r>
+      </w:pPr>
       <w:r>
         <w:rPr>
           <w:color w:val="auto"/>
         </w:rPr>
-        <w:t xml:space="preserve"> in Graph Databases</w:t>
+        <w:t>Purpose of Metadata in Graph Databases</w:t>
       </w:r>
     </w:p>
     <w:sectPr>

--- a/Project 2 - Graph Database Design and Cypher Query.docx
+++ b/Project 2 - Graph Database Design and Cypher Query.docx
@@ -203,7 +203,55 @@
     </w:p>
     <w:p>
       <w:r>
-        <w:t>[ARROW APP SCHEMA]</w:t>
+        <w:lastRenderedPageBreak/>
+        <w:t xml:space="preserve">Below is the visual representation of the schema </w:t>
+      </w:r>
+      <w:proofErr w:type="gramStart"/>
+      <w:r>
+        <w:t>described above,</w:t>
+      </w:r>
+      <w:proofErr w:type="gramEnd"/>
+      <w:r>
+        <w:t xml:space="preserve"> that I designed using the Arrow app.</w:t>
+      </w:r>
+    </w:p>
+    <w:p>
+      <w:r>
+        <w:drawing>
+          <wp:inline distT="0" distB="0" distL="0" distR="0" wp14:anchorId="09255B96" wp14:editId="05556FD1">
+            <wp:extent cx="5731510" cy="1754505"/>
+            <wp:effectExtent l="0" t="0" r="0" b="0"/>
+            <wp:docPr id="870983716" name="Picture 1" descr="A black line with black text&#10;&#10;AI-generated content may be incorrect."/>
+            <wp:cNvGraphicFramePr>
+              <a:graphicFrameLocks xmlns:a="http://schemas.openxmlformats.org/drawingml/2006/main" noChangeAspect="1"/>
+            </wp:cNvGraphicFramePr>
+            <a:graphic xmlns:a="http://schemas.openxmlformats.org/drawingml/2006/main">
+              <a:graphicData uri="http://schemas.openxmlformats.org/drawingml/2006/picture">
+                <pic:pic xmlns:pic="http://schemas.openxmlformats.org/drawingml/2006/picture">
+                  <pic:nvPicPr>
+                    <pic:cNvPr id="870983716" name="Picture 1" descr="A black line with black text&#10;&#10;AI-generated content may be incorrect."/>
+                    <pic:cNvPicPr/>
+                  </pic:nvPicPr>
+                  <pic:blipFill>
+                    <a:blip r:embed="rId5"/>
+                    <a:stretch>
+                      <a:fillRect/>
+                    </a:stretch>
+                  </pic:blipFill>
+                  <pic:spPr>
+                    <a:xfrm>
+                      <a:off x="0" y="0"/>
+                      <a:ext cx="5731510" cy="1754505"/>
+                    </a:xfrm>
+                    <a:prstGeom prst="rect">
+                      <a:avLst/>
+                    </a:prstGeom>
+                  </pic:spPr>
+                </pic:pic>
+              </a:graphicData>
+            </a:graphic>
+          </wp:inline>
+        </w:drawing>
       </w:r>
     </w:p>
     <w:p>
@@ -217,7 +265,6 @@
         <w:rPr>
           <w:color w:val="auto"/>
         </w:rPr>
-        <w:lastRenderedPageBreak/>
         <w:t xml:space="preserve">ETL </w:t>
       </w:r>
       <w:r>
@@ -272,6 +319,9 @@
     </w:p>
     <w:p>
       <w:r>
+        <w:rPr>
+          <w:noProof/>
+        </w:rPr>
         <w:drawing>
           <wp:inline distT="0" distB="0" distL="0" distR="0" wp14:anchorId="4334244D" wp14:editId="42618214">
             <wp:extent cx="5277587" cy="2038635"/>
@@ -288,7 +338,7 @@
                     <pic:cNvPicPr/>
                   </pic:nvPicPr>
                   <pic:blipFill>
-                    <a:blip r:embed="rId5"/>
+                    <a:blip r:embed="rId6"/>
                     <a:stretch>
                       <a:fillRect/>
                     </a:stretch>
@@ -311,7 +361,11 @@
     </w:p>
     <w:p>
       <w:r>
-        <w:t>In my final step of data cleaning, I discovered a row that listed the departure airport and the arrival airport as the same airport. It does not make logical sense that this is considered a route, as such, it was dropped from the data set. No other rows like this existed, which I verified through python.</w:t>
+        <w:t xml:space="preserve">In my final step of data cleaning, I discovered a row that listed the departure airport and the arrival airport as the same airport. It does not make logical sense that this is </w:t>
+      </w:r>
+      <w:r>
+        <w:lastRenderedPageBreak/>
+        <w:t>considered a route, as such, it was dropped from the data set. No other rows like this existed, which I verified through python.</w:t>
       </w:r>
     </w:p>
     <w:p>
@@ -343,7 +397,9 @@
     </w:p>
     <w:p>
       <w:r>
-        <w:lastRenderedPageBreak/>
+        <w:rPr>
+          <w:noProof/>
+        </w:rPr>
         <w:drawing>
           <wp:inline distT="0" distB="0" distL="0" distR="0" wp14:anchorId="484BDCFD" wp14:editId="69DC855B">
             <wp:extent cx="5731510" cy="1609090"/>
@@ -360,7 +416,7 @@
                     <pic:cNvPicPr/>
                   </pic:nvPicPr>
                   <pic:blipFill>
-                    <a:blip r:embed="rId6"/>
+                    <a:blip r:embed="rId7"/>
                     <a:stretch>
                       <a:fillRect/>
                     </a:stretch>
@@ -388,6 +444,9 @@
     </w:p>
     <w:p>
       <w:r>
+        <w:rPr>
+          <w:noProof/>
+        </w:rPr>
         <w:drawing>
           <wp:inline distT="0" distB="0" distL="0" distR="0" wp14:anchorId="214D84D1" wp14:editId="35ED15E0">
             <wp:extent cx="5220429" cy="1076475"/>
@@ -404,7 +463,7 @@
                     <pic:cNvPicPr/>
                   </pic:nvPicPr>
                   <pic:blipFill>
-                    <a:blip r:embed="rId7"/>
+                    <a:blip r:embed="rId8"/>
                     <a:stretch>
                       <a:fillRect/>
                     </a:stretch>
@@ -449,6 +508,10 @@
     </w:p>
     <w:p>
       <w:r>
+        <w:rPr>
+          <w:noProof/>
+        </w:rPr>
+        <w:lastRenderedPageBreak/>
         <w:drawing>
           <wp:inline distT="0" distB="0" distL="0" distR="0" wp14:anchorId="01B96D30" wp14:editId="6AA640F1">
             <wp:extent cx="5731510" cy="2106295"/>
@@ -465,7 +528,7 @@
                     <pic:cNvPicPr/>
                   </pic:nvPicPr>
                   <pic:blipFill>
-                    <a:blip r:embed="rId8"/>
+                    <a:blip r:embed="rId9"/>
                     <a:stretch>
                       <a:fillRect/>
                     </a:stretch>
@@ -515,7 +578,125 @@
       <w:proofErr w:type="spellEnd"/>
       <w:proofErr w:type="gramEnd"/>
       <w:r>
-        <w:t>) REQUIRE a.name IS UNIQUE;</w:t>
+        <w:t xml:space="preserve">) REQUIRE a.name IS </w:t>
+      </w:r>
+      <w:proofErr w:type="gramStart"/>
+      <w:r>
+        <w:t>UNIQUE;</w:t>
+      </w:r>
+      <w:proofErr w:type="gramEnd"/>
+    </w:p>
+    <w:p>
+      <w:pPr>
+        <w:pStyle w:val="IntenseQuote"/>
+        <w:jc w:val="left"/>
+      </w:pPr>
+      <w:r>
+        <w:t>CREATE CONSTRAINT FOR (</w:t>
+      </w:r>
+      <w:proofErr w:type="spellStart"/>
+      <w:proofErr w:type="gramStart"/>
+      <w:r>
+        <w:t>air:Airline</w:t>
+      </w:r>
+      <w:proofErr w:type="spellEnd"/>
+      <w:proofErr w:type="gramEnd"/>
+      <w:r>
+        <w:t xml:space="preserve">) REQUIRE air.name IS </w:t>
+      </w:r>
+      <w:proofErr w:type="gramStart"/>
+      <w:r>
+        <w:t>UNIQUE;</w:t>
+      </w:r>
+      <w:proofErr w:type="gramEnd"/>
+    </w:p>
+    <w:p>
+      <w:r>
+        <w:t xml:space="preserve">This ensures that </w:t>
+      </w:r>
+      <w:r>
+        <w:t>airline and airport names are unique identifiers, which I intentionally designed throughout my data transformation. This allows for efficient and simple queries in the future, without having to worry about potential conflicts causing crashes.</w:t>
+      </w:r>
+    </w:p>
+    <w:p>
+      <w:r>
+        <w:t>Following this, the next query I ran was:</w:t>
+      </w:r>
+    </w:p>
+    <w:p>
+      <w:pPr>
+        <w:pStyle w:val="IntenseQuote"/>
+        <w:jc w:val="left"/>
+      </w:pPr>
+      <w:r>
+        <w:t>LOAD CSV WITH HEADERS FROM 'file:///airlines_nodes.csv' AS row</w:t>
+      </w:r>
+    </w:p>
+    <w:p>
+      <w:pPr>
+        <w:pStyle w:val="IntenseQuote"/>
+        <w:jc w:val="left"/>
+      </w:pPr>
+      <w:r>
+        <w:t>MERGE (</w:t>
+      </w:r>
+      <w:proofErr w:type="spellStart"/>
+      <w:proofErr w:type="gramStart"/>
+      <w:r>
+        <w:t>air:Airline</w:t>
+      </w:r>
+      <w:proofErr w:type="spellEnd"/>
+      <w:proofErr w:type="gramEnd"/>
+      <w:r>
+        <w:t xml:space="preserve"> {name: row.name})</w:t>
+      </w:r>
+    </w:p>
+    <w:p>
+      <w:pPr>
+        <w:pStyle w:val="IntenseQuote"/>
+        <w:jc w:val="left"/>
+      </w:pPr>
+      <w:r>
+        <w:t xml:space="preserve">SET </w:t>
+      </w:r>
+      <w:proofErr w:type="spellStart"/>
+      <w:proofErr w:type="gramStart"/>
+      <w:r>
+        <w:t>air.country</w:t>
+      </w:r>
+      <w:proofErr w:type="spellEnd"/>
+      <w:proofErr w:type="gramEnd"/>
+      <w:r>
+        <w:t xml:space="preserve"> = </w:t>
+      </w:r>
+      <w:proofErr w:type="spellStart"/>
+      <w:proofErr w:type="gramStart"/>
+      <w:r>
+        <w:t>row.country</w:t>
+      </w:r>
+      <w:proofErr w:type="spellEnd"/>
+      <w:proofErr w:type="gramEnd"/>
+      <w:r>
+        <w:t>;</w:t>
+      </w:r>
+    </w:p>
+    <w:p>
+      <w:r>
+        <w:t>This query loads the data from the CSV file that I created, ensuring without a doubt that each row contains a unique airline, with the properties name and country.</w:t>
+      </w:r>
+    </w:p>
+    <w:p>
+      <w:r>
+        <w:t>Similarly, I loaded in the data for the airports node, again ensuring that each row contains a unique airport, using the following query.</w:t>
+      </w:r>
+    </w:p>
+    <w:p>
+      <w:pPr>
+        <w:pStyle w:val="IntenseQuote"/>
+        <w:jc w:val="left"/>
+      </w:pPr>
+      <w:r>
+        <w:t>LOAD CSV WITH HEADERS FROM 'file:///airports_nodes.csv' AS row</w:t>
       </w:r>
     </w:p>
     <w:p>
@@ -525,7 +706,311 @@
       </w:pPr>
       <w:r>
         <w:lastRenderedPageBreak/>
-        <w:t>CREATE CONSTRAINT FOR (</w:t>
+        <w:t>MERGE (</w:t>
+      </w:r>
+      <w:proofErr w:type="spellStart"/>
+      <w:proofErr w:type="gramStart"/>
+      <w:r>
+        <w:t>a:Airport</w:t>
+      </w:r>
+      <w:proofErr w:type="spellEnd"/>
+      <w:proofErr w:type="gramEnd"/>
+      <w:r>
+        <w:t xml:space="preserve"> {name: row.name})</w:t>
+      </w:r>
+    </w:p>
+    <w:p>
+      <w:pPr>
+        <w:pStyle w:val="IntenseQuote"/>
+        <w:jc w:val="left"/>
+      </w:pPr>
+      <w:r>
+        <w:t xml:space="preserve">SET </w:t>
+      </w:r>
+      <w:proofErr w:type="spellStart"/>
+      <w:proofErr w:type="gramStart"/>
+      <w:r>
+        <w:t>a.city</w:t>
+      </w:r>
+      <w:proofErr w:type="spellEnd"/>
+      <w:proofErr w:type="gramEnd"/>
+      <w:r>
+        <w:t xml:space="preserve"> = </w:t>
+      </w:r>
+      <w:proofErr w:type="spellStart"/>
+      <w:proofErr w:type="gramStart"/>
+      <w:r>
+        <w:t>row.city</w:t>
+      </w:r>
+      <w:proofErr w:type="spellEnd"/>
+      <w:proofErr w:type="gramEnd"/>
+      <w:r>
+        <w:t>,</w:t>
+      </w:r>
+    </w:p>
+    <w:p>
+      <w:pPr>
+        <w:pStyle w:val="IntenseQuote"/>
+        <w:jc w:val="left"/>
+      </w:pPr>
+      <w:r>
+        <w:t xml:space="preserve">    </w:t>
+      </w:r>
+      <w:proofErr w:type="spellStart"/>
+      <w:proofErr w:type="gramStart"/>
+      <w:r>
+        <w:t>a.country</w:t>
+      </w:r>
+      <w:proofErr w:type="spellEnd"/>
+      <w:proofErr w:type="gramEnd"/>
+      <w:r>
+        <w:t xml:space="preserve"> = </w:t>
+      </w:r>
+      <w:proofErr w:type="spellStart"/>
+      <w:proofErr w:type="gramStart"/>
+      <w:r>
+        <w:t>row.country</w:t>
+      </w:r>
+      <w:proofErr w:type="spellEnd"/>
+      <w:proofErr w:type="gramEnd"/>
+      <w:r>
+        <w:t>;</w:t>
+      </w:r>
+    </w:p>
+    <w:p>
+      <w:r>
+        <w:t>Finally, I loaded in the ‘route_edges.csv’ file and created the ROUTE relationship between airports using the following query:</w:t>
+      </w:r>
+    </w:p>
+    <w:p>
+      <w:pPr>
+        <w:pStyle w:val="IntenseQuote"/>
+        <w:jc w:val="left"/>
+      </w:pPr>
+      <w:r>
+        <w:t>LOAD CSV WITH HEADERS FROM 'file:///routes_edges.csv' AS row</w:t>
+      </w:r>
+    </w:p>
+    <w:p>
+      <w:pPr>
+        <w:pStyle w:val="IntenseQuote"/>
+        <w:jc w:val="left"/>
+      </w:pPr>
+      <w:r>
+        <w:t>MATCH (</w:t>
+      </w:r>
+      <w:proofErr w:type="spellStart"/>
+      <w:proofErr w:type="gramStart"/>
+      <w:r>
+        <w:t>dep:Airport</w:t>
+      </w:r>
+      <w:proofErr w:type="spellEnd"/>
+      <w:proofErr w:type="gramEnd"/>
+      <w:r>
+        <w:t xml:space="preserve"> {name: </w:t>
+      </w:r>
+      <w:proofErr w:type="spellStart"/>
+      <w:proofErr w:type="gramStart"/>
+      <w:r>
+        <w:t>row.departure</w:t>
+      </w:r>
+      <w:proofErr w:type="gramEnd"/>
+      <w:r>
+        <w:t>_airport</w:t>
+      </w:r>
+      <w:proofErr w:type="spellEnd"/>
+      <w:r>
+        <w:t>})</w:t>
+      </w:r>
+    </w:p>
+    <w:p>
+      <w:pPr>
+        <w:pStyle w:val="IntenseQuote"/>
+        <w:jc w:val="left"/>
+      </w:pPr>
+      <w:r>
+        <w:t>MATCH (</w:t>
+      </w:r>
+      <w:proofErr w:type="spellStart"/>
+      <w:proofErr w:type="gramStart"/>
+      <w:r>
+        <w:t>arr:Airport</w:t>
+      </w:r>
+      <w:proofErr w:type="spellEnd"/>
+      <w:proofErr w:type="gramEnd"/>
+      <w:r>
+        <w:t xml:space="preserve"> {name: </w:t>
+      </w:r>
+      <w:proofErr w:type="spellStart"/>
+      <w:proofErr w:type="gramStart"/>
+      <w:r>
+        <w:t>row.arrival</w:t>
+      </w:r>
+      <w:proofErr w:type="gramEnd"/>
+      <w:r>
+        <w:t>_airport</w:t>
+      </w:r>
+      <w:proofErr w:type="spellEnd"/>
+      <w:r>
+        <w:t>})</w:t>
+      </w:r>
+    </w:p>
+    <w:p>
+      <w:pPr>
+        <w:pStyle w:val="IntenseQuote"/>
+        <w:jc w:val="left"/>
+      </w:pPr>
+      <w:r>
+        <w:t>MERGE (dep)-[</w:t>
+      </w:r>
+      <w:proofErr w:type="spellStart"/>
+      <w:proofErr w:type="gramStart"/>
+      <w:r>
+        <w:t>r:ROUTE</w:t>
+      </w:r>
+      <w:proofErr w:type="spellEnd"/>
+      <w:proofErr w:type="gramEnd"/>
+      <w:r>
+        <w:t>]-&gt;(</w:t>
+      </w:r>
+      <w:proofErr w:type="spellStart"/>
+      <w:r>
+        <w:t>arr</w:t>
+      </w:r>
+      <w:proofErr w:type="spellEnd"/>
+      <w:r>
+        <w:t>)</w:t>
+      </w:r>
+    </w:p>
+    <w:p>
+      <w:pPr>
+        <w:pStyle w:val="IntenseQuote"/>
+        <w:jc w:val="left"/>
+      </w:pPr>
+      <w:r>
+        <w:t xml:space="preserve">SET </w:t>
+      </w:r>
+      <w:proofErr w:type="spellStart"/>
+      <w:proofErr w:type="gramStart"/>
+      <w:r>
+        <w:t>r.airlines</w:t>
+      </w:r>
+      <w:proofErr w:type="spellEnd"/>
+      <w:proofErr w:type="gramEnd"/>
+      <w:r>
+        <w:t xml:space="preserve"> = </w:t>
+      </w:r>
+      <w:proofErr w:type="gramStart"/>
+      <w:r>
+        <w:t>split(</w:t>
+      </w:r>
+      <w:proofErr w:type="spellStart"/>
+      <w:r>
+        <w:t>row.airlines</w:t>
+      </w:r>
+      <w:proofErr w:type="spellEnd"/>
+      <w:proofErr w:type="gramEnd"/>
+      <w:r>
+        <w:t>, ';'),</w:t>
+      </w:r>
+    </w:p>
+    <w:p>
+      <w:pPr>
+        <w:pStyle w:val="IntenseQuote"/>
+        <w:jc w:val="left"/>
+      </w:pPr>
+      <w:r>
+        <w:t xml:space="preserve">    </w:t>
+      </w:r>
+      <w:proofErr w:type="spellStart"/>
+      <w:proofErr w:type="gramStart"/>
+      <w:r>
+        <w:t>r.aircraft</w:t>
+      </w:r>
+      <w:proofErr w:type="gramEnd"/>
+      <w:r>
+        <w:t>_types</w:t>
+      </w:r>
+      <w:proofErr w:type="spellEnd"/>
+      <w:r>
+        <w:t xml:space="preserve"> = </w:t>
+      </w:r>
+      <w:proofErr w:type="gramStart"/>
+      <w:r>
+        <w:t>split(</w:t>
+      </w:r>
+      <w:proofErr w:type="spellStart"/>
+      <w:r>
+        <w:t>row.aircraft</w:t>
+      </w:r>
+      <w:proofErr w:type="gramEnd"/>
+      <w:r>
+        <w:t>_types</w:t>
+      </w:r>
+      <w:proofErr w:type="spellEnd"/>
+      <w:r>
+        <w:t>, ';'</w:t>
+      </w:r>
+      <w:proofErr w:type="gramStart"/>
+      <w:r>
+        <w:t>);</w:t>
+      </w:r>
+      <w:proofErr w:type="gramEnd"/>
+    </w:p>
+    <w:p>
+      <w:r>
+        <w:t>Using MATCH, the query searches the existing Airport nodes for the matching airports and then draws the ROUTE relationship between them using MERGE.</w:t>
+      </w:r>
+      <w:r>
+        <w:t xml:space="preserve"> Finally, the two list properties are assigned to the relationship, completing the database.</w:t>
+      </w:r>
+    </w:p>
+    <w:p>
+      <w:pPr>
+        <w:pStyle w:val="Heading2"/>
+        <w:rPr>
+          <w:color w:val="auto"/>
+        </w:rPr>
+      </w:pPr>
+      <w:r>
+        <w:rPr>
+          <w:color w:val="auto"/>
+        </w:rPr>
+        <w:t>Cypher Queries</w:t>
+      </w:r>
+    </w:p>
+    <w:p>
+      <w:r>
+        <w:t>Following the completion of the database, I was able to begin querying the database using the five business questions detailed by the task sheet, as well as two of my own.</w:t>
+      </w:r>
+    </w:p>
+    <w:p>
+      <w:pPr>
+        <w:rPr>
+          <w:b/>
+          <w:bCs/>
+        </w:rPr>
+      </w:pPr>
+      <w:r>
+        <w:rPr>
+          <w:b/>
+          <w:bCs/>
+        </w:rPr>
+        <w:t>Query 1</w:t>
+      </w:r>
+    </w:p>
+    <w:p>
+      <w:r>
+        <w:t>List all distinct airline names where the airline's country is Australia.</w:t>
+      </w:r>
+    </w:p>
+    <w:p>
+      <w:pPr>
+        <w:pStyle w:val="IntenseQuote"/>
+        <w:jc w:val="left"/>
+      </w:pPr>
+      <w:r>
+        <w:t>MATCH (</w:t>
       </w:r>
       <w:proofErr w:type="spellStart"/>
       <w:proofErr w:type="gramStart"/>
@@ -535,62 +1020,211 @@
       <w:proofErr w:type="spellEnd"/>
       <w:proofErr w:type="gramEnd"/>
       <w:r>
-        <w:t>) REQUIRE air.name IS UNIQUE;</w:t>
-      </w:r>
-    </w:p>
-    <w:p>
-      <w:r>
-        <w:t xml:space="preserve">This ensures that </w:t>
-      </w:r>
-      <w:r>
-        <w:t>airline and airport names are unique identifiers, which I intentionally designed throughout my data transformation. This allows for efficient and simple queries in the future, without having to worry about potential conflicts causing crashes.</w:t>
-      </w:r>
-    </w:p>
-    <w:p>
-      <w:r>
-        <w:t>Following this, the next query I ran was:</w:t>
-      </w:r>
-    </w:p>
-    <w:p>
-      <w:pPr>
-        <w:pStyle w:val="IntenseQuote"/>
-        <w:jc w:val="left"/>
-      </w:pPr>
-      <w:r>
-        <w:t>LOAD CSV WITH HEADERS FROM 'file:///airlines_nodes.csv' AS row</w:t>
-      </w:r>
-    </w:p>
-    <w:p>
-      <w:pPr>
-        <w:pStyle w:val="IntenseQuote"/>
-        <w:jc w:val="left"/>
-      </w:pPr>
-      <w:r>
-        <w:t>MERGE (</w:t>
-      </w:r>
-      <w:proofErr w:type="spellStart"/>
-      <w:proofErr w:type="gramStart"/>
-      <w:r>
-        <w:t>air:Airline</w:t>
-      </w:r>
-      <w:proofErr w:type="spellEnd"/>
-      <w:proofErr w:type="gramEnd"/>
-      <w:r>
-        <w:t xml:space="preserve"> {name: row.name})</w:t>
-      </w:r>
-    </w:p>
-    <w:p>
-      <w:pPr>
-        <w:pStyle w:val="IntenseQuote"/>
-        <w:jc w:val="left"/>
-      </w:pPr>
-      <w:r>
-        <w:t xml:space="preserve">SET </w:t>
-      </w:r>
-      <w:proofErr w:type="spellStart"/>
-      <w:proofErr w:type="gramStart"/>
-      <w:r>
-        <w:t>air.country</w:t>
+        <w:t xml:space="preserve"> {country: 'Australia'})</w:t>
+      </w:r>
+    </w:p>
+    <w:p>
+      <w:pPr>
+        <w:pStyle w:val="IntenseQuote"/>
+        <w:jc w:val="left"/>
+      </w:pPr>
+      <w:r>
+        <w:t xml:space="preserve">RETURN DISTINCT air.name AS </w:t>
+      </w:r>
+      <w:proofErr w:type="spellStart"/>
+      <w:proofErr w:type="gramStart"/>
+      <w:r>
+        <w:t>AirlineName</w:t>
+      </w:r>
+      <w:proofErr w:type="spellEnd"/>
+      <w:r>
+        <w:t>;</w:t>
+      </w:r>
+      <w:proofErr w:type="gramEnd"/>
+    </w:p>
+    <w:p/>
+    <w:p>
+      <w:r>
+        <w:lastRenderedPageBreak/>
+        <w:drawing>
+          <wp:anchor distT="0" distB="0" distL="114300" distR="114300" simplePos="0" relativeHeight="251658240" behindDoc="0" locked="0" layoutInCell="1" allowOverlap="1" wp14:anchorId="57EE2693" wp14:editId="725606C9">
+            <wp:simplePos x="0" y="0"/>
+            <wp:positionH relativeFrom="column">
+              <wp:posOffset>-6207</wp:posOffset>
+            </wp:positionH>
+            <wp:positionV relativeFrom="paragraph">
+              <wp:posOffset>0</wp:posOffset>
+            </wp:positionV>
+            <wp:extent cx="2556456" cy="1501122"/>
+            <wp:effectExtent l="0" t="0" r="0" b="0"/>
+            <wp:wrapSquare wrapText="bothSides"/>
+            <wp:docPr id="1660836911" name="Picture 1" descr="A screenshot of a phone&#10;&#10;AI-generated content may be incorrect."/>
+            <wp:cNvGraphicFramePr>
+              <a:graphicFrameLocks xmlns:a="http://schemas.openxmlformats.org/drawingml/2006/main" noChangeAspect="1"/>
+            </wp:cNvGraphicFramePr>
+            <a:graphic xmlns:a="http://schemas.openxmlformats.org/drawingml/2006/main">
+              <a:graphicData uri="http://schemas.openxmlformats.org/drawingml/2006/picture">
+                <pic:pic xmlns:pic="http://schemas.openxmlformats.org/drawingml/2006/picture">
+                  <pic:nvPicPr>
+                    <pic:cNvPr id="1660836911" name="Picture 1" descr="A screenshot of a phone&#10;&#10;AI-generated content may be incorrect."/>
+                    <pic:cNvPicPr/>
+                  </pic:nvPicPr>
+                  <pic:blipFill>
+                    <a:blip r:embed="rId10">
+                      <a:extLst>
+                        <a:ext uri="{28A0092B-C50C-407E-A947-70E740481C1C}">
+                          <a14:useLocalDpi xmlns:a14="http://schemas.microsoft.com/office/drawing/2010/main" val="0"/>
+                        </a:ext>
+                      </a:extLst>
+                    </a:blip>
+                    <a:stretch>
+                      <a:fillRect/>
+                    </a:stretch>
+                  </pic:blipFill>
+                  <pic:spPr>
+                    <a:xfrm>
+                      <a:off x="0" y="0"/>
+                      <a:ext cx="2556456" cy="1501122"/>
+                    </a:xfrm>
+                    <a:prstGeom prst="rect">
+                      <a:avLst/>
+                    </a:prstGeom>
+                  </pic:spPr>
+                </pic:pic>
+              </a:graphicData>
+            </a:graphic>
+            <wp14:sizeRelH relativeFrom="page">
+              <wp14:pctWidth>0</wp14:pctWidth>
+            </wp14:sizeRelH>
+            <wp14:sizeRelV relativeFrom="page">
+              <wp14:pctHeight>0</wp14:pctHeight>
+            </wp14:sizeRelV>
+          </wp:anchor>
+        </w:drawing>
+      </w:r>
+      <w:r>
+        <w:t>There are 3 airlines that have ‘Australia’ recorded as their country</w:t>
+      </w:r>
+      <w:r>
+        <w:t xml:space="preserve">: Whyalla Airlines, </w:t>
+      </w:r>
+      <w:proofErr w:type="spellStart"/>
+      <w:r>
+        <w:t>Transpac</w:t>
+      </w:r>
+      <w:proofErr w:type="spellEnd"/>
+      <w:r>
+        <w:t xml:space="preserve"> Express, </w:t>
+      </w:r>
+      <w:proofErr w:type="spellStart"/>
+      <w:r>
+        <w:t>Transaustralian</w:t>
+      </w:r>
+      <w:proofErr w:type="spellEnd"/>
+      <w:r>
+        <w:t xml:space="preserve"> Air Express.</w:t>
+      </w:r>
+    </w:p>
+    <w:p>
+      <w:pPr>
+        <w:pStyle w:val="Heading2"/>
+        <w:rPr>
+          <w:color w:val="auto"/>
+        </w:rPr>
+      </w:pPr>
+    </w:p>
+    <w:p/>
+    <w:p/>
+    <w:p>
+      <w:r>
+        <w:rPr>
+          <w:b/>
+          <w:bCs/>
+        </w:rPr>
+        <w:t>Query 2</w:t>
+      </w:r>
+    </w:p>
+    <w:p>
+      <w:pPr>
+        <w:rPr>
+          <w:shd w:val="clear" w:color="auto" w:fill="FFFFFF"/>
+        </w:rPr>
+      </w:pPr>
+      <w:r>
+        <w:rPr>
+          <w:shd w:val="clear" w:color="auto" w:fill="FFFFFF"/>
+        </w:rPr>
+        <w:t>How many route records in the dataset are domestic, and how many are international?</w:t>
+      </w:r>
+    </w:p>
+    <w:p>
+      <w:pPr>
+        <w:pStyle w:val="IntenseQuote"/>
+        <w:jc w:val="left"/>
+      </w:pPr>
+      <w:r>
+        <w:t>MATCH (</w:t>
+      </w:r>
+      <w:proofErr w:type="spellStart"/>
+      <w:proofErr w:type="gramStart"/>
+      <w:r>
+        <w:t>dep:Airport</w:t>
+      </w:r>
+      <w:proofErr w:type="spellEnd"/>
+      <w:proofErr w:type="gramEnd"/>
+      <w:r>
+        <w:t>)-[</w:t>
+      </w:r>
+      <w:proofErr w:type="spellStart"/>
+      <w:proofErr w:type="gramStart"/>
+      <w:r>
+        <w:t>r:ROUTE</w:t>
+      </w:r>
+      <w:proofErr w:type="spellEnd"/>
+      <w:proofErr w:type="gramEnd"/>
+      <w:r>
+        <w:t>]-&gt;(</w:t>
+      </w:r>
+      <w:proofErr w:type="spellStart"/>
+      <w:proofErr w:type="gramStart"/>
+      <w:r>
+        <w:t>arr:Airport</w:t>
+      </w:r>
+      <w:proofErr w:type="spellEnd"/>
+      <w:proofErr w:type="gramEnd"/>
+      <w:r>
+        <w:t>)</w:t>
+      </w:r>
+    </w:p>
+    <w:p>
+      <w:pPr>
+        <w:pStyle w:val="IntenseQuote"/>
+        <w:jc w:val="left"/>
+      </w:pPr>
+      <w:r>
+        <w:t xml:space="preserve">RETURN </w:t>
+      </w:r>
+    </w:p>
+    <w:p>
+      <w:pPr>
+        <w:pStyle w:val="IntenseQuote"/>
+        <w:jc w:val="left"/>
+      </w:pPr>
+      <w:r>
+        <w:t xml:space="preserve">    </w:t>
+      </w:r>
+      <w:proofErr w:type="gramStart"/>
+      <w:r>
+        <w:t>SUM(</w:t>
+      </w:r>
+      <w:proofErr w:type="gramEnd"/>
+      <w:r>
+        <w:t xml:space="preserve">CASE WHEN </w:t>
+      </w:r>
+      <w:proofErr w:type="spellStart"/>
+      <w:proofErr w:type="gramStart"/>
+      <w:r>
+        <w:t>dep.country</w:t>
       </w:r>
       <w:proofErr w:type="spellEnd"/>
       <w:proofErr w:type="gramEnd"/>
@@ -600,79 +1234,227 @@
       <w:proofErr w:type="spellStart"/>
       <w:proofErr w:type="gramStart"/>
       <w:r>
-        <w:t>row.country</w:t>
-      </w:r>
-      <w:proofErr w:type="spellEnd"/>
-      <w:proofErr w:type="gramEnd"/>
+        <w:t>arr.country</w:t>
+      </w:r>
+      <w:proofErr w:type="spellEnd"/>
+      <w:proofErr w:type="gramEnd"/>
+      <w:r>
+        <w:t xml:space="preserve"> THEN 1 ELSE 0 END) AS </w:t>
+      </w:r>
+      <w:proofErr w:type="spellStart"/>
+      <w:r>
+        <w:t>DomesticRecords</w:t>
+      </w:r>
+      <w:proofErr w:type="spellEnd"/>
+      <w:r>
+        <w:t>,</w:t>
+      </w:r>
+    </w:p>
+    <w:p>
+      <w:pPr>
+        <w:pStyle w:val="IntenseQuote"/>
+        <w:jc w:val="left"/>
+      </w:pPr>
+      <w:r>
+        <w:t xml:space="preserve">    </w:t>
+      </w:r>
+      <w:proofErr w:type="gramStart"/>
+      <w:r>
+        <w:t>SUM(</w:t>
+      </w:r>
+      <w:proofErr w:type="gramEnd"/>
+      <w:r>
+        <w:t xml:space="preserve">CASE WHEN </w:t>
+      </w:r>
+      <w:proofErr w:type="spellStart"/>
+      <w:proofErr w:type="gramStart"/>
+      <w:r>
+        <w:t>dep.country</w:t>
+      </w:r>
+      <w:proofErr w:type="spellEnd"/>
+      <w:proofErr w:type="gramEnd"/>
+      <w:r>
+        <w:t xml:space="preserve"> &lt;&gt; </w:t>
+      </w:r>
+      <w:proofErr w:type="spellStart"/>
+      <w:proofErr w:type="gramStart"/>
+      <w:r>
+        <w:t>arr.country</w:t>
+      </w:r>
+      <w:proofErr w:type="spellEnd"/>
+      <w:proofErr w:type="gramEnd"/>
+      <w:r>
+        <w:t xml:space="preserve"> THEN 1 ELSE 0 END) AS </w:t>
+      </w:r>
+      <w:proofErr w:type="spellStart"/>
+      <w:proofErr w:type="gramStart"/>
+      <w:r>
+        <w:t>InternationalRecords</w:t>
+      </w:r>
+      <w:proofErr w:type="spellEnd"/>
       <w:r>
         <w:t>;</w:t>
       </w:r>
-    </w:p>
-    <w:p>
-      <w:r>
-        <w:t>This query loads the data from the CSV file that I created, ensuring without a doubt that each row contains a unique airline, with the properties name and country.</w:t>
-      </w:r>
-    </w:p>
-    <w:p>
-      <w:r>
-        <w:t>Similarly, I loaded in the data for the airports node, again ensuring that each row contains a unique airport, using the following query.</w:t>
-      </w:r>
-    </w:p>
-    <w:p>
-      <w:pPr>
-        <w:pStyle w:val="IntenseQuote"/>
-        <w:jc w:val="left"/>
-      </w:pPr>
-      <w:r>
-        <w:t>LOAD CSV WITH HEADERS FROM 'file:///airports_nodes.csv' AS row</w:t>
-      </w:r>
-    </w:p>
-    <w:p>
-      <w:pPr>
-        <w:pStyle w:val="IntenseQuote"/>
-        <w:jc w:val="left"/>
-      </w:pPr>
-      <w:r>
-        <w:t>MERGE (</w:t>
-      </w:r>
-      <w:proofErr w:type="spellStart"/>
-      <w:proofErr w:type="gramStart"/>
-      <w:r>
-        <w:t>a:Airport</w:t>
-      </w:r>
-      <w:proofErr w:type="spellEnd"/>
-      <w:proofErr w:type="gramEnd"/>
-      <w:r>
-        <w:t xml:space="preserve"> {name: row.name})</w:t>
-      </w:r>
-    </w:p>
-    <w:p>
-      <w:pPr>
-        <w:pStyle w:val="IntenseQuote"/>
-        <w:jc w:val="left"/>
-      </w:pPr>
-      <w:r>
-        <w:t xml:space="preserve">SET </w:t>
-      </w:r>
-      <w:proofErr w:type="spellStart"/>
-      <w:proofErr w:type="gramStart"/>
-      <w:r>
-        <w:t>a.city</w:t>
-      </w:r>
-      <w:proofErr w:type="spellEnd"/>
-      <w:proofErr w:type="gramEnd"/>
-      <w:r>
-        <w:t xml:space="preserve"> = </w:t>
-      </w:r>
-      <w:proofErr w:type="spellStart"/>
-      <w:proofErr w:type="gramStart"/>
-      <w:r>
-        <w:t>row.city</w:t>
-      </w:r>
-      <w:proofErr w:type="spellEnd"/>
-      <w:proofErr w:type="gramEnd"/>
-      <w:r>
-        <w:t>,</w:t>
+      <w:proofErr w:type="gramEnd"/>
+    </w:p>
+    <w:p>
+      <w:pPr>
+        <w:pStyle w:val="Heading2"/>
+        <w:rPr>
+          <w:color w:val="auto"/>
+        </w:rPr>
+      </w:pPr>
+      <w:r>
+        <w:rPr>
+          <w:color w:val="auto"/>
+        </w:rPr>
+        <w:drawing>
+          <wp:inline distT="0" distB="0" distL="0" distR="0" wp14:anchorId="47175F71" wp14:editId="0C2793BF">
+            <wp:extent cx="5731510" cy="1063625"/>
+            <wp:effectExtent l="0" t="0" r="0" b="3175"/>
+            <wp:docPr id="1673782689" name="Picture 1" descr="A black rectangular object with white lines&#10;&#10;AI-generated content may be incorrect."/>
+            <wp:cNvGraphicFramePr>
+              <a:graphicFrameLocks xmlns:a="http://schemas.openxmlformats.org/drawingml/2006/main" noChangeAspect="1"/>
+            </wp:cNvGraphicFramePr>
+            <a:graphic xmlns:a="http://schemas.openxmlformats.org/drawingml/2006/main">
+              <a:graphicData uri="http://schemas.openxmlformats.org/drawingml/2006/picture">
+                <pic:pic xmlns:pic="http://schemas.openxmlformats.org/drawingml/2006/picture">
+                  <pic:nvPicPr>
+                    <pic:cNvPr id="1673782689" name="Picture 1" descr="A black rectangular object with white lines&#10;&#10;AI-generated content may be incorrect."/>
+                    <pic:cNvPicPr/>
+                  </pic:nvPicPr>
+                  <pic:blipFill>
+                    <a:blip r:embed="rId11"/>
+                    <a:stretch>
+                      <a:fillRect/>
+                    </a:stretch>
+                  </pic:blipFill>
+                  <pic:spPr>
+                    <a:xfrm>
+                      <a:off x="0" y="0"/>
+                      <a:ext cx="5731510" cy="1063625"/>
+                    </a:xfrm>
+                    <a:prstGeom prst="rect">
+                      <a:avLst/>
+                    </a:prstGeom>
+                  </pic:spPr>
+                </pic:pic>
+              </a:graphicData>
+            </a:graphic>
+          </wp:inline>
+        </w:drawing>
+      </w:r>
+    </w:p>
+    <w:p>
+      <w:r>
+        <w:t>There are 14418 unique routes that fly domestically (within country) and 18069 unique routes that fly internationally (between countries).</w:t>
+      </w:r>
+    </w:p>
+    <w:p>
+      <w:pPr>
+        <w:rPr>
+          <w:b/>
+          <w:bCs/>
+        </w:rPr>
+      </w:pPr>
+      <w:r>
+        <w:rPr>
+          <w:b/>
+          <w:bCs/>
+        </w:rPr>
+        <w:t>Query 3</w:t>
+      </w:r>
+    </w:p>
+    <w:p>
+      <w:pPr>
+        <w:rPr>
+          <w:shd w:val="clear" w:color="auto" w:fill="FFFFFF"/>
+        </w:rPr>
+      </w:pPr>
+      <w:r>
+        <w:rPr>
+          <w:shd w:val="clear" w:color="auto" w:fill="FFFFFF"/>
+        </w:rPr>
+        <w:t xml:space="preserve">Find the airport pair with the greatest number of </w:t>
+      </w:r>
+      <w:r>
+        <w:rPr>
+          <w:shd w:val="clear" w:color="auto" w:fill="FFFFFF"/>
+        </w:rPr>
+        <w:t>services operated by different airlines.</w:t>
+      </w:r>
+      <w:r>
+        <w:rPr>
+          <w:shd w:val="clear" w:color="auto" w:fill="FFFFFF"/>
+        </w:rPr>
+        <w:t xml:space="preserve"> </w:t>
+      </w:r>
+    </w:p>
+    <w:p>
+      <w:pPr>
+        <w:pStyle w:val="IntenseQuote"/>
+        <w:jc w:val="left"/>
+      </w:pPr>
+      <w:r>
+        <w:t>MATCH (</w:t>
+      </w:r>
+      <w:proofErr w:type="spellStart"/>
+      <w:proofErr w:type="gramStart"/>
+      <w:r>
+        <w:t>dep:Airport</w:t>
+      </w:r>
+      <w:proofErr w:type="spellEnd"/>
+      <w:proofErr w:type="gramEnd"/>
+      <w:r>
+        <w:t>)-[</w:t>
+      </w:r>
+      <w:proofErr w:type="spellStart"/>
+      <w:proofErr w:type="gramStart"/>
+      <w:r>
+        <w:t>r:ROUTE</w:t>
+      </w:r>
+      <w:proofErr w:type="spellEnd"/>
+      <w:proofErr w:type="gramEnd"/>
+      <w:r>
+        <w:t>]-&gt;(</w:t>
+      </w:r>
+      <w:proofErr w:type="spellStart"/>
+      <w:proofErr w:type="gramStart"/>
+      <w:r>
+        <w:t>arr:Airport</w:t>
+      </w:r>
+      <w:proofErr w:type="spellEnd"/>
+      <w:proofErr w:type="gramEnd"/>
+      <w:r>
+        <w:t>)</w:t>
+      </w:r>
+    </w:p>
+    <w:p>
+      <w:pPr>
+        <w:pStyle w:val="IntenseQuote"/>
+        <w:jc w:val="left"/>
+      </w:pPr>
+      <w:r>
+        <w:t xml:space="preserve">WITH </w:t>
+      </w:r>
+    </w:p>
+    <w:p>
+      <w:pPr>
+        <w:pStyle w:val="IntenseQuote"/>
+        <w:jc w:val="left"/>
+      </w:pPr>
+      <w:r>
+        <w:t xml:space="preserve">    CASE WHEN dep.name &lt; arr.name THEN dep.name ELSE arr.name END AS Airport1,</w:t>
+      </w:r>
+    </w:p>
+    <w:p>
+      <w:pPr>
+        <w:pStyle w:val="IntenseQuote"/>
+        <w:jc w:val="left"/>
+      </w:pPr>
+      <w:r>
+        <w:lastRenderedPageBreak/>
+        <w:t xml:space="preserve">    CASE WHEN dep.name &lt; arr.name THEN arr.name ELSE dep.name END AS Airport2,</w:t>
       </w:r>
     </w:p>
     <w:p>
@@ -686,36 +1468,580 @@
       <w:proofErr w:type="spellStart"/>
       <w:proofErr w:type="gramStart"/>
       <w:r>
-        <w:t>a.country</w:t>
-      </w:r>
-      <w:proofErr w:type="spellEnd"/>
-      <w:proofErr w:type="gramEnd"/>
-      <w:r>
-        <w:t xml:space="preserve"> = </w:t>
-      </w:r>
-      <w:proofErr w:type="spellStart"/>
-      <w:proofErr w:type="gramStart"/>
-      <w:r>
-        <w:t>row.country</w:t>
-      </w:r>
-      <w:proofErr w:type="spellEnd"/>
-      <w:proofErr w:type="gramEnd"/>
+        <w:t>r.aircraft</w:t>
+      </w:r>
+      <w:proofErr w:type="gramEnd"/>
+      <w:r>
+        <w:t>_types</w:t>
+      </w:r>
+      <w:proofErr w:type="spellEnd"/>
+      <w:r>
+        <w:t xml:space="preserve"> AS planes</w:t>
+      </w:r>
+    </w:p>
+    <w:p>
+      <w:pPr>
+        <w:pStyle w:val="IntenseQuote"/>
+        <w:jc w:val="left"/>
+      </w:pPr>
+      <w:r>
+        <w:t>UNWIND planes AS plane</w:t>
+      </w:r>
+    </w:p>
+    <w:p>
+      <w:pPr>
+        <w:pStyle w:val="IntenseQuote"/>
+        <w:jc w:val="left"/>
+      </w:pPr>
+      <w:r>
+        <w:t xml:space="preserve">RETURN Airport1, Airport2, </w:t>
+      </w:r>
+      <w:proofErr w:type="gramStart"/>
+      <w:r>
+        <w:t>count(</w:t>
+      </w:r>
+      <w:proofErr w:type="gramEnd"/>
+      <w:r>
+        <w:t xml:space="preserve">DISTINCT plane) AS </w:t>
+      </w:r>
+      <w:proofErr w:type="spellStart"/>
+      <w:r>
+        <w:t>DistinctAircraftCount</w:t>
+      </w:r>
+      <w:proofErr w:type="spellEnd"/>
+    </w:p>
+    <w:p>
+      <w:pPr>
+        <w:pStyle w:val="IntenseQuote"/>
+        <w:jc w:val="left"/>
+      </w:pPr>
+      <w:r>
+        <w:t xml:space="preserve">ORDER BY </w:t>
+      </w:r>
+      <w:proofErr w:type="spellStart"/>
+      <w:r>
+        <w:t>DistinctAircraftCount</w:t>
+      </w:r>
+      <w:proofErr w:type="spellEnd"/>
+      <w:r>
+        <w:t xml:space="preserve"> DESC</w:t>
+      </w:r>
+    </w:p>
+    <w:p>
+      <w:pPr>
+        <w:pStyle w:val="IntenseQuote"/>
+        <w:jc w:val="left"/>
+      </w:pPr>
+      <w:r>
+        <w:t xml:space="preserve">LIMIT </w:t>
+      </w:r>
+      <w:proofErr w:type="gramStart"/>
+      <w:r>
+        <w:t>5;</w:t>
+      </w:r>
+      <w:proofErr w:type="gramEnd"/>
+    </w:p>
+    <w:p>
+      <w:r>
+        <w:drawing>
+          <wp:inline distT="0" distB="0" distL="0" distR="0" wp14:anchorId="2648AA3B" wp14:editId="251490A8">
+            <wp:extent cx="5731510" cy="1381760"/>
+            <wp:effectExtent l="0" t="0" r="0" b="2540"/>
+            <wp:docPr id="739443716" name="Picture 1" descr="A screenshot of a black screen&#10;&#10;AI-generated content may be incorrect."/>
+            <wp:cNvGraphicFramePr>
+              <a:graphicFrameLocks xmlns:a="http://schemas.openxmlformats.org/drawingml/2006/main" noChangeAspect="1"/>
+            </wp:cNvGraphicFramePr>
+            <a:graphic xmlns:a="http://schemas.openxmlformats.org/drawingml/2006/main">
+              <a:graphicData uri="http://schemas.openxmlformats.org/drawingml/2006/picture">
+                <pic:pic xmlns:pic="http://schemas.openxmlformats.org/drawingml/2006/picture">
+                  <pic:nvPicPr>
+                    <pic:cNvPr id="739443716" name="Picture 1" descr="A screenshot of a black screen&#10;&#10;AI-generated content may be incorrect."/>
+                    <pic:cNvPicPr/>
+                  </pic:nvPicPr>
+                  <pic:blipFill>
+                    <a:blip r:embed="rId12"/>
+                    <a:stretch>
+                      <a:fillRect/>
+                    </a:stretch>
+                  </pic:blipFill>
+                  <pic:spPr>
+                    <a:xfrm>
+                      <a:off x="0" y="0"/>
+                      <a:ext cx="5731510" cy="1381760"/>
+                    </a:xfrm>
+                    <a:prstGeom prst="rect">
+                      <a:avLst/>
+                    </a:prstGeom>
+                  </pic:spPr>
+                </pic:pic>
+              </a:graphicData>
+            </a:graphic>
+          </wp:inline>
+        </w:drawing>
+      </w:r>
+    </w:p>
+    <w:p>
+      <w:r>
+        <w:t>The route serviced by the most airlines is the route between Chicago O’Hare International Airport to Hartsfied Jackson Atlanta International Airport, which is serviced by 19 individual airlines.</w:t>
+      </w:r>
+    </w:p>
+    <w:p>
+      <w:pPr>
+        <w:rPr>
+          <w:b/>
+          <w:bCs/>
+        </w:rPr>
+      </w:pPr>
+      <w:r>
+        <w:rPr>
+          <w:b/>
+          <w:bCs/>
+        </w:rPr>
+        <w:t>Query 4</w:t>
+      </w:r>
+    </w:p>
+    <w:p>
+      <w:r>
+        <w:rPr>
+          <w:shd w:val="clear" w:color="auto" w:fill="FFFFFF"/>
+        </w:rPr>
+        <w:t>Find the top 5 airport pairs that are served with the greatest number of</w:t>
+      </w:r>
+      <w:r>
+        <w:rPr>
+          <w:rStyle w:val="Strong"/>
+          <w:rFonts w:ascii="Arial" w:hAnsi="Arial" w:cs="Arial"/>
+          <w:color w:val="1C1D1F"/>
+          <w:sz w:val="27"/>
+          <w:szCs w:val="27"/>
+          <w:shd w:val="clear" w:color="auto" w:fill="FFFFFF"/>
+        </w:rPr>
+        <w:t xml:space="preserve"> </w:t>
+      </w:r>
+      <w:r>
+        <w:rPr>
+          <w:shd w:val="clear" w:color="auto" w:fill="FFFFFF"/>
+        </w:rPr>
+        <w:t>distinct aircraft types across all rows and all airlines.</w:t>
+      </w:r>
+    </w:p>
+    <w:p>
+      <w:pPr>
+        <w:pStyle w:val="IntenseQuote"/>
+        <w:jc w:val="left"/>
+      </w:pPr>
+      <w:r>
+        <w:t>MATCH (</w:t>
+      </w:r>
+      <w:proofErr w:type="spellStart"/>
+      <w:proofErr w:type="gramStart"/>
+      <w:r>
+        <w:t>dep:Airport</w:t>
+      </w:r>
+      <w:proofErr w:type="spellEnd"/>
+      <w:proofErr w:type="gramEnd"/>
+      <w:r>
+        <w:t>)-[</w:t>
+      </w:r>
+      <w:proofErr w:type="spellStart"/>
+      <w:proofErr w:type="gramStart"/>
+      <w:r>
+        <w:t>r:ROUTE</w:t>
+      </w:r>
+      <w:proofErr w:type="spellEnd"/>
+      <w:proofErr w:type="gramEnd"/>
+      <w:r>
+        <w:t>]-&gt;(</w:t>
+      </w:r>
+      <w:proofErr w:type="spellStart"/>
+      <w:proofErr w:type="gramStart"/>
+      <w:r>
+        <w:t>arr:Airport</w:t>
+      </w:r>
+      <w:proofErr w:type="spellEnd"/>
+      <w:proofErr w:type="gramEnd"/>
+      <w:r>
+        <w:t>)</w:t>
+      </w:r>
+    </w:p>
+    <w:p>
+      <w:pPr>
+        <w:pStyle w:val="IntenseQuote"/>
+        <w:jc w:val="left"/>
+      </w:pPr>
+      <w:r>
+        <w:t xml:space="preserve">WITH </w:t>
+      </w:r>
+    </w:p>
+    <w:p>
+      <w:pPr>
+        <w:pStyle w:val="IntenseQuote"/>
+        <w:jc w:val="left"/>
+      </w:pPr>
+      <w:r>
+        <w:t xml:space="preserve">    CASE WHEN dep.name &lt; arr.name THEN dep.name ELSE arr.name END AS Airport1,</w:t>
+      </w:r>
+    </w:p>
+    <w:p>
+      <w:pPr>
+        <w:pStyle w:val="IntenseQuote"/>
+        <w:jc w:val="left"/>
+      </w:pPr>
+      <w:r>
+        <w:t xml:space="preserve">    CASE WHEN dep.name &lt; arr.name THEN arr.name ELSE dep.name END AS Airport2,</w:t>
+      </w:r>
+    </w:p>
+    <w:p>
+      <w:pPr>
+        <w:pStyle w:val="IntenseQuote"/>
+        <w:jc w:val="left"/>
+      </w:pPr>
+      <w:r>
+        <w:lastRenderedPageBreak/>
+        <w:t xml:space="preserve">    </w:t>
+      </w:r>
+      <w:proofErr w:type="spellStart"/>
+      <w:proofErr w:type="gramStart"/>
+      <w:r>
+        <w:t>r.aircraft</w:t>
+      </w:r>
+      <w:proofErr w:type="gramEnd"/>
+      <w:r>
+        <w:t>_types</w:t>
+      </w:r>
+      <w:proofErr w:type="spellEnd"/>
+      <w:r>
+        <w:t xml:space="preserve"> AS planes</w:t>
+      </w:r>
+    </w:p>
+    <w:p>
+      <w:pPr>
+        <w:pStyle w:val="IntenseQuote"/>
+        <w:jc w:val="left"/>
+      </w:pPr>
+      <w:r>
+        <w:t>UNWIND planes AS plane</w:t>
+      </w:r>
+    </w:p>
+    <w:p>
+      <w:pPr>
+        <w:pStyle w:val="IntenseQuote"/>
+        <w:jc w:val="left"/>
+      </w:pPr>
+      <w:r>
+        <w:t xml:space="preserve">RETURN Airport1, Airport2, </w:t>
+      </w:r>
+      <w:proofErr w:type="gramStart"/>
+      <w:r>
+        <w:t>count(</w:t>
+      </w:r>
+      <w:proofErr w:type="gramEnd"/>
+      <w:r>
+        <w:t xml:space="preserve">DISTINCT plane) AS </w:t>
+      </w:r>
+      <w:proofErr w:type="spellStart"/>
+      <w:r>
+        <w:t>DistinctAircraftCount</w:t>
+      </w:r>
+      <w:proofErr w:type="spellEnd"/>
+    </w:p>
+    <w:p>
+      <w:pPr>
+        <w:pStyle w:val="IntenseQuote"/>
+        <w:jc w:val="left"/>
+      </w:pPr>
+      <w:r>
+        <w:t xml:space="preserve">ORDER BY </w:t>
+      </w:r>
+      <w:proofErr w:type="spellStart"/>
+      <w:r>
+        <w:t>DistinctAircraftCount</w:t>
+      </w:r>
+      <w:proofErr w:type="spellEnd"/>
+      <w:r>
+        <w:t xml:space="preserve"> DESC</w:t>
+      </w:r>
+    </w:p>
+    <w:p>
+      <w:pPr>
+        <w:pStyle w:val="IntenseQuote"/>
+        <w:jc w:val="left"/>
+      </w:pPr>
+      <w:r>
+        <w:t xml:space="preserve">LIMIT </w:t>
+      </w:r>
+      <w:proofErr w:type="gramStart"/>
+      <w:r>
+        <w:t>5;</w:t>
+      </w:r>
+      <w:proofErr w:type="gramEnd"/>
+    </w:p>
+    <w:p>
+      <w:r>
+        <w:drawing>
+          <wp:inline distT="0" distB="0" distL="0" distR="0" wp14:anchorId="1EEDACA2" wp14:editId="4E4B7C32">
+            <wp:extent cx="5731510" cy="3402330"/>
+            <wp:effectExtent l="0" t="0" r="0" b="1270"/>
+            <wp:docPr id="1365274703" name="Picture 1"/>
+            <wp:cNvGraphicFramePr>
+              <a:graphicFrameLocks xmlns:a="http://schemas.openxmlformats.org/drawingml/2006/main" noChangeAspect="1"/>
+            </wp:cNvGraphicFramePr>
+            <a:graphic xmlns:a="http://schemas.openxmlformats.org/drawingml/2006/main">
+              <a:graphicData uri="http://schemas.openxmlformats.org/drawingml/2006/picture">
+                <pic:pic xmlns:pic="http://schemas.openxmlformats.org/drawingml/2006/picture">
+                  <pic:nvPicPr>
+                    <pic:cNvPr id="1365274703" name=""/>
+                    <pic:cNvPicPr/>
+                  </pic:nvPicPr>
+                  <pic:blipFill>
+                    <a:blip r:embed="rId13"/>
+                    <a:stretch>
+                      <a:fillRect/>
+                    </a:stretch>
+                  </pic:blipFill>
+                  <pic:spPr>
+                    <a:xfrm>
+                      <a:off x="0" y="0"/>
+                      <a:ext cx="5731510" cy="3402330"/>
+                    </a:xfrm>
+                    <a:prstGeom prst="rect">
+                      <a:avLst/>
+                    </a:prstGeom>
+                  </pic:spPr>
+                </pic:pic>
+              </a:graphicData>
+            </a:graphic>
+          </wp:inline>
+        </w:drawing>
+      </w:r>
+    </w:p>
+    <w:p>
+      <w:r>
+        <w:t>These are the top five routes serviced by the largest number of distinct aircraft types, with the route between Hong Kong International Airport and Incheon International Airport being serviced by the most, 15.</w:t>
+      </w:r>
+    </w:p>
+    <w:p>
+      <w:pPr>
+        <w:rPr>
+          <w:b/>
+          <w:bCs/>
+        </w:rPr>
+      </w:pPr>
+      <w:r>
+        <w:rPr>
+          <w:b/>
+          <w:bCs/>
+        </w:rPr>
+        <w:t>Query 5</w:t>
+      </w:r>
+    </w:p>
+    <w:p>
+      <w:pPr>
+        <w:rPr>
+          <w:shd w:val="clear" w:color="auto" w:fill="FFFFFF"/>
+        </w:rPr>
+      </w:pPr>
+      <w:r>
+        <w:rPr>
+          <w:shd w:val="clear" w:color="auto" w:fill="FFFFFF"/>
+        </w:rPr>
+        <w:t>Find all possible travel routes from Beijing Capital International Airport</w:t>
+      </w:r>
+      <w:r>
+        <w:rPr>
+          <w:shd w:val="clear" w:color="auto" w:fill="FFFFFF"/>
+        </w:rPr>
+        <w:t xml:space="preserve"> </w:t>
+      </w:r>
+      <w:r>
+        <w:rPr>
+          <w:shd w:val="clear" w:color="auto" w:fill="FFFFFF"/>
+        </w:rPr>
+        <w:t>to Perth International Airport</w:t>
+      </w:r>
+      <w:r>
+        <w:rPr>
+          <w:shd w:val="clear" w:color="auto" w:fill="FFFFFF"/>
+        </w:rPr>
+        <w:t xml:space="preserve"> </w:t>
+      </w:r>
+      <w:r>
+        <w:rPr>
+          <w:shd w:val="clear" w:color="auto" w:fill="FFFFFF"/>
+        </w:rPr>
+        <w:t>where at most 3 hops (i.e., at most 3 ROUTE relationships) are traversed. Treat each unique sequence of airports visited as a distinct route. How many such distinct routes exist?</w:t>
+      </w:r>
+    </w:p>
+    <w:p>
+      <w:pPr>
+        <w:pStyle w:val="IntenseQuote"/>
+        <w:jc w:val="left"/>
+      </w:pPr>
+      <w:r>
+        <w:lastRenderedPageBreak/>
+        <w:t>MATCH path = (</w:t>
+      </w:r>
+      <w:proofErr w:type="spellStart"/>
+      <w:r>
+        <w:t>start:Airport</w:t>
+      </w:r>
+      <w:proofErr w:type="spellEnd"/>
+      <w:r>
+        <w:t xml:space="preserve"> {name: 'Beijing Capital International Airport'})-[:ROUTE*1..3]-</w:t>
+      </w:r>
+      <w:proofErr w:type="gramStart"/>
+      <w:r>
+        <w:t>&gt;(</w:t>
+      </w:r>
+      <w:proofErr w:type="spellStart"/>
+      <w:r>
+        <w:t>end:Airport</w:t>
+      </w:r>
+      <w:proofErr w:type="spellEnd"/>
+      <w:proofErr w:type="gramEnd"/>
+      <w:r>
+        <w:t xml:space="preserve"> {name: 'Perth International Airport'})</w:t>
+      </w:r>
+    </w:p>
+    <w:p>
+      <w:pPr>
+        <w:pStyle w:val="IntenseQuote"/>
+        <w:jc w:val="left"/>
+      </w:pPr>
+      <w:r>
+        <w:t xml:space="preserve">WITH [a IN nodes(path) | a.name] AS </w:t>
+      </w:r>
+      <w:proofErr w:type="spellStart"/>
+      <w:r>
+        <w:t>airportSequence</w:t>
+      </w:r>
+      <w:proofErr w:type="spellEnd"/>
+    </w:p>
+    <w:p>
+      <w:pPr>
+        <w:pStyle w:val="IntenseQuote"/>
+        <w:jc w:val="left"/>
+      </w:pPr>
+      <w:r>
+        <w:t xml:space="preserve">RETURN </w:t>
+      </w:r>
+      <w:proofErr w:type="gramStart"/>
+      <w:r>
+        <w:t>count(</w:t>
+      </w:r>
+      <w:proofErr w:type="gramEnd"/>
+      <w:r>
+        <w:t xml:space="preserve">DISTINCT </w:t>
+      </w:r>
+      <w:proofErr w:type="spellStart"/>
+      <w:r>
+        <w:t>airportSequence</w:t>
+      </w:r>
+      <w:proofErr w:type="spellEnd"/>
+      <w:r>
+        <w:t xml:space="preserve">) AS </w:t>
+      </w:r>
+      <w:proofErr w:type="spellStart"/>
+      <w:proofErr w:type="gramStart"/>
+      <w:r>
+        <w:t>NumberOfDistinctRoutes</w:t>
+      </w:r>
+      <w:proofErr w:type="spellEnd"/>
       <w:r>
         <w:t>;</w:t>
       </w:r>
-    </w:p>
-    <w:p>
-      <w:r>
-        <w:t>Finally, I loaded in the ‘route_edges.csv’ file and created the ROUTE relationship between airports using the following query:</w:t>
-      </w:r>
-    </w:p>
-    <w:p>
-      <w:pPr>
-        <w:pStyle w:val="IntenseQuote"/>
-        <w:jc w:val="left"/>
-      </w:pPr>
-      <w:r>
-        <w:t>LOAD CSV WITH HEADERS FROM 'file:///routes_edges.csv' AS row</w:t>
+      <w:proofErr w:type="gramEnd"/>
+    </w:p>
+    <w:p>
+      <w:r>
+        <w:drawing>
+          <wp:anchor distT="0" distB="0" distL="114300" distR="114300" simplePos="0" relativeHeight="251659264" behindDoc="0" locked="0" layoutInCell="1" allowOverlap="1" wp14:anchorId="70086E3E" wp14:editId="288F4959">
+            <wp:simplePos x="0" y="0"/>
+            <wp:positionH relativeFrom="column">
+              <wp:posOffset>0</wp:posOffset>
+            </wp:positionH>
+            <wp:positionV relativeFrom="paragraph">
+              <wp:posOffset>1905</wp:posOffset>
+            </wp:positionV>
+            <wp:extent cx="2463800" cy="1066800"/>
+            <wp:effectExtent l="0" t="0" r="0" b="0"/>
+            <wp:wrapSquare wrapText="bothSides"/>
+            <wp:docPr id="1594934321" name="Picture 1"/>
+            <wp:cNvGraphicFramePr>
+              <a:graphicFrameLocks xmlns:a="http://schemas.openxmlformats.org/drawingml/2006/main" noChangeAspect="1"/>
+            </wp:cNvGraphicFramePr>
+            <a:graphic xmlns:a="http://schemas.openxmlformats.org/drawingml/2006/main">
+              <a:graphicData uri="http://schemas.openxmlformats.org/drawingml/2006/picture">
+                <pic:pic xmlns:pic="http://schemas.openxmlformats.org/drawingml/2006/picture">
+                  <pic:nvPicPr>
+                    <pic:cNvPr id="1594934321" name=""/>
+                    <pic:cNvPicPr/>
+                  </pic:nvPicPr>
+                  <pic:blipFill>
+                    <a:blip r:embed="rId14">
+                      <a:extLst>
+                        <a:ext uri="{28A0092B-C50C-407E-A947-70E740481C1C}">
+                          <a14:useLocalDpi xmlns:a14="http://schemas.microsoft.com/office/drawing/2010/main" val="0"/>
+                        </a:ext>
+                      </a:extLst>
+                    </a:blip>
+                    <a:stretch>
+                      <a:fillRect/>
+                    </a:stretch>
+                  </pic:blipFill>
+                  <pic:spPr>
+                    <a:xfrm>
+                      <a:off x="0" y="0"/>
+                      <a:ext cx="2463800" cy="1066800"/>
+                    </a:xfrm>
+                    <a:prstGeom prst="rect">
+                      <a:avLst/>
+                    </a:prstGeom>
+                  </pic:spPr>
+                </pic:pic>
+              </a:graphicData>
+            </a:graphic>
+            <wp14:sizeRelH relativeFrom="page">
+              <wp14:pctWidth>0</wp14:pctWidth>
+            </wp14:sizeRelH>
+            <wp14:sizeRelV relativeFrom="page">
+              <wp14:pctHeight>0</wp14:pctHeight>
+            </wp14:sizeRelV>
+          </wp:anchor>
+        </w:drawing>
+      </w:r>
+      <w:r>
+        <w:t xml:space="preserve">The are 650 distinct routes between Beijing Capital and Perth Internation Airport, going through at most 3 routes. </w:t>
+      </w:r>
+    </w:p>
+    <w:p>
+      <w:pPr>
+        <w:pStyle w:val="Heading2"/>
+        <w:rPr>
+          <w:color w:val="auto"/>
+        </w:rPr>
+      </w:pPr>
+    </w:p>
+    <w:p>
+      <w:pPr>
+        <w:rPr>
+          <w:b/>
+          <w:bCs/>
+        </w:rPr>
+      </w:pPr>
+      <w:r>
+        <w:rPr>
+          <w:b/>
+          <w:bCs/>
+        </w:rPr>
+        <w:t>Query 6</w:t>
+      </w:r>
+      <w:r>
+        <w:rPr>
+          <w:b/>
+          <w:bCs/>
+        </w:rPr>
+        <w:t xml:space="preserve"> (Custom)</w:t>
       </w:r>
     </w:p>
     <w:p>
@@ -734,29 +2060,15 @@
       <w:proofErr w:type="spellEnd"/>
       <w:proofErr w:type="gramEnd"/>
       <w:r>
-        <w:t xml:space="preserve"> {name: </w:t>
-      </w:r>
-      <w:proofErr w:type="spellStart"/>
-      <w:proofErr w:type="gramStart"/>
-      <w:r>
-        <w:t>row.departure</w:t>
-      </w:r>
-      <w:proofErr w:type="gramEnd"/>
-      <w:r>
-        <w:t>_airport</w:t>
-      </w:r>
-      <w:proofErr w:type="spellEnd"/>
-      <w:r>
-        <w:t>})</w:t>
-      </w:r>
-    </w:p>
-    <w:p>
-      <w:pPr>
-        <w:pStyle w:val="IntenseQuote"/>
-        <w:jc w:val="left"/>
-      </w:pPr>
-      <w:r>
-        <w:t>MATCH (</w:t>
+        <w:t>)-</w:t>
+      </w:r>
+      <w:proofErr w:type="gramStart"/>
+      <w:r>
+        <w:t>[:ROUTE</w:t>
+      </w:r>
+      <w:proofErr w:type="gramEnd"/>
+      <w:r>
+        <w:t>]-&gt;(</w:t>
       </w:r>
       <w:proofErr w:type="spellStart"/>
       <w:proofErr w:type="gramStart"/>
@@ -766,30 +2078,222 @@
       <w:proofErr w:type="spellEnd"/>
       <w:proofErr w:type="gramEnd"/>
       <w:r>
-        <w:t xml:space="preserve"> {name: </w:t>
-      </w:r>
-      <w:proofErr w:type="spellStart"/>
-      <w:proofErr w:type="gramStart"/>
-      <w:r>
-        <w:t>row.arrival</w:t>
-      </w:r>
-      <w:proofErr w:type="gramEnd"/>
-      <w:r>
-        <w:t>_airport</w:t>
-      </w:r>
-      <w:proofErr w:type="spellEnd"/>
-      <w:r>
-        <w:t>})</w:t>
-      </w:r>
-    </w:p>
-    <w:p>
-      <w:pPr>
-        <w:pStyle w:val="IntenseQuote"/>
-        <w:jc w:val="left"/>
-      </w:pPr>
-      <w:r>
+        <w:t>)</w:t>
+      </w:r>
+    </w:p>
+    <w:p>
+      <w:pPr>
+        <w:pStyle w:val="IntenseQuote"/>
+        <w:jc w:val="left"/>
+      </w:pPr>
+      <w:r>
+        <w:t xml:space="preserve">WHERE </w:t>
+      </w:r>
+      <w:proofErr w:type="spellStart"/>
+      <w:proofErr w:type="gramStart"/>
+      <w:r>
+        <w:t>dep.country</w:t>
+      </w:r>
+      <w:proofErr w:type="spellEnd"/>
+      <w:proofErr w:type="gramEnd"/>
+      <w:r>
+        <w:t xml:space="preserve"> &lt;&gt; </w:t>
+      </w:r>
+      <w:proofErr w:type="spellStart"/>
+      <w:proofErr w:type="gramStart"/>
+      <w:r>
+        <w:t>arr.country</w:t>
+      </w:r>
+      <w:proofErr w:type="spellEnd"/>
+      <w:proofErr w:type="gramEnd"/>
+    </w:p>
+    <w:p>
+      <w:pPr>
+        <w:pStyle w:val="IntenseQuote"/>
+        <w:jc w:val="left"/>
+      </w:pPr>
+      <w:r>
+        <w:t xml:space="preserve">RETURN </w:t>
+      </w:r>
+    </w:p>
+    <w:p>
+      <w:pPr>
+        <w:pStyle w:val="IntenseQuote"/>
+        <w:jc w:val="left"/>
+      </w:pPr>
+      <w:r>
+        <w:t xml:space="preserve">    dep.name AS </w:t>
+      </w:r>
+      <w:proofErr w:type="spellStart"/>
+      <w:r>
+        <w:t>HubAirport</w:t>
+      </w:r>
+      <w:proofErr w:type="spellEnd"/>
+      <w:r>
+        <w:t xml:space="preserve">, </w:t>
+      </w:r>
+    </w:p>
+    <w:p>
+      <w:pPr>
+        <w:pStyle w:val="IntenseQuote"/>
+        <w:jc w:val="left"/>
+      </w:pPr>
+      <w:r>
+        <w:t xml:space="preserve">    </w:t>
+      </w:r>
+      <w:proofErr w:type="spellStart"/>
+      <w:proofErr w:type="gramStart"/>
+      <w:r>
+        <w:t>dep.country</w:t>
+      </w:r>
+      <w:proofErr w:type="spellEnd"/>
+      <w:proofErr w:type="gramEnd"/>
+      <w:r>
+        <w:t xml:space="preserve"> AS </w:t>
+      </w:r>
+      <w:proofErr w:type="spellStart"/>
+      <w:r>
+        <w:t>HubCountry</w:t>
+      </w:r>
+      <w:proofErr w:type="spellEnd"/>
+      <w:r>
+        <w:t xml:space="preserve">, </w:t>
+      </w:r>
+    </w:p>
+    <w:p>
+      <w:pPr>
+        <w:pStyle w:val="IntenseQuote"/>
+        <w:jc w:val="left"/>
+      </w:pPr>
+      <w:r>
+        <w:t xml:space="preserve">    </w:t>
+      </w:r>
+      <w:proofErr w:type="gramStart"/>
+      <w:r>
+        <w:t>count(</w:t>
+      </w:r>
+      <w:proofErr w:type="gramEnd"/>
+      <w:r>
+        <w:t xml:space="preserve">DISTINCT </w:t>
+      </w:r>
+      <w:proofErr w:type="spellStart"/>
+      <w:proofErr w:type="gramStart"/>
+      <w:r>
+        <w:t>arr.country</w:t>
+      </w:r>
+      <w:proofErr w:type="spellEnd"/>
+      <w:proofErr w:type="gramEnd"/>
+      <w:r>
+        <w:t xml:space="preserve">) AS </w:t>
+      </w:r>
+      <w:proofErr w:type="spellStart"/>
+      <w:r>
+        <w:t>DistinctForeignCountriesReached</w:t>
+      </w:r>
+      <w:proofErr w:type="spellEnd"/>
+    </w:p>
+    <w:p>
+      <w:pPr>
+        <w:pStyle w:val="IntenseQuote"/>
+        <w:jc w:val="left"/>
+      </w:pPr>
+      <w:r>
+        <w:t xml:space="preserve">ORDER BY </w:t>
+      </w:r>
+      <w:proofErr w:type="spellStart"/>
+      <w:r>
+        <w:t>DistinctForeignCountriesReached</w:t>
+      </w:r>
+      <w:proofErr w:type="spellEnd"/>
+      <w:r>
+        <w:t xml:space="preserve"> DESC</w:t>
+      </w:r>
+    </w:p>
+    <w:p>
+      <w:pPr>
+        <w:pStyle w:val="IntenseQuote"/>
+        <w:jc w:val="left"/>
+      </w:pPr>
+      <w:r>
+        <w:t xml:space="preserve">LIMIT </w:t>
+      </w:r>
+      <w:proofErr w:type="gramStart"/>
+      <w:r>
+        <w:t>5;</w:t>
+      </w:r>
+      <w:proofErr w:type="gramEnd"/>
+    </w:p>
+    <w:p>
+      <w:pPr>
+        <w:pStyle w:val="Heading2"/>
+        <w:rPr>
+          <w:color w:val="auto"/>
+        </w:rPr>
+      </w:pPr>
+      <w:r>
+        <w:rPr>
+          <w:color w:val="auto"/>
+        </w:rPr>
         <w:lastRenderedPageBreak/>
-        <w:t>MERGE (dep)-[</w:t>
+        <w:drawing>
+          <wp:inline distT="0" distB="0" distL="0" distR="0" wp14:anchorId="5E127AFA" wp14:editId="62DF25A7">
+            <wp:extent cx="5731510" cy="2195195"/>
+            <wp:effectExtent l="0" t="0" r="0" b="1905"/>
+            <wp:docPr id="640107049" name="Picture 1" descr="A screenshot of a computer&#10;&#10;AI-generated content may be incorrect."/>
+            <wp:cNvGraphicFramePr>
+              <a:graphicFrameLocks xmlns:a="http://schemas.openxmlformats.org/drawingml/2006/main" noChangeAspect="1"/>
+            </wp:cNvGraphicFramePr>
+            <a:graphic xmlns:a="http://schemas.openxmlformats.org/drawingml/2006/main">
+              <a:graphicData uri="http://schemas.openxmlformats.org/drawingml/2006/picture">
+                <pic:pic xmlns:pic="http://schemas.openxmlformats.org/drawingml/2006/picture">
+                  <pic:nvPicPr>
+                    <pic:cNvPr id="640107049" name="Picture 1" descr="A screenshot of a computer&#10;&#10;AI-generated content may be incorrect."/>
+                    <pic:cNvPicPr/>
+                  </pic:nvPicPr>
+                  <pic:blipFill>
+                    <a:blip r:embed="rId15"/>
+                    <a:stretch>
+                      <a:fillRect/>
+                    </a:stretch>
+                  </pic:blipFill>
+                  <pic:spPr>
+                    <a:xfrm>
+                      <a:off x="0" y="0"/>
+                      <a:ext cx="5731510" cy="2195195"/>
+                    </a:xfrm>
+                    <a:prstGeom prst="rect">
+                      <a:avLst/>
+                    </a:prstGeom>
+                  </pic:spPr>
+                </pic:pic>
+              </a:graphicData>
+            </a:graphic>
+          </wp:inline>
+        </w:drawing>
+      </w:r>
+    </w:p>
+    <w:p>
+      <w:pPr>
+        <w:rPr>
+          <w:b/>
+          <w:bCs/>
+        </w:rPr>
+      </w:pPr>
+      <w:r>
+        <w:rPr>
+          <w:b/>
+          <w:bCs/>
+        </w:rPr>
+        <w:t>Query 7 (Custom)</w:t>
+      </w:r>
+    </w:p>
+    <w:p>
+      <w:pPr>
+        <w:pStyle w:val="IntenseQuote"/>
+        <w:jc w:val="left"/>
+      </w:pPr>
+      <w:r>
+        <w:t>MATCH ()-[</w:t>
       </w:r>
       <w:proofErr w:type="spellStart"/>
       <w:proofErr w:type="gramStart"/>
@@ -799,13 +2303,13 @@
       <w:proofErr w:type="spellEnd"/>
       <w:proofErr w:type="gramEnd"/>
       <w:r>
-        <w:t>]-&gt;(</w:t>
-      </w:r>
-      <w:proofErr w:type="spellStart"/>
-      <w:r>
-        <w:t>arr</w:t>
-      </w:r>
-      <w:proofErr w:type="spellEnd"/>
+        <w:t>]-</w:t>
+      </w:r>
+      <w:proofErr w:type="gramStart"/>
+      <w:r>
+        <w:t>&gt;(</w:t>
+      </w:r>
+      <w:proofErr w:type="gramEnd"/>
       <w:r>
         <w:t>)</w:t>
       </w:r>
@@ -816,30 +2320,104 @@
         <w:jc w:val="left"/>
       </w:pPr>
       <w:r>
-        <w:t xml:space="preserve">SET </w:t>
-      </w:r>
-      <w:proofErr w:type="spellStart"/>
-      <w:proofErr w:type="gramStart"/>
-      <w:r>
-        <w:t>r.airlines</w:t>
-      </w:r>
-      <w:proofErr w:type="spellEnd"/>
-      <w:proofErr w:type="gramEnd"/>
-      <w:r>
-        <w:t xml:space="preserve"> = </w:t>
-      </w:r>
-      <w:proofErr w:type="gramStart"/>
-      <w:r>
-        <w:t>split(</w:t>
-      </w:r>
-      <w:proofErr w:type="spellStart"/>
-      <w:r>
-        <w:t>row.airlines</w:t>
-      </w:r>
-      <w:proofErr w:type="spellEnd"/>
-      <w:proofErr w:type="gramEnd"/>
-      <w:r>
-        <w:t>, ';'),</w:t>
+        <w:t>WITH collect(</w:t>
+      </w:r>
+      <w:proofErr w:type="spellStart"/>
+      <w:proofErr w:type="gramStart"/>
+      <w:r>
+        <w:t>r.aircraft</w:t>
+      </w:r>
+      <w:proofErr w:type="gramEnd"/>
+      <w:r>
+        <w:t>_types</w:t>
+      </w:r>
+      <w:proofErr w:type="spellEnd"/>
+      <w:r>
+        <w:t xml:space="preserve">) AS </w:t>
+      </w:r>
+      <w:proofErr w:type="spellStart"/>
+      <w:r>
+        <w:t>nested_planes</w:t>
+      </w:r>
+      <w:proofErr w:type="spellEnd"/>
+    </w:p>
+    <w:p>
+      <w:pPr>
+        <w:pStyle w:val="IntenseQuote"/>
+        <w:jc w:val="left"/>
+      </w:pPr>
+      <w:r>
+        <w:t xml:space="preserve">WITH </w:t>
+      </w:r>
+      <w:proofErr w:type="spellStart"/>
+      <w:proofErr w:type="gramStart"/>
+      <w:r>
+        <w:t>apoc.coll</w:t>
+      </w:r>
+      <w:proofErr w:type="gramEnd"/>
+      <w:r>
+        <w:t>.flatten</w:t>
+      </w:r>
+      <w:proofErr w:type="spellEnd"/>
+      <w:r>
+        <w:t>(</w:t>
+      </w:r>
+      <w:proofErr w:type="spellStart"/>
+      <w:r>
+        <w:t>nested_planes</w:t>
+      </w:r>
+      <w:proofErr w:type="spellEnd"/>
+      <w:r>
+        <w:t xml:space="preserve">) AS </w:t>
+      </w:r>
+      <w:proofErr w:type="spellStart"/>
+      <w:r>
+        <w:t>all_planes</w:t>
+      </w:r>
+      <w:proofErr w:type="spellEnd"/>
+    </w:p>
+    <w:p>
+      <w:pPr>
+        <w:pStyle w:val="IntenseQuote"/>
+        <w:jc w:val="left"/>
+      </w:pPr>
+      <w:r>
+        <w:t xml:space="preserve">UNWIND </w:t>
+      </w:r>
+      <w:proofErr w:type="spellStart"/>
+      <w:proofErr w:type="gramStart"/>
+      <w:r>
+        <w:t>apoc.coll</w:t>
+      </w:r>
+      <w:proofErr w:type="gramEnd"/>
+      <w:r>
+        <w:t>.frequencies</w:t>
+      </w:r>
+      <w:proofErr w:type="spellEnd"/>
+      <w:r>
+        <w:t>(</w:t>
+      </w:r>
+      <w:proofErr w:type="spellStart"/>
+      <w:r>
+        <w:t>all_planes</w:t>
+      </w:r>
+      <w:proofErr w:type="spellEnd"/>
+      <w:r>
+        <w:t xml:space="preserve">) AS </w:t>
+      </w:r>
+      <w:proofErr w:type="spellStart"/>
+      <w:r>
+        <w:t>plane_data</w:t>
+      </w:r>
+      <w:proofErr w:type="spellEnd"/>
+    </w:p>
+    <w:p>
+      <w:pPr>
+        <w:pStyle w:val="IntenseQuote"/>
+        <w:jc w:val="left"/>
+      </w:pPr>
+      <w:r>
+        <w:t xml:space="preserve">RETURN </w:t>
       </w:r>
     </w:p>
     <w:p>
@@ -851,55 +2429,123 @@
         <w:t xml:space="preserve">    </w:t>
       </w:r>
       <w:proofErr w:type="spellStart"/>
-      <w:proofErr w:type="gramStart"/>
-      <w:r>
-        <w:t>r.aircraft</w:t>
-      </w:r>
-      <w:proofErr w:type="gramEnd"/>
-      <w:r>
-        <w:t>_types</w:t>
-      </w:r>
-      <w:proofErr w:type="spellEnd"/>
-      <w:r>
-        <w:t xml:space="preserve"> = </w:t>
-      </w:r>
-      <w:proofErr w:type="gramStart"/>
-      <w:r>
-        <w:t>split(</w:t>
-      </w:r>
-      <w:proofErr w:type="spellStart"/>
-      <w:r>
-        <w:t>row.aircraft</w:t>
-      </w:r>
-      <w:proofErr w:type="gramEnd"/>
-      <w:r>
-        <w:t>_types</w:t>
-      </w:r>
-      <w:proofErr w:type="spellEnd"/>
-      <w:r>
-        <w:t>, ';');</w:t>
-      </w:r>
-    </w:p>
-    <w:p>
-      <w:r>
-        <w:t>Using MATCH, the query searches the existing Airport nodes for the matching airports and then draws the ROUTE relationship between them using MERGE.</w:t>
-      </w:r>
-      <w:r>
-        <w:t xml:space="preserve"> Finally, the two list properties are assigned to the relationship, completing the database.</w:t>
-      </w:r>
-    </w:p>
-    <w:p>
-      <w:pPr>
-        <w:pStyle w:val="Heading2"/>
-        <w:rPr>
-          <w:color w:val="auto"/>
-        </w:rPr>
-      </w:pPr>
-      <w:r>
-        <w:rPr>
-          <w:color w:val="auto"/>
-        </w:rPr>
-        <w:t>Cypher Queries</w:t>
+      <w:r>
+        <w:t>plane_</w:t>
+      </w:r>
+      <w:proofErr w:type="gramStart"/>
+      <w:r>
+        <w:t>data.item</w:t>
+      </w:r>
+      <w:proofErr w:type="spellEnd"/>
+      <w:proofErr w:type="gramEnd"/>
+      <w:r>
+        <w:t xml:space="preserve"> AS </w:t>
+      </w:r>
+      <w:proofErr w:type="spellStart"/>
+      <w:r>
+        <w:t>AircraftType</w:t>
+      </w:r>
+      <w:proofErr w:type="spellEnd"/>
+      <w:r>
+        <w:t xml:space="preserve">, </w:t>
+      </w:r>
+    </w:p>
+    <w:p>
+      <w:pPr>
+        <w:pStyle w:val="IntenseQuote"/>
+        <w:jc w:val="left"/>
+      </w:pPr>
+      <w:r>
+        <w:t xml:space="preserve">    </w:t>
+      </w:r>
+      <w:proofErr w:type="spellStart"/>
+      <w:r>
+        <w:t>plane_</w:t>
+      </w:r>
+      <w:proofErr w:type="gramStart"/>
+      <w:r>
+        <w:t>data.count</w:t>
+      </w:r>
+      <w:proofErr w:type="spellEnd"/>
+      <w:proofErr w:type="gramEnd"/>
+      <w:r>
+        <w:t xml:space="preserve"> AS </w:t>
+      </w:r>
+      <w:proofErr w:type="spellStart"/>
+      <w:r>
+        <w:t>TotalRouteAppearances</w:t>
+      </w:r>
+      <w:proofErr w:type="spellEnd"/>
+    </w:p>
+    <w:p>
+      <w:pPr>
+        <w:pStyle w:val="IntenseQuote"/>
+        <w:jc w:val="left"/>
+      </w:pPr>
+      <w:r>
+        <w:t xml:space="preserve">ORDER BY </w:t>
+      </w:r>
+      <w:proofErr w:type="spellStart"/>
+      <w:r>
+        <w:t>TotalRouteAppearances</w:t>
+      </w:r>
+      <w:proofErr w:type="spellEnd"/>
+      <w:r>
+        <w:t xml:space="preserve"> DESC</w:t>
+      </w:r>
+    </w:p>
+    <w:p>
+      <w:pPr>
+        <w:pStyle w:val="IntenseQuote"/>
+        <w:jc w:val="left"/>
+      </w:pPr>
+      <w:r>
+        <w:t xml:space="preserve">LIMIT </w:t>
+      </w:r>
+      <w:proofErr w:type="gramStart"/>
+      <w:r>
+        <w:t>10;</w:t>
+      </w:r>
+      <w:proofErr w:type="gramEnd"/>
+    </w:p>
+    <w:p>
+      <w:r>
+        <w:lastRenderedPageBreak/>
+        <w:drawing>
+          <wp:inline distT="0" distB="0" distL="0" distR="0" wp14:anchorId="739D606B" wp14:editId="050CACC8">
+            <wp:extent cx="5731510" cy="2467610"/>
+            <wp:effectExtent l="0" t="0" r="0" b="0"/>
+            <wp:docPr id="1641415721" name="Picture 1" descr="A screenshot of a black and white screen&#10;&#10;AI-generated content may be incorrect."/>
+            <wp:cNvGraphicFramePr>
+              <a:graphicFrameLocks xmlns:a="http://schemas.openxmlformats.org/drawingml/2006/main" noChangeAspect="1"/>
+            </wp:cNvGraphicFramePr>
+            <a:graphic xmlns:a="http://schemas.openxmlformats.org/drawingml/2006/main">
+              <a:graphicData uri="http://schemas.openxmlformats.org/drawingml/2006/picture">
+                <pic:pic xmlns:pic="http://schemas.openxmlformats.org/drawingml/2006/picture">
+                  <pic:nvPicPr>
+                    <pic:cNvPr id="1641415721" name="Picture 1" descr="A screenshot of a black and white screen&#10;&#10;AI-generated content may be incorrect."/>
+                    <pic:cNvPicPr/>
+                  </pic:nvPicPr>
+                  <pic:blipFill>
+                    <a:blip r:embed="rId16"/>
+                    <a:stretch>
+                      <a:fillRect/>
+                    </a:stretch>
+                  </pic:blipFill>
+                  <pic:spPr>
+                    <a:xfrm>
+                      <a:off x="0" y="0"/>
+                      <a:ext cx="5731510" cy="2467610"/>
+                    </a:xfrm>
+                    <a:prstGeom prst="rect">
+                      <a:avLst/>
+                    </a:prstGeom>
+                  </pic:spPr>
+                </pic:pic>
+              </a:graphicData>
+            </a:graphic>
+          </wp:inline>
+        </w:drawing>
       </w:r>
     </w:p>
     <w:p>
@@ -2010,6 +3656,7 @@
   <w:style w:type="character" w:default="1" w:styleId="DefaultParagraphFont">
     <w:name w:val="Default Paragraph Font"/>
     <w:uiPriority w:val="1"/>
+    <w:semiHidden/>
     <w:unhideWhenUsed/>
   </w:style>
   <w:style w:type="table" w:default="1" w:styleId="TableNormal">
@@ -2320,6 +3967,17 @@
       <w:smallCaps/>
       <w:color w:val="0F4761" w:themeColor="accent1" w:themeShade="BF"/>
       <w:spacing w:val="5"/>
+    </w:rPr>
+  </w:style>
+  <w:style w:type="character" w:styleId="Strong">
+    <w:name w:val="Strong"/>
+    <w:basedOn w:val="DefaultParagraphFont"/>
+    <w:uiPriority w:val="22"/>
+    <w:qFormat/>
+    <w:rsid w:val="00E728E0"/>
+    <w:rPr>
+      <w:b/>
+      <w:bCs/>
     </w:rPr>
   </w:style>
 </w:styles>

--- a/Project 2 - Graph Database Design and Cypher Query.docx
+++ b/Project 2 - Graph Database Design and Cypher Query.docx
@@ -217,6 +217,9 @@
     </w:p>
     <w:p>
       <w:r>
+        <w:rPr>
+          <w:noProof/>
+        </w:rPr>
         <w:drawing>
           <wp:inline distT="0" distB="0" distL="0" distR="0" wp14:anchorId="09255B96" wp14:editId="05556FD1">
             <wp:extent cx="5731510" cy="1754505"/>
@@ -564,8 +567,7 @@
     </w:p>
     <w:p>
       <w:pPr>
-        <w:pStyle w:val="IntenseQuote"/>
-        <w:jc w:val="left"/>
+        <w:pStyle w:val="Code"/>
       </w:pPr>
       <w:r>
         <w:t>CREATE CONSTRAINT FOR (</w:t>
@@ -578,18 +580,12 @@
       <w:proofErr w:type="spellEnd"/>
       <w:proofErr w:type="gramEnd"/>
       <w:r>
-        <w:t xml:space="preserve">) REQUIRE a.name IS </w:t>
-      </w:r>
-      <w:proofErr w:type="gramStart"/>
-      <w:r>
-        <w:t>UNIQUE;</w:t>
-      </w:r>
-      <w:proofErr w:type="gramEnd"/>
-    </w:p>
-    <w:p>
-      <w:pPr>
-        <w:pStyle w:val="IntenseQuote"/>
-        <w:jc w:val="left"/>
+        <w:t>) REQUIRE a.name IS UNIQUE;</w:t>
+      </w:r>
+    </w:p>
+    <w:p>
+      <w:pPr>
+        <w:pStyle w:val="Code"/>
       </w:pPr>
       <w:r>
         <w:t>CREATE CONSTRAINT FOR (</w:t>
@@ -602,13 +598,8 @@
       <w:proofErr w:type="spellEnd"/>
       <w:proofErr w:type="gramEnd"/>
       <w:r>
-        <w:t xml:space="preserve">) REQUIRE air.name IS </w:t>
-      </w:r>
-      <w:proofErr w:type="gramStart"/>
-      <w:r>
-        <w:t>UNIQUE;</w:t>
-      </w:r>
-      <w:proofErr w:type="gramEnd"/>
+        <w:t>) REQUIRE air.name IS UNIQUE;</w:t>
+      </w:r>
     </w:p>
     <w:p>
       <w:r>
@@ -625,8 +616,7 @@
     </w:p>
     <w:p>
       <w:pPr>
-        <w:pStyle w:val="IntenseQuote"/>
-        <w:jc w:val="left"/>
+        <w:pStyle w:val="Code"/>
       </w:pPr>
       <w:r>
         <w:t>LOAD CSV WITH HEADERS FROM 'file:///airlines_nodes.csv' AS row</w:t>
@@ -634,8 +624,7 @@
     </w:p>
     <w:p>
       <w:pPr>
-        <w:pStyle w:val="IntenseQuote"/>
-        <w:jc w:val="left"/>
+        <w:pStyle w:val="Code"/>
       </w:pPr>
       <w:r>
         <w:t>MERGE (</w:t>
@@ -653,8 +642,7 @@
     </w:p>
     <w:p>
       <w:pPr>
-        <w:pStyle w:val="IntenseQuote"/>
-        <w:jc w:val="left"/>
+        <w:pStyle w:val="Code"/>
       </w:pPr>
       <w:r>
         <w:t xml:space="preserve">SET </w:t>
@@ -692,8 +680,7 @@
     </w:p>
     <w:p>
       <w:pPr>
-        <w:pStyle w:val="IntenseQuote"/>
-        <w:jc w:val="left"/>
+        <w:pStyle w:val="Code"/>
       </w:pPr>
       <w:r>
         <w:t>LOAD CSV WITH HEADERS FROM 'file:///airports_nodes.csv' AS row</w:t>
@@ -701,28 +688,183 @@
     </w:p>
     <w:p>
       <w:pPr>
-        <w:pStyle w:val="IntenseQuote"/>
-        <w:jc w:val="left"/>
-      </w:pPr>
+        <w:pStyle w:val="Code"/>
+      </w:pPr>
+      <w:r>
+        <w:t>MERGE (</w:t>
+      </w:r>
+      <w:proofErr w:type="spellStart"/>
+      <w:proofErr w:type="gramStart"/>
+      <w:r>
+        <w:t>a:Airport</w:t>
+      </w:r>
+      <w:proofErr w:type="spellEnd"/>
+      <w:proofErr w:type="gramEnd"/>
+      <w:r>
+        <w:t xml:space="preserve"> {name: row.name})</w:t>
+      </w:r>
+    </w:p>
+    <w:p>
+      <w:pPr>
+        <w:pStyle w:val="Code"/>
+      </w:pPr>
+      <w:r>
+        <w:t xml:space="preserve">SET </w:t>
+      </w:r>
+      <w:proofErr w:type="spellStart"/>
+      <w:proofErr w:type="gramStart"/>
+      <w:r>
+        <w:t>a.city</w:t>
+      </w:r>
+      <w:proofErr w:type="spellEnd"/>
+      <w:proofErr w:type="gramEnd"/>
+      <w:r>
+        <w:t xml:space="preserve"> = </w:t>
+      </w:r>
+      <w:proofErr w:type="spellStart"/>
+      <w:proofErr w:type="gramStart"/>
+      <w:r>
+        <w:t>row.city</w:t>
+      </w:r>
+      <w:proofErr w:type="spellEnd"/>
+      <w:proofErr w:type="gramEnd"/>
+      <w:r>
+        <w:t>,</w:t>
+      </w:r>
+    </w:p>
+    <w:p>
+      <w:pPr>
+        <w:pStyle w:val="Code"/>
+      </w:pPr>
+      <w:r>
+        <w:t xml:space="preserve">    </w:t>
+      </w:r>
+      <w:proofErr w:type="spellStart"/>
+      <w:proofErr w:type="gramStart"/>
+      <w:r>
+        <w:t>a.country</w:t>
+      </w:r>
+      <w:proofErr w:type="spellEnd"/>
+      <w:proofErr w:type="gramEnd"/>
+      <w:r>
+        <w:t xml:space="preserve"> = </w:t>
+      </w:r>
+      <w:proofErr w:type="spellStart"/>
+      <w:proofErr w:type="gramStart"/>
+      <w:r>
+        <w:t>row.country</w:t>
+      </w:r>
+      <w:proofErr w:type="spellEnd"/>
+      <w:proofErr w:type="gramEnd"/>
+      <w:r>
+        <w:t>;</w:t>
+      </w:r>
+    </w:p>
+    <w:p>
       <w:r>
         <w:lastRenderedPageBreak/>
-        <w:t>MERGE (</w:t>
-      </w:r>
-      <w:proofErr w:type="spellStart"/>
-      <w:proofErr w:type="gramStart"/>
-      <w:r>
-        <w:t>a:Airport</w:t>
-      </w:r>
-      <w:proofErr w:type="spellEnd"/>
-      <w:proofErr w:type="gramEnd"/>
-      <w:r>
-        <w:t xml:space="preserve"> {name: row.name})</w:t>
-      </w:r>
-    </w:p>
-    <w:p>
-      <w:pPr>
-        <w:pStyle w:val="IntenseQuote"/>
-        <w:jc w:val="left"/>
+        <w:t>Finally, I loaded in the ‘route_edges.csv’ file and created the ROUTE relationship between airports using the following query:</w:t>
+      </w:r>
+    </w:p>
+    <w:p>
+      <w:pPr>
+        <w:pStyle w:val="Code"/>
+      </w:pPr>
+      <w:r>
+        <w:t>LOAD CSV WITH HEADERS FROM 'file:///routes_edges.csv' AS row</w:t>
+      </w:r>
+    </w:p>
+    <w:p>
+      <w:pPr>
+        <w:pStyle w:val="Code"/>
+      </w:pPr>
+      <w:r>
+        <w:t>MATCH (</w:t>
+      </w:r>
+      <w:proofErr w:type="spellStart"/>
+      <w:proofErr w:type="gramStart"/>
+      <w:r>
+        <w:t>dep:Airport</w:t>
+      </w:r>
+      <w:proofErr w:type="spellEnd"/>
+      <w:proofErr w:type="gramEnd"/>
+      <w:r>
+        <w:t xml:space="preserve"> {name: </w:t>
+      </w:r>
+      <w:proofErr w:type="spellStart"/>
+      <w:proofErr w:type="gramStart"/>
+      <w:r>
+        <w:t>row.departure</w:t>
+      </w:r>
+      <w:proofErr w:type="gramEnd"/>
+      <w:r>
+        <w:t>_airport</w:t>
+      </w:r>
+      <w:proofErr w:type="spellEnd"/>
+      <w:r>
+        <w:t>})</w:t>
+      </w:r>
+    </w:p>
+    <w:p>
+      <w:pPr>
+        <w:pStyle w:val="Code"/>
+      </w:pPr>
+      <w:r>
+        <w:t>MATCH (</w:t>
+      </w:r>
+      <w:proofErr w:type="spellStart"/>
+      <w:proofErr w:type="gramStart"/>
+      <w:r>
+        <w:t>arr:Airport</w:t>
+      </w:r>
+      <w:proofErr w:type="spellEnd"/>
+      <w:proofErr w:type="gramEnd"/>
+      <w:r>
+        <w:t xml:space="preserve"> {name: </w:t>
+      </w:r>
+      <w:proofErr w:type="spellStart"/>
+      <w:proofErr w:type="gramStart"/>
+      <w:r>
+        <w:t>row.arrival</w:t>
+      </w:r>
+      <w:proofErr w:type="gramEnd"/>
+      <w:r>
+        <w:t>_airport</w:t>
+      </w:r>
+      <w:proofErr w:type="spellEnd"/>
+      <w:r>
+        <w:t>})</w:t>
+      </w:r>
+    </w:p>
+    <w:p>
+      <w:pPr>
+        <w:pStyle w:val="Code"/>
+      </w:pPr>
+      <w:r>
+        <w:t>MERGE (dep)-[</w:t>
+      </w:r>
+      <w:proofErr w:type="spellStart"/>
+      <w:proofErr w:type="gramStart"/>
+      <w:r>
+        <w:t>r:ROUTE</w:t>
+      </w:r>
+      <w:proofErr w:type="spellEnd"/>
+      <w:proofErr w:type="gramEnd"/>
+      <w:r>
+        <w:t>]-&gt;(</w:t>
+      </w:r>
+      <w:proofErr w:type="spellStart"/>
+      <w:r>
+        <w:t>arr</w:t>
+      </w:r>
+      <w:proofErr w:type="spellEnd"/>
+      <w:r>
+        <w:t>)</w:t>
+      </w:r>
+    </w:p>
+    <w:p>
+      <w:pPr>
+        <w:pStyle w:val="Code"/>
       </w:pPr>
       <w:r>
         <w:t xml:space="preserve">SET </w:t>
@@ -730,28 +872,30 @@
       <w:proofErr w:type="spellStart"/>
       <w:proofErr w:type="gramStart"/>
       <w:r>
-        <w:t>a.city</w:t>
+        <w:t>r.airlines</w:t>
       </w:r>
       <w:proofErr w:type="spellEnd"/>
       <w:proofErr w:type="gramEnd"/>
       <w:r>
         <w:t xml:space="preserve"> = </w:t>
       </w:r>
-      <w:proofErr w:type="spellStart"/>
-      <w:proofErr w:type="gramStart"/>
-      <w:r>
-        <w:t>row.city</w:t>
-      </w:r>
-      <w:proofErr w:type="spellEnd"/>
-      <w:proofErr w:type="gramEnd"/>
-      <w:r>
-        <w:t>,</w:t>
-      </w:r>
-    </w:p>
-    <w:p>
-      <w:pPr>
-        <w:pStyle w:val="IntenseQuote"/>
-        <w:jc w:val="left"/>
+      <w:proofErr w:type="gramStart"/>
+      <w:r>
+        <w:t>split(</w:t>
+      </w:r>
+      <w:proofErr w:type="spellStart"/>
+      <w:r>
+        <w:t>row.airlines</w:t>
+      </w:r>
+      <w:proofErr w:type="spellEnd"/>
+      <w:proofErr w:type="gramEnd"/>
+      <w:r>
+        <w:t>, ';'),</w:t>
+      </w:r>
+    </w:p>
+    <w:p>
+      <w:pPr>
+        <w:pStyle w:val="Code"/>
       </w:pPr>
       <w:r>
         <w:t xml:space="preserve">    </w:t>
@@ -759,173 +903,23 @@
       <w:proofErr w:type="spellStart"/>
       <w:proofErr w:type="gramStart"/>
       <w:r>
-        <w:t>a.country</w:t>
-      </w:r>
-      <w:proofErr w:type="spellEnd"/>
-      <w:proofErr w:type="gramEnd"/>
+        <w:t>r.aircraft</w:t>
+      </w:r>
+      <w:proofErr w:type="gramEnd"/>
+      <w:r>
+        <w:t>_types</w:t>
+      </w:r>
+      <w:proofErr w:type="spellEnd"/>
       <w:r>
         <w:t xml:space="preserve"> = </w:t>
       </w:r>
-      <w:proofErr w:type="spellStart"/>
-      <w:proofErr w:type="gramStart"/>
-      <w:r>
-        <w:t>row.country</w:t>
-      </w:r>
-      <w:proofErr w:type="spellEnd"/>
-      <w:proofErr w:type="gramEnd"/>
-      <w:r>
-        <w:t>;</w:t>
-      </w:r>
-    </w:p>
-    <w:p>
-      <w:r>
-        <w:t>Finally, I loaded in the ‘route_edges.csv’ file and created the ROUTE relationship between airports using the following query:</w:t>
-      </w:r>
-    </w:p>
-    <w:p>
-      <w:pPr>
-        <w:pStyle w:val="IntenseQuote"/>
-        <w:jc w:val="left"/>
-      </w:pPr>
-      <w:r>
-        <w:t>LOAD CSV WITH HEADERS FROM 'file:///routes_edges.csv' AS row</w:t>
-      </w:r>
-    </w:p>
-    <w:p>
-      <w:pPr>
-        <w:pStyle w:val="IntenseQuote"/>
-        <w:jc w:val="left"/>
-      </w:pPr>
-      <w:r>
-        <w:t>MATCH (</w:t>
-      </w:r>
-      <w:proofErr w:type="spellStart"/>
-      <w:proofErr w:type="gramStart"/>
-      <w:r>
-        <w:t>dep:Airport</w:t>
-      </w:r>
-      <w:proofErr w:type="spellEnd"/>
-      <w:proofErr w:type="gramEnd"/>
-      <w:r>
-        <w:t xml:space="preserve"> {name: </w:t>
-      </w:r>
-      <w:proofErr w:type="spellStart"/>
-      <w:proofErr w:type="gramStart"/>
-      <w:r>
-        <w:t>row.departure</w:t>
-      </w:r>
-      <w:proofErr w:type="gramEnd"/>
-      <w:r>
-        <w:t>_airport</w:t>
-      </w:r>
-      <w:proofErr w:type="spellEnd"/>
-      <w:r>
-        <w:t>})</w:t>
-      </w:r>
-    </w:p>
-    <w:p>
-      <w:pPr>
-        <w:pStyle w:val="IntenseQuote"/>
-        <w:jc w:val="left"/>
-      </w:pPr>
-      <w:r>
-        <w:t>MATCH (</w:t>
-      </w:r>
-      <w:proofErr w:type="spellStart"/>
-      <w:proofErr w:type="gramStart"/>
-      <w:r>
-        <w:t>arr:Airport</w:t>
-      </w:r>
-      <w:proofErr w:type="spellEnd"/>
-      <w:proofErr w:type="gramEnd"/>
-      <w:r>
-        <w:t xml:space="preserve"> {name: </w:t>
-      </w:r>
-      <w:proofErr w:type="spellStart"/>
-      <w:proofErr w:type="gramStart"/>
-      <w:r>
-        <w:t>row.arrival</w:t>
-      </w:r>
-      <w:proofErr w:type="gramEnd"/>
-      <w:r>
-        <w:t>_airport</w:t>
-      </w:r>
-      <w:proofErr w:type="spellEnd"/>
-      <w:r>
-        <w:t>})</w:t>
-      </w:r>
-    </w:p>
-    <w:p>
-      <w:pPr>
-        <w:pStyle w:val="IntenseQuote"/>
-        <w:jc w:val="left"/>
-      </w:pPr>
-      <w:r>
-        <w:t>MERGE (dep)-[</w:t>
-      </w:r>
-      <w:proofErr w:type="spellStart"/>
-      <w:proofErr w:type="gramStart"/>
-      <w:r>
-        <w:t>r:ROUTE</w:t>
-      </w:r>
-      <w:proofErr w:type="spellEnd"/>
-      <w:proofErr w:type="gramEnd"/>
-      <w:r>
-        <w:t>]-&gt;(</w:t>
-      </w:r>
-      <w:proofErr w:type="spellStart"/>
-      <w:r>
-        <w:t>arr</w:t>
-      </w:r>
-      <w:proofErr w:type="spellEnd"/>
-      <w:r>
-        <w:t>)</w:t>
-      </w:r>
-    </w:p>
-    <w:p>
-      <w:pPr>
-        <w:pStyle w:val="IntenseQuote"/>
-        <w:jc w:val="left"/>
-      </w:pPr>
-      <w:r>
-        <w:t xml:space="preserve">SET </w:t>
-      </w:r>
-      <w:proofErr w:type="spellStart"/>
-      <w:proofErr w:type="gramStart"/>
-      <w:r>
-        <w:t>r.airlines</w:t>
-      </w:r>
-      <w:proofErr w:type="spellEnd"/>
-      <w:proofErr w:type="gramEnd"/>
-      <w:r>
-        <w:t xml:space="preserve"> = </w:t>
-      </w:r>
       <w:proofErr w:type="gramStart"/>
       <w:r>
         <w:t>split(</w:t>
       </w:r>
       <w:proofErr w:type="spellStart"/>
       <w:r>
-        <w:t>row.airlines</w:t>
-      </w:r>
-      <w:proofErr w:type="spellEnd"/>
-      <w:proofErr w:type="gramEnd"/>
-      <w:r>
-        <w:t>, ';'),</w:t>
-      </w:r>
-    </w:p>
-    <w:p>
-      <w:pPr>
-        <w:pStyle w:val="IntenseQuote"/>
-        <w:jc w:val="left"/>
-      </w:pPr>
-      <w:r>
-        <w:t xml:space="preserve">    </w:t>
-      </w:r>
-      <w:proofErr w:type="spellStart"/>
-      <w:proofErr w:type="gramStart"/>
-      <w:r>
-        <w:t>r.aircraft</w:t>
+        <w:t>row.aircraft</w:t>
       </w:r>
       <w:proofErr w:type="gramEnd"/>
       <w:r>
@@ -933,29 +927,8 @@
       </w:r>
       <w:proofErr w:type="spellEnd"/>
       <w:r>
-        <w:t xml:space="preserve"> = </w:t>
-      </w:r>
-      <w:proofErr w:type="gramStart"/>
-      <w:r>
-        <w:t>split(</w:t>
-      </w:r>
-      <w:proofErr w:type="spellStart"/>
-      <w:r>
-        <w:t>row.aircraft</w:t>
-      </w:r>
-      <w:proofErr w:type="gramEnd"/>
-      <w:r>
-        <w:t>_types</w:t>
-      </w:r>
-      <w:proofErr w:type="spellEnd"/>
-      <w:r>
-        <w:t>, ';'</w:t>
-      </w:r>
-      <w:proofErr w:type="gramStart"/>
-      <w:r>
-        <w:t>);</w:t>
-      </w:r>
-      <w:proofErr w:type="gramEnd"/>
+        <w:t>, ';');</w:t>
+      </w:r>
     </w:p>
     <w:p>
       <w:r>
@@ -1006,8 +979,7 @@
     </w:p>
     <w:p>
       <w:pPr>
-        <w:pStyle w:val="IntenseQuote"/>
-        <w:jc w:val="left"/>
+        <w:pStyle w:val="Code"/>
       </w:pPr>
       <w:r>
         <w:t>MATCH (</w:t>
@@ -1025,14 +997,12 @@
     </w:p>
     <w:p>
       <w:pPr>
-        <w:pStyle w:val="IntenseQuote"/>
-        <w:jc w:val="left"/>
+        <w:pStyle w:val="Code"/>
       </w:pPr>
       <w:r>
         <w:t xml:space="preserve">RETURN DISTINCT air.name AS </w:t>
       </w:r>
       <w:proofErr w:type="spellStart"/>
-      <w:proofErr w:type="gramStart"/>
       <w:r>
         <w:t>AirlineName</w:t>
       </w:r>
@@ -1040,12 +1010,13 @@
       <w:r>
         <w:t>;</w:t>
       </w:r>
-      <w:proofErr w:type="gramEnd"/>
     </w:p>
     <w:p/>
     <w:p>
       <w:r>
-        <w:lastRenderedPageBreak/>
+        <w:rPr>
+          <w:noProof/>
+        </w:rPr>
         <w:drawing>
           <wp:anchor distT="0" distB="0" distL="114300" distR="114300" simplePos="0" relativeHeight="251658240" behindDoc="0" locked="0" layoutInCell="1" allowOverlap="1" wp14:anchorId="57EE2693" wp14:editId="725606C9">
             <wp:simplePos x="0" y="0"/>
@@ -1159,8 +1130,7 @@
     </w:p>
     <w:p>
       <w:pPr>
-        <w:pStyle w:val="IntenseQuote"/>
-        <w:jc w:val="left"/>
+        <w:pStyle w:val="Code"/>
       </w:pPr>
       <w:r>
         <w:t>MATCH (</w:t>
@@ -1198,17 +1168,16 @@
     </w:p>
     <w:p>
       <w:pPr>
-        <w:pStyle w:val="IntenseQuote"/>
-        <w:jc w:val="left"/>
-      </w:pPr>
-      <w:r>
+        <w:pStyle w:val="Code"/>
+      </w:pPr>
+      <w:r>
+        <w:lastRenderedPageBreak/>
         <w:t xml:space="preserve">RETURN </w:t>
       </w:r>
     </w:p>
     <w:p>
       <w:pPr>
-        <w:pStyle w:val="IntenseQuote"/>
-        <w:jc w:val="left"/>
+        <w:pStyle w:val="Code"/>
       </w:pPr>
       <w:r>
         <w:t xml:space="preserve">    </w:t>
@@ -1252,8 +1221,7 @@
     </w:p>
     <w:p>
       <w:pPr>
-        <w:pStyle w:val="IntenseQuote"/>
-        <w:jc w:val="left"/>
+        <w:pStyle w:val="Code"/>
       </w:pPr>
       <w:r>
         <w:t xml:space="preserve">    </w:t>
@@ -1287,7 +1255,6 @@
         <w:t xml:space="preserve"> THEN 1 ELSE 0 END) AS </w:t>
       </w:r>
       <w:proofErr w:type="spellStart"/>
-      <w:proofErr w:type="gramStart"/>
       <w:r>
         <w:t>InternationalRecords</w:t>
       </w:r>
@@ -1295,7 +1262,6 @@
       <w:r>
         <w:t>;</w:t>
       </w:r>
-      <w:proofErr w:type="gramEnd"/>
     </w:p>
     <w:p>
       <w:pPr>
@@ -1306,6 +1272,7 @@
       </w:pPr>
       <w:r>
         <w:rPr>
+          <w:noProof/>
           <w:color w:val="auto"/>
         </w:rPr>
         <w:drawing>
@@ -1375,25 +1342,12 @@
         <w:rPr>
           <w:shd w:val="clear" w:color="auto" w:fill="FFFFFF"/>
         </w:rPr>
-        <w:t xml:space="preserve">Find the airport pair with the greatest number of </w:t>
-      </w:r>
-      <w:r>
-        <w:rPr>
-          <w:shd w:val="clear" w:color="auto" w:fill="FFFFFF"/>
-        </w:rPr>
-        <w:t>services operated by different airlines.</w:t>
-      </w:r>
-      <w:r>
-        <w:rPr>
-          <w:shd w:val="clear" w:color="auto" w:fill="FFFFFF"/>
-        </w:rPr>
-        <w:t xml:space="preserve"> </w:t>
-      </w:r>
-    </w:p>
-    <w:p>
-      <w:pPr>
-        <w:pStyle w:val="IntenseQuote"/>
-        <w:jc w:val="left"/>
+        <w:t xml:space="preserve">Find the airport pair with the greatest number of services operated by different airlines. </w:t>
+      </w:r>
+    </w:p>
+    <w:p>
+      <w:pPr>
+        <w:pStyle w:val="Code"/>
       </w:pPr>
       <w:r>
         <w:t>MATCH (</w:t>
@@ -1431,8 +1385,7 @@
     </w:p>
     <w:p>
       <w:pPr>
-        <w:pStyle w:val="IntenseQuote"/>
-        <w:jc w:val="left"/>
+        <w:pStyle w:val="Code"/>
       </w:pPr>
       <w:r>
         <w:t xml:space="preserve">WITH </w:t>
@@ -1440,8 +1393,7 @@
     </w:p>
     <w:p>
       <w:pPr>
-        <w:pStyle w:val="IntenseQuote"/>
-        <w:jc w:val="left"/>
+        <w:pStyle w:val="Code"/>
       </w:pPr>
       <w:r>
         <w:t xml:space="preserve">    CASE WHEN dep.name &lt; arr.name THEN dep.name ELSE arr.name END AS Airport1,</w:t>
@@ -1449,18 +1401,15 @@
     </w:p>
     <w:p>
       <w:pPr>
-        <w:pStyle w:val="IntenseQuote"/>
-        <w:jc w:val="left"/>
-      </w:pPr>
-      <w:r>
-        <w:lastRenderedPageBreak/>
+        <w:pStyle w:val="Code"/>
+      </w:pPr>
+      <w:r>
         <w:t xml:space="preserve">    CASE WHEN dep.name &lt; arr.name THEN arr.name ELSE dep.name END AS Airport2,</w:t>
       </w:r>
     </w:p>
     <w:p>
       <w:pPr>
-        <w:pStyle w:val="IntenseQuote"/>
-        <w:jc w:val="left"/>
+        <w:pStyle w:val="Code"/>
       </w:pPr>
       <w:r>
         <w:t xml:space="preserve">    </w:t>
@@ -1481,8 +1430,7 @@
     </w:p>
     <w:p>
       <w:pPr>
-        <w:pStyle w:val="IntenseQuote"/>
-        <w:jc w:val="left"/>
+        <w:pStyle w:val="Code"/>
       </w:pPr>
       <w:r>
         <w:t>UNWIND planes AS plane</w:t>
@@ -1490,8 +1438,7 @@
     </w:p>
     <w:p>
       <w:pPr>
-        <w:pStyle w:val="IntenseQuote"/>
-        <w:jc w:val="left"/>
+        <w:pStyle w:val="Code"/>
       </w:pPr>
       <w:r>
         <w:t xml:space="preserve">RETURN Airport1, Airport2, </w:t>
@@ -1512,8 +1459,7 @@
     </w:p>
     <w:p>
       <w:pPr>
-        <w:pStyle w:val="IntenseQuote"/>
-        <w:jc w:val="left"/>
+        <w:pStyle w:val="Code"/>
       </w:pPr>
       <w:r>
         <w:t xml:space="preserve">ORDER BY </w:t>
@@ -1529,20 +1475,17 @@
     </w:p>
     <w:p>
       <w:pPr>
-        <w:pStyle w:val="IntenseQuote"/>
-        <w:jc w:val="left"/>
-      </w:pPr>
-      <w:r>
-        <w:t xml:space="preserve">LIMIT </w:t>
-      </w:r>
-      <w:proofErr w:type="gramStart"/>
-      <w:r>
-        <w:t>5;</w:t>
-      </w:r>
-      <w:proofErr w:type="gramEnd"/>
-    </w:p>
-    <w:p>
-      <w:r>
+        <w:pStyle w:val="Code"/>
+      </w:pPr>
+      <w:r>
+        <w:t>LIMIT 5;</w:t>
+      </w:r>
+    </w:p>
+    <w:p>
+      <w:r>
+        <w:rPr>
+          <w:noProof/>
+        </w:rPr>
         <w:drawing>
           <wp:inline distT="0" distB="0" distL="0" distR="0" wp14:anchorId="2648AA3B" wp14:editId="251490A8">
             <wp:extent cx="5731510" cy="1381760"/>
@@ -1582,6 +1525,7 @@
     </w:p>
     <w:p>
       <w:r>
+        <w:lastRenderedPageBreak/>
         <w:t>The route serviced by the most airlines is the route between Chicago O’Hare International Airport to Hartsfied Jackson Atlanta International Airport, which is serviced by 19 individual airlines.</w:t>
       </w:r>
     </w:p>
@@ -1627,8 +1571,7 @@
     </w:p>
     <w:p>
       <w:pPr>
-        <w:pStyle w:val="IntenseQuote"/>
-        <w:jc w:val="left"/>
+        <w:pStyle w:val="Code"/>
       </w:pPr>
       <w:r>
         <w:t>MATCH (</w:t>
@@ -1666,8 +1609,7 @@
     </w:p>
     <w:p>
       <w:pPr>
-        <w:pStyle w:val="IntenseQuote"/>
-        <w:jc w:val="left"/>
+        <w:pStyle w:val="Code"/>
       </w:pPr>
       <w:r>
         <w:t xml:space="preserve">WITH </w:t>
@@ -1675,8 +1617,7 @@
     </w:p>
     <w:p>
       <w:pPr>
-        <w:pStyle w:val="IntenseQuote"/>
-        <w:jc w:val="left"/>
+        <w:pStyle w:val="Code"/>
       </w:pPr>
       <w:r>
         <w:t xml:space="preserve">    CASE WHEN dep.name &lt; arr.name THEN dep.name ELSE arr.name END AS Airport1,</w:t>
@@ -1684,8 +1625,7 @@
     </w:p>
     <w:p>
       <w:pPr>
-        <w:pStyle w:val="IntenseQuote"/>
-        <w:jc w:val="left"/>
+        <w:pStyle w:val="Code"/>
       </w:pPr>
       <w:r>
         <w:t xml:space="preserve">    CASE WHEN dep.name &lt; arr.name THEN arr.name ELSE dep.name END AS Airport2,</w:t>
@@ -1693,11 +1633,9 @@
     </w:p>
     <w:p>
       <w:pPr>
-        <w:pStyle w:val="IntenseQuote"/>
-        <w:jc w:val="left"/>
-      </w:pPr>
-      <w:r>
-        <w:lastRenderedPageBreak/>
+        <w:pStyle w:val="Code"/>
+      </w:pPr>
+      <w:r>
         <w:t xml:space="preserve">    </w:t>
       </w:r>
       <w:proofErr w:type="spellStart"/>
@@ -1716,8 +1654,7 @@
     </w:p>
     <w:p>
       <w:pPr>
-        <w:pStyle w:val="IntenseQuote"/>
-        <w:jc w:val="left"/>
+        <w:pStyle w:val="Code"/>
       </w:pPr>
       <w:r>
         <w:t>UNWIND planes AS plane</w:t>
@@ -1725,8 +1662,7 @@
     </w:p>
     <w:p>
       <w:pPr>
-        <w:pStyle w:val="IntenseQuote"/>
-        <w:jc w:val="left"/>
+        <w:pStyle w:val="Code"/>
       </w:pPr>
       <w:r>
         <w:t xml:space="preserve">RETURN Airport1, Airport2, </w:t>
@@ -1747,8 +1683,7 @@
     </w:p>
     <w:p>
       <w:pPr>
-        <w:pStyle w:val="IntenseQuote"/>
-        <w:jc w:val="left"/>
+        <w:pStyle w:val="Code"/>
       </w:pPr>
       <w:r>
         <w:t xml:space="preserve">ORDER BY </w:t>
@@ -1764,20 +1699,17 @@
     </w:p>
     <w:p>
       <w:pPr>
-        <w:pStyle w:val="IntenseQuote"/>
-        <w:jc w:val="left"/>
-      </w:pPr>
-      <w:r>
-        <w:t xml:space="preserve">LIMIT </w:t>
-      </w:r>
-      <w:proofErr w:type="gramStart"/>
-      <w:r>
-        <w:t>5;</w:t>
-      </w:r>
-      <w:proofErr w:type="gramEnd"/>
-    </w:p>
-    <w:p>
-      <w:r>
+        <w:pStyle w:val="Code"/>
+      </w:pPr>
+      <w:r>
+        <w:t>LIMIT 5;</w:t>
+      </w:r>
+    </w:p>
+    <w:p>
+      <w:r>
+        <w:rPr>
+          <w:noProof/>
+        </w:rPr>
         <w:drawing>
           <wp:inline distT="0" distB="0" distL="0" distR="0" wp14:anchorId="1EEDACA2" wp14:editId="4E4B7C32">
             <wp:extent cx="5731510" cy="3402330"/>
@@ -1817,6 +1749,7 @@
     </w:p>
     <w:p>
       <w:r>
+        <w:lastRenderedPageBreak/>
         <w:t>These are the top five routes serviced by the largest number of distinct aircraft types, with the route between Hong Kong International Airport and Incheon International Airport being serviced by the most, 15.</w:t>
       </w:r>
     </w:p>
@@ -1845,49 +1778,41 @@
         <w:rPr>
           <w:shd w:val="clear" w:color="auto" w:fill="FFFFFF"/>
         </w:rPr>
-        <w:t>Find all possible travel routes from Beijing Capital International Airport</w:t>
-      </w:r>
-      <w:r>
-        <w:rPr>
-          <w:shd w:val="clear" w:color="auto" w:fill="FFFFFF"/>
-        </w:rPr>
-        <w:t xml:space="preserve"> </w:t>
-      </w:r>
-      <w:r>
-        <w:rPr>
-          <w:shd w:val="clear" w:color="auto" w:fill="FFFFFF"/>
-        </w:rPr>
-        <w:t>to Perth International Airport</w:t>
-      </w:r>
-      <w:r>
-        <w:rPr>
-          <w:shd w:val="clear" w:color="auto" w:fill="FFFFFF"/>
-        </w:rPr>
-        <w:t xml:space="preserve"> </w:t>
-      </w:r>
-      <w:r>
-        <w:rPr>
-          <w:shd w:val="clear" w:color="auto" w:fill="FFFFFF"/>
-        </w:rPr>
-        <w:t>where at most 3 hops (i.e., at most 3 ROUTE relationships) are traversed. Treat each unique sequence of airports visited as a distinct route. How many such distinct routes exist?</w:t>
-      </w:r>
-    </w:p>
-    <w:p>
-      <w:pPr>
-        <w:pStyle w:val="IntenseQuote"/>
-        <w:jc w:val="left"/>
-      </w:pPr>
-      <w:r>
-        <w:lastRenderedPageBreak/>
+        <w:t>Find all possible travel routes from Beijing Capital International Airport to Perth International Airport where at most 3 hops (i.e., at most 3 ROUTE relationships) are traversed. Treat each unique sequence of airports visited as a distinct route. How many such distinct routes exist?</w:t>
+      </w:r>
+    </w:p>
+    <w:p>
+      <w:pPr>
+        <w:pStyle w:val="Code"/>
+      </w:pPr>
+      <w:r>
         <w:t>MATCH path = (</w:t>
       </w:r>
       <w:proofErr w:type="spellStart"/>
+      <w:proofErr w:type="gramStart"/>
       <w:r>
         <w:t>start:Airport</w:t>
       </w:r>
       <w:proofErr w:type="spellEnd"/>
-      <w:r>
-        <w:t xml:space="preserve"> {name: 'Beijing Capital International Airport'})-[:ROUTE*1..3]-</w:t>
+      <w:proofErr w:type="gramEnd"/>
+      <w:r>
+        <w:t xml:space="preserve"> {name: 'Beijing Capital International Airport'})-</w:t>
+      </w:r>
+      <w:proofErr w:type="gramStart"/>
+      <w:r>
+        <w:t>[:ROUTE</w:t>
+      </w:r>
+      <w:proofErr w:type="gramEnd"/>
+      <w:r>
+        <w:t>*</w:t>
+      </w:r>
+      <w:proofErr w:type="gramStart"/>
+      <w:r>
+        <w:t>1..</w:t>
+      </w:r>
+      <w:proofErr w:type="gramEnd"/>
+      <w:r>
+        <w:t>3]-</w:t>
       </w:r>
       <w:proofErr w:type="gramStart"/>
       <w:r>
@@ -1905,8 +1830,7 @@
     </w:p>
     <w:p>
       <w:pPr>
-        <w:pStyle w:val="IntenseQuote"/>
-        <w:jc w:val="left"/>
+        <w:pStyle w:val="Code"/>
       </w:pPr>
       <w:r>
         <w:t xml:space="preserve">WITH [a IN nodes(path) | a.name] AS </w:t>
@@ -1919,8 +1843,7 @@
     </w:p>
     <w:p>
       <w:pPr>
-        <w:pStyle w:val="IntenseQuote"/>
-        <w:jc w:val="left"/>
+        <w:pStyle w:val="Code"/>
       </w:pPr>
       <w:r>
         <w:t xml:space="preserve">RETURN </w:t>
@@ -1942,7 +1865,6 @@
         <w:t xml:space="preserve">) AS </w:t>
       </w:r>
       <w:proofErr w:type="spellStart"/>
-      <w:proofErr w:type="gramStart"/>
       <w:r>
         <w:t>NumberOfDistinctRoutes</w:t>
       </w:r>
@@ -1950,10 +1872,12 @@
       <w:r>
         <w:t>;</w:t>
       </w:r>
-      <w:proofErr w:type="gramEnd"/>
-    </w:p>
-    <w:p>
-      <w:r>
+    </w:p>
+    <w:p>
+      <w:r>
+        <w:rPr>
+          <w:noProof/>
+        </w:rPr>
         <w:drawing>
           <wp:anchor distT="0" distB="0" distL="114300" distR="114300" simplePos="0" relativeHeight="251659264" behindDoc="0" locked="0" layoutInCell="1" allowOverlap="1" wp14:anchorId="70086E3E" wp14:editId="288F4959">
             <wp:simplePos x="0" y="0"/>
@@ -2045,9 +1969,13 @@
       </w:r>
     </w:p>
     <w:p>
-      <w:pPr>
-        <w:pStyle w:val="IntenseQuote"/>
-        <w:jc w:val="left"/>
+      <w:r>
+        <w:t>Find the top 5 airports that fly directly to the most distinct foreign countries.</w:t>
+      </w:r>
+    </w:p>
+    <w:p>
+      <w:pPr>
+        <w:pStyle w:val="Code"/>
       </w:pPr>
       <w:r>
         <w:t>MATCH (</w:t>
@@ -2083,8 +2011,7 @@
     </w:p>
     <w:p>
       <w:pPr>
-        <w:pStyle w:val="IntenseQuote"/>
-        <w:jc w:val="left"/>
+        <w:pStyle w:val="Code"/>
       </w:pPr>
       <w:r>
         <w:t xml:space="preserve">WHERE </w:t>
@@ -2109,8 +2036,7 @@
     </w:p>
     <w:p>
       <w:pPr>
-        <w:pStyle w:val="IntenseQuote"/>
-        <w:jc w:val="left"/>
+        <w:pStyle w:val="Code"/>
       </w:pPr>
       <w:r>
         <w:t xml:space="preserve">RETURN </w:t>
@@ -2118,8 +2044,7 @@
     </w:p>
     <w:p>
       <w:pPr>
-        <w:pStyle w:val="IntenseQuote"/>
-        <w:jc w:val="left"/>
+        <w:pStyle w:val="Code"/>
       </w:pPr>
       <w:r>
         <w:t xml:space="preserve">    dep.name AS </w:t>
@@ -2135,8 +2060,7 @@
     </w:p>
     <w:p>
       <w:pPr>
-        <w:pStyle w:val="IntenseQuote"/>
-        <w:jc w:val="left"/>
+        <w:pStyle w:val="Code"/>
       </w:pPr>
       <w:r>
         <w:t xml:space="preserve">    </w:t>
@@ -2162,8 +2086,7 @@
     </w:p>
     <w:p>
       <w:pPr>
-        <w:pStyle w:val="IntenseQuote"/>
-        <w:jc w:val="left"/>
+        <w:pStyle w:val="Code"/>
       </w:pPr>
       <w:r>
         <w:t xml:space="preserve">    </w:t>
@@ -2194,8 +2117,7 @@
     </w:p>
     <w:p>
       <w:pPr>
-        <w:pStyle w:val="IntenseQuote"/>
-        <w:jc w:val="left"/>
+        <w:pStyle w:val="Code"/>
       </w:pPr>
       <w:r>
         <w:t xml:space="preserve">ORDER BY </w:t>
@@ -2211,17 +2133,11 @@
     </w:p>
     <w:p>
       <w:pPr>
-        <w:pStyle w:val="IntenseQuote"/>
-        <w:jc w:val="left"/>
-      </w:pPr>
-      <w:r>
-        <w:t xml:space="preserve">LIMIT </w:t>
-      </w:r>
-      <w:proofErr w:type="gramStart"/>
-      <w:r>
-        <w:t>5;</w:t>
-      </w:r>
-      <w:proofErr w:type="gramEnd"/>
+        <w:pStyle w:val="Code"/>
+      </w:pPr>
+      <w:r>
+        <w:t>LIMIT 5;</w:t>
+      </w:r>
     </w:p>
     <w:p>
       <w:pPr>
@@ -2232,6 +2148,7 @@
       </w:pPr>
       <w:r>
         <w:rPr>
+          <w:noProof/>
           <w:color w:val="auto"/>
         </w:rPr>
         <w:lastRenderedPageBreak/>
@@ -2273,6 +2190,11 @@
       </w:r>
     </w:p>
     <w:p>
+      <w:r>
+        <w:t>The five airports listed above fly directly to the most distinct foreign countries, acting as international gateways.</w:t>
+      </w:r>
+    </w:p>
+    <w:p>
       <w:pPr>
         <w:rPr>
           <w:b/>
@@ -2288,9 +2210,16 @@
       </w:r>
     </w:p>
     <w:p>
-      <w:pPr>
-        <w:pStyle w:val="IntenseQuote"/>
-        <w:jc w:val="left"/>
+      <w:r>
+        <w:t xml:space="preserve">Find the top 10 aircraft types </w:t>
+      </w:r>
+      <w:r>
+        <w:t>that are flown over the greatest number of routes.</w:t>
+      </w:r>
+    </w:p>
+    <w:p>
+      <w:pPr>
+        <w:pStyle w:val="Code"/>
       </w:pPr>
       <w:r>
         <w:t>MATCH ()-[</w:t>
@@ -2316,8 +2245,7 @@
     </w:p>
     <w:p>
       <w:pPr>
-        <w:pStyle w:val="IntenseQuote"/>
-        <w:jc w:val="left"/>
+        <w:pStyle w:val="Code"/>
       </w:pPr>
       <w:r>
         <w:t>WITH collect(</w:t>
@@ -2343,8 +2271,7 @@
     </w:p>
     <w:p>
       <w:pPr>
-        <w:pStyle w:val="IntenseQuote"/>
-        <w:jc w:val="left"/>
+        <w:pStyle w:val="Code"/>
       </w:pPr>
       <w:r>
         <w:t xml:space="preserve">WITH </w:t>
@@ -2378,8 +2305,7 @@
     </w:p>
     <w:p>
       <w:pPr>
-        <w:pStyle w:val="IntenseQuote"/>
-        <w:jc w:val="left"/>
+        <w:pStyle w:val="Code"/>
       </w:pPr>
       <w:r>
         <w:t xml:space="preserve">UNWIND </w:t>
@@ -2413,8 +2339,7 @@
     </w:p>
     <w:p>
       <w:pPr>
-        <w:pStyle w:val="IntenseQuote"/>
-        <w:jc w:val="left"/>
+        <w:pStyle w:val="Code"/>
       </w:pPr>
       <w:r>
         <w:t xml:space="preserve">RETURN </w:t>
@@ -2422,8 +2347,7 @@
     </w:p>
     <w:p>
       <w:pPr>
-        <w:pStyle w:val="IntenseQuote"/>
-        <w:jc w:val="left"/>
+        <w:pStyle w:val="Code"/>
       </w:pPr>
       <w:r>
         <w:t xml:space="preserve">    </w:t>
@@ -2452,8 +2376,7 @@
     </w:p>
     <w:p>
       <w:pPr>
-        <w:pStyle w:val="IntenseQuote"/>
-        <w:jc w:val="left"/>
+        <w:pStyle w:val="Code"/>
       </w:pPr>
       <w:r>
         <w:t xml:space="preserve">    </w:t>
@@ -2479,8 +2402,7 @@
     </w:p>
     <w:p>
       <w:pPr>
-        <w:pStyle w:val="IntenseQuote"/>
-        <w:jc w:val="left"/>
+        <w:pStyle w:val="Code"/>
       </w:pPr>
       <w:r>
         <w:t xml:space="preserve">ORDER BY </w:t>
@@ -2496,21 +2418,17 @@
     </w:p>
     <w:p>
       <w:pPr>
-        <w:pStyle w:val="IntenseQuote"/>
-        <w:jc w:val="left"/>
-      </w:pPr>
-      <w:r>
-        <w:t xml:space="preserve">LIMIT </w:t>
-      </w:r>
-      <w:proofErr w:type="gramStart"/>
-      <w:r>
-        <w:t>10;</w:t>
-      </w:r>
-      <w:proofErr w:type="gramEnd"/>
-    </w:p>
-    <w:p>
-      <w:r>
-        <w:lastRenderedPageBreak/>
+        <w:pStyle w:val="Code"/>
+      </w:pPr>
+      <w:r>
+        <w:t>LIMIT 10;</w:t>
+      </w:r>
+    </w:p>
+    <w:p>
+      <w:r>
+        <w:rPr>
+          <w:noProof/>
+        </w:rPr>
         <w:drawing>
           <wp:inline distT="0" distB="0" distL="0" distR="0" wp14:anchorId="739D606B" wp14:editId="050CACC8">
             <wp:extent cx="5731510" cy="2467610"/>
@@ -2549,6 +2467,12 @@
       </w:r>
     </w:p>
     <w:p>
+      <w:r>
+        <w:lastRenderedPageBreak/>
+        <w:t>The above 5 aircraft types are the most utilized aircraft types across the globe, noticeably the Airbus A320 which flies over ~33% more routes than the second most utilized aircraft, the Boeing 737-800.</w:t>
+      </w:r>
+    </w:p>
+    <w:p>
       <w:pPr>
         <w:pStyle w:val="Heading2"/>
         <w:rPr>
@@ -2562,6 +2486,7 @@
         <w:t>Practical Applications of Graph Data Science</w:t>
       </w:r>
     </w:p>
+    <w:p/>
     <w:p>
       <w:pPr>
         <w:pStyle w:val="Heading2"/>
@@ -2574,6 +2499,191 @@
           <w:color w:val="auto"/>
         </w:rPr>
         <w:t>Purpose of Metadata in Graph Databases</w:t>
+      </w:r>
+    </w:p>
+    <w:p>
+      <w:r>
+        <w:t>Graph databases existing in graph database management systems such as Neo4j store important information about the structure of the graph database itself through meta data such as node labels, relationship types, and property keys.</w:t>
+      </w:r>
+    </w:p>
+    <w:p>
+      <w:r>
+        <w:t xml:space="preserve">As such, it is crucial to not only include metadata when designing a graph database, but also to implement metadata in a way to maximise both efficiency and data quality. Metadata refers to the structure of the database, including node labels (e.g. Airport, Airline), relationship types (e.g. ROUTE), and property keys (e.g. city, </w:t>
+      </w:r>
+      <w:proofErr w:type="spellStart"/>
+      <w:r>
+        <w:t>aircraft_types</w:t>
+      </w:r>
+      <w:proofErr w:type="spellEnd"/>
+      <w:r>
+        <w:t>). While graph databases are technically schema-optional (</w:t>
+      </w:r>
+      <w:proofErr w:type="gramStart"/>
+      <w:r>
+        <w:t>meaning</w:t>
+      </w:r>
+      <w:proofErr w:type="gramEnd"/>
+      <w:r>
+        <w:t xml:space="preserve"> you can add any property to any node at any time), it is important to define a schema through metadata and maintain it through the lifecycle of the database for the following reasons:</w:t>
+      </w:r>
+    </w:p>
+    <w:p>
+      <w:pPr>
+        <w:pStyle w:val="ListParagraph"/>
+        <w:numPr>
+          <w:ilvl w:val="0"/>
+          <w:numId w:val="7"/>
+        </w:numPr>
+      </w:pPr>
+      <w:r>
+        <w:t>Data Integrity – By defining a specific schema with labels and property keys, you can apply specific uniqueness and existence constraints on the data. For example, in the database described in this report, I</w:t>
+      </w:r>
+      <w:r>
+        <w:t xml:space="preserve"> defined a uniqueness constraint on the name property on the Airport node when loading in the data. Without metadata, I would not be able to reference specific properties and maintaining this integrity would be impossible.</w:t>
+      </w:r>
+    </w:p>
+    <w:p>
+      <w:pPr>
+        <w:pStyle w:val="ListParagraph"/>
+        <w:numPr>
+          <w:ilvl w:val="0"/>
+          <w:numId w:val="7"/>
+        </w:numPr>
+      </w:pPr>
+      <w:r>
+        <w:t>Modelling strategy – Understanding the metadata limitations of a graph database can directly influence the design choices in the planning stage. For example, knowing that relationships cannot be between a node and another relationship informed my decision to map the Airline name as a property on the ROUTE relationship.</w:t>
+      </w:r>
+    </w:p>
+    <w:p>
+      <w:pPr>
+        <w:pStyle w:val="ListParagraph"/>
+        <w:numPr>
+          <w:ilvl w:val="0"/>
+          <w:numId w:val="7"/>
+        </w:numPr>
+      </w:pPr>
+      <w:r>
+        <w:t>Maintenance – If the metadata of a graph data base is logical designed and well-documented, databases can easily be maintained in the future, even in the case of a change of ownership. If the database needs to be updated in the future, adjustments can easily be made guided by the initial design choices laid out by the metadata.</w:t>
+      </w:r>
+    </w:p>
+    <w:p>
+      <w:r>
+        <w:t>Furthermore, thoughtful design through metadata can even be leveraged to write more effective and efficient Cypher queries.</w:t>
+      </w:r>
+      <w:r>
+        <w:t xml:space="preserve"> Tools such as ‘</w:t>
+      </w:r>
+      <w:proofErr w:type="spellStart"/>
+      <w:proofErr w:type="gramStart"/>
+      <w:r>
+        <w:t>apoc.meta</w:t>
+      </w:r>
+      <w:proofErr w:type="gramEnd"/>
+      <w:r>
+        <w:t>.</w:t>
+      </w:r>
+      <w:proofErr w:type="gramStart"/>
+      <w:r>
+        <w:t>schema</w:t>
+      </w:r>
+      <w:proofErr w:type="spellEnd"/>
+      <w:r>
+        <w:t>(</w:t>
+      </w:r>
+      <w:proofErr w:type="gramEnd"/>
+      <w:r>
+        <w:t>)</w:t>
+      </w:r>
+      <w:r>
+        <w:t>’</w:t>
+      </w:r>
+      <w:r>
+        <w:t xml:space="preserve"> or </w:t>
+      </w:r>
+      <w:r>
+        <w:t>‘</w:t>
+      </w:r>
+      <w:proofErr w:type="spellStart"/>
+      <w:proofErr w:type="gramStart"/>
+      <w:r>
+        <w:t>db.schema</w:t>
+      </w:r>
+      <w:proofErr w:type="gramEnd"/>
+      <w:r>
+        <w:t>.</w:t>
+      </w:r>
+      <w:proofErr w:type="gramStart"/>
+      <w:r>
+        <w:t>visualization</w:t>
+      </w:r>
+      <w:proofErr w:type="spellEnd"/>
+      <w:r>
+        <w:t>(</w:t>
+      </w:r>
+      <w:proofErr w:type="gramEnd"/>
+      <w:r>
+        <w:t>)</w:t>
+      </w:r>
+      <w:r>
+        <w:t>’ allow you visually see the graph’s metadata laid out in front of you, providing insight into the dataset without having to read low-level files or documentation.</w:t>
+      </w:r>
+      <w:r>
+        <w:t xml:space="preserve"> This would allow a new developer to the project to instantly understand </w:t>
+      </w:r>
+      <w:r>
+        <w:lastRenderedPageBreak/>
+        <w:t>the relationships between the data, for example they would be able to see that there is no direct relationship between Airline and Airport. Furthermore, calling ‘</w:t>
+      </w:r>
+      <w:proofErr w:type="spellStart"/>
+      <w:proofErr w:type="gramStart"/>
+      <w:r>
+        <w:t>apoc.meta</w:t>
+      </w:r>
+      <w:proofErr w:type="gramEnd"/>
+      <w:r>
+        <w:t>.</w:t>
+      </w:r>
+      <w:proofErr w:type="gramStart"/>
+      <w:r>
+        <w:t>schema</w:t>
+      </w:r>
+      <w:proofErr w:type="spellEnd"/>
+      <w:r>
+        <w:t>(</w:t>
+      </w:r>
+      <w:proofErr w:type="gramEnd"/>
+      <w:r>
+        <w:t>)</w:t>
+      </w:r>
+      <w:r>
+        <w:t xml:space="preserve">’ would even allow them to understand the properties of nodes and relationships, for example, they would be able to see that </w:t>
+      </w:r>
+      <w:proofErr w:type="spellStart"/>
+      <w:r>
+        <w:t>aircraft_types</w:t>
+      </w:r>
+      <w:proofErr w:type="spellEnd"/>
+      <w:r>
+        <w:t xml:space="preserve"> is a list of strings under the ROUTE relationship. Beyond improving visibility, metadata can also be used to optimise queries through specifying node labels or relationship types meaning that Neo4j can restrict the search space rather that searching the entire database, significantly reducing the computing required to execute the query. Finally, specific commands can also use metadata to write advanced queries that dynamically adapt to the structure of the graph. For example, using the call ‘</w:t>
+      </w:r>
+      <w:proofErr w:type="spellStart"/>
+      <w:proofErr w:type="gramStart"/>
+      <w:r>
+        <w:t>db.relationshipTypes</w:t>
+      </w:r>
+      <w:proofErr w:type="spellEnd"/>
+      <w:proofErr w:type="gramEnd"/>
+      <w:r>
+        <w:t>()</w:t>
+      </w:r>
+      <w:r>
+        <w:t>’ you can search the database for all relationship types and then generat</w:t>
+      </w:r>
+      <w:r>
+        <w:t>e</w:t>
+      </w:r>
+      <w:r>
+        <w:t xml:space="preserve"> an output that describes each relationship it finds.</w:t>
       </w:r>
     </w:p>
     <w:sectPr>
@@ -2928,6 +3038,95 @@
     </w:lvl>
   </w:abstractNum>
   <w:abstractNum w:abstractNumId="3" w15:restartNumberingAfterBreak="0">
+    <w:nsid w:val="31CC093E"/>
+    <w:multiLevelType w:val="hybridMultilevel"/>
+    <w:tmpl w:val="F7B0BAF8"/>
+    <w:lvl w:ilvl="0" w:tplc="0C09000F">
+      <w:start w:val="1"/>
+      <w:numFmt w:val="decimal"/>
+      <w:lvlText w:val="%1."/>
+      <w:lvlJc w:val="left"/>
+      <w:pPr>
+        <w:ind w:left="720" w:hanging="360"/>
+      </w:pPr>
+      <w:rPr>
+        <w:rFonts w:hint="default"/>
+      </w:rPr>
+    </w:lvl>
+    <w:lvl w:ilvl="1" w:tplc="0C090019" w:tentative="1">
+      <w:start w:val="1"/>
+      <w:numFmt w:val="lowerLetter"/>
+      <w:lvlText w:val="%2."/>
+      <w:lvlJc w:val="left"/>
+      <w:pPr>
+        <w:ind w:left="1440" w:hanging="360"/>
+      </w:pPr>
+    </w:lvl>
+    <w:lvl w:ilvl="2" w:tplc="0C09001B" w:tentative="1">
+      <w:start w:val="1"/>
+      <w:numFmt w:val="lowerRoman"/>
+      <w:lvlText w:val="%3."/>
+      <w:lvlJc w:val="right"/>
+      <w:pPr>
+        <w:ind w:left="2160" w:hanging="180"/>
+      </w:pPr>
+    </w:lvl>
+    <w:lvl w:ilvl="3" w:tplc="0C09000F" w:tentative="1">
+      <w:start w:val="1"/>
+      <w:numFmt w:val="decimal"/>
+      <w:lvlText w:val="%4."/>
+      <w:lvlJc w:val="left"/>
+      <w:pPr>
+        <w:ind w:left="2880" w:hanging="360"/>
+      </w:pPr>
+    </w:lvl>
+    <w:lvl w:ilvl="4" w:tplc="0C090019" w:tentative="1">
+      <w:start w:val="1"/>
+      <w:numFmt w:val="lowerLetter"/>
+      <w:lvlText w:val="%5."/>
+      <w:lvlJc w:val="left"/>
+      <w:pPr>
+        <w:ind w:left="3600" w:hanging="360"/>
+      </w:pPr>
+    </w:lvl>
+    <w:lvl w:ilvl="5" w:tplc="0C09001B" w:tentative="1">
+      <w:start w:val="1"/>
+      <w:numFmt w:val="lowerRoman"/>
+      <w:lvlText w:val="%6."/>
+      <w:lvlJc w:val="right"/>
+      <w:pPr>
+        <w:ind w:left="4320" w:hanging="180"/>
+      </w:pPr>
+    </w:lvl>
+    <w:lvl w:ilvl="6" w:tplc="0C09000F" w:tentative="1">
+      <w:start w:val="1"/>
+      <w:numFmt w:val="decimal"/>
+      <w:lvlText w:val="%7."/>
+      <w:lvlJc w:val="left"/>
+      <w:pPr>
+        <w:ind w:left="5040" w:hanging="360"/>
+      </w:pPr>
+    </w:lvl>
+    <w:lvl w:ilvl="7" w:tplc="0C090019" w:tentative="1">
+      <w:start w:val="1"/>
+      <w:numFmt w:val="lowerLetter"/>
+      <w:lvlText w:val="%8."/>
+      <w:lvlJc w:val="left"/>
+      <w:pPr>
+        <w:ind w:left="5760" w:hanging="360"/>
+      </w:pPr>
+    </w:lvl>
+    <w:lvl w:ilvl="8" w:tplc="0C09001B" w:tentative="1">
+      <w:start w:val="1"/>
+      <w:numFmt w:val="lowerRoman"/>
+      <w:lvlText w:val="%9."/>
+      <w:lvlJc w:val="right"/>
+      <w:pPr>
+        <w:ind w:left="6480" w:hanging="180"/>
+      </w:pPr>
+    </w:lvl>
+  </w:abstractNum>
+  <w:abstractNum w:abstractNumId="4" w15:restartNumberingAfterBreak="0">
     <w:nsid w:val="31EB4748"/>
     <w:multiLevelType w:val="hybridMultilevel"/>
     <w:tmpl w:val="1BF26112"/>
@@ -3039,8 +3238,210 @@
       </w:rPr>
     </w:lvl>
   </w:abstractNum>
+  <w:abstractNum w:abstractNumId="5" w15:restartNumberingAfterBreak="0">
+    <w:nsid w:val="36CB4F63"/>
+    <w:multiLevelType w:val="hybridMultilevel"/>
+    <w:tmpl w:val="9ED847E6"/>
+    <w:lvl w:ilvl="0" w:tplc="0C090001">
+      <w:start w:val="1"/>
+      <w:numFmt w:val="bullet"/>
+      <w:lvlText w:val=""/>
+      <w:lvlJc w:val="left"/>
+      <w:pPr>
+        <w:ind w:left="1440" w:hanging="360"/>
+      </w:pPr>
+      <w:rPr>
+        <w:rFonts w:ascii="Symbol" w:hAnsi="Symbol" w:hint="default"/>
+      </w:rPr>
+    </w:lvl>
+    <w:lvl w:ilvl="1" w:tplc="0C090003" w:tentative="1">
+      <w:start w:val="1"/>
+      <w:numFmt w:val="bullet"/>
+      <w:lvlText w:val="o"/>
+      <w:lvlJc w:val="left"/>
+      <w:pPr>
+        <w:ind w:left="2160" w:hanging="360"/>
+      </w:pPr>
+      <w:rPr>
+        <w:rFonts w:ascii="Courier New" w:hAnsi="Courier New" w:cs="Courier New" w:hint="default"/>
+      </w:rPr>
+    </w:lvl>
+    <w:lvl w:ilvl="2" w:tplc="0C090005" w:tentative="1">
+      <w:start w:val="1"/>
+      <w:numFmt w:val="bullet"/>
+      <w:lvlText w:val=""/>
+      <w:lvlJc w:val="left"/>
+      <w:pPr>
+        <w:ind w:left="2880" w:hanging="360"/>
+      </w:pPr>
+      <w:rPr>
+        <w:rFonts w:ascii="Wingdings" w:hAnsi="Wingdings" w:hint="default"/>
+      </w:rPr>
+    </w:lvl>
+    <w:lvl w:ilvl="3" w:tplc="0C090001" w:tentative="1">
+      <w:start w:val="1"/>
+      <w:numFmt w:val="bullet"/>
+      <w:lvlText w:val=""/>
+      <w:lvlJc w:val="left"/>
+      <w:pPr>
+        <w:ind w:left="3600" w:hanging="360"/>
+      </w:pPr>
+      <w:rPr>
+        <w:rFonts w:ascii="Symbol" w:hAnsi="Symbol" w:hint="default"/>
+      </w:rPr>
+    </w:lvl>
+    <w:lvl w:ilvl="4" w:tplc="0C090003" w:tentative="1">
+      <w:start w:val="1"/>
+      <w:numFmt w:val="bullet"/>
+      <w:lvlText w:val="o"/>
+      <w:lvlJc w:val="left"/>
+      <w:pPr>
+        <w:ind w:left="4320" w:hanging="360"/>
+      </w:pPr>
+      <w:rPr>
+        <w:rFonts w:ascii="Courier New" w:hAnsi="Courier New" w:cs="Courier New" w:hint="default"/>
+      </w:rPr>
+    </w:lvl>
+    <w:lvl w:ilvl="5" w:tplc="0C090005" w:tentative="1">
+      <w:start w:val="1"/>
+      <w:numFmt w:val="bullet"/>
+      <w:lvlText w:val=""/>
+      <w:lvlJc w:val="left"/>
+      <w:pPr>
+        <w:ind w:left="5040" w:hanging="360"/>
+      </w:pPr>
+      <w:rPr>
+        <w:rFonts w:ascii="Wingdings" w:hAnsi="Wingdings" w:hint="default"/>
+      </w:rPr>
+    </w:lvl>
+    <w:lvl w:ilvl="6" w:tplc="0C090001" w:tentative="1">
+      <w:start w:val="1"/>
+      <w:numFmt w:val="bullet"/>
+      <w:lvlText w:val=""/>
+      <w:lvlJc w:val="left"/>
+      <w:pPr>
+        <w:ind w:left="5760" w:hanging="360"/>
+      </w:pPr>
+      <w:rPr>
+        <w:rFonts w:ascii="Symbol" w:hAnsi="Symbol" w:hint="default"/>
+      </w:rPr>
+    </w:lvl>
+    <w:lvl w:ilvl="7" w:tplc="0C090003" w:tentative="1">
+      <w:start w:val="1"/>
+      <w:numFmt w:val="bullet"/>
+      <w:lvlText w:val="o"/>
+      <w:lvlJc w:val="left"/>
+      <w:pPr>
+        <w:ind w:left="6480" w:hanging="360"/>
+      </w:pPr>
+      <w:rPr>
+        <w:rFonts w:ascii="Courier New" w:hAnsi="Courier New" w:cs="Courier New" w:hint="default"/>
+      </w:rPr>
+    </w:lvl>
+    <w:lvl w:ilvl="8" w:tplc="0C090005" w:tentative="1">
+      <w:start w:val="1"/>
+      <w:numFmt w:val="bullet"/>
+      <w:lvlText w:val=""/>
+      <w:lvlJc w:val="left"/>
+      <w:pPr>
+        <w:ind w:left="7200" w:hanging="360"/>
+      </w:pPr>
+      <w:rPr>
+        <w:rFonts w:ascii="Wingdings" w:hAnsi="Wingdings" w:hint="default"/>
+      </w:rPr>
+    </w:lvl>
+  </w:abstractNum>
+  <w:abstractNum w:abstractNumId="6" w15:restartNumberingAfterBreak="0">
+    <w:nsid w:val="38F00106"/>
+    <w:multiLevelType w:val="hybridMultilevel"/>
+    <w:tmpl w:val="5840010A"/>
+    <w:lvl w:ilvl="0" w:tplc="0C09000F">
+      <w:start w:val="1"/>
+      <w:numFmt w:val="decimal"/>
+      <w:lvlText w:val="%1."/>
+      <w:lvlJc w:val="left"/>
+      <w:pPr>
+        <w:ind w:left="720" w:hanging="360"/>
+      </w:pPr>
+      <w:rPr>
+        <w:rFonts w:hint="default"/>
+      </w:rPr>
+    </w:lvl>
+    <w:lvl w:ilvl="1" w:tplc="0C090019" w:tentative="1">
+      <w:start w:val="1"/>
+      <w:numFmt w:val="lowerLetter"/>
+      <w:lvlText w:val="%2."/>
+      <w:lvlJc w:val="left"/>
+      <w:pPr>
+        <w:ind w:left="1440" w:hanging="360"/>
+      </w:pPr>
+    </w:lvl>
+    <w:lvl w:ilvl="2" w:tplc="0C09001B" w:tentative="1">
+      <w:start w:val="1"/>
+      <w:numFmt w:val="lowerRoman"/>
+      <w:lvlText w:val="%3."/>
+      <w:lvlJc w:val="right"/>
+      <w:pPr>
+        <w:ind w:left="2160" w:hanging="180"/>
+      </w:pPr>
+    </w:lvl>
+    <w:lvl w:ilvl="3" w:tplc="0C09000F" w:tentative="1">
+      <w:start w:val="1"/>
+      <w:numFmt w:val="decimal"/>
+      <w:lvlText w:val="%4."/>
+      <w:lvlJc w:val="left"/>
+      <w:pPr>
+        <w:ind w:left="2880" w:hanging="360"/>
+      </w:pPr>
+    </w:lvl>
+    <w:lvl w:ilvl="4" w:tplc="0C090019" w:tentative="1">
+      <w:start w:val="1"/>
+      <w:numFmt w:val="lowerLetter"/>
+      <w:lvlText w:val="%5."/>
+      <w:lvlJc w:val="left"/>
+      <w:pPr>
+        <w:ind w:left="3600" w:hanging="360"/>
+      </w:pPr>
+    </w:lvl>
+    <w:lvl w:ilvl="5" w:tplc="0C09001B" w:tentative="1">
+      <w:start w:val="1"/>
+      <w:numFmt w:val="lowerRoman"/>
+      <w:lvlText w:val="%6."/>
+      <w:lvlJc w:val="right"/>
+      <w:pPr>
+        <w:ind w:left="4320" w:hanging="180"/>
+      </w:pPr>
+    </w:lvl>
+    <w:lvl w:ilvl="6" w:tplc="0C09000F" w:tentative="1">
+      <w:start w:val="1"/>
+      <w:numFmt w:val="decimal"/>
+      <w:lvlText w:val="%7."/>
+      <w:lvlJc w:val="left"/>
+      <w:pPr>
+        <w:ind w:left="5040" w:hanging="360"/>
+      </w:pPr>
+    </w:lvl>
+    <w:lvl w:ilvl="7" w:tplc="0C090019" w:tentative="1">
+      <w:start w:val="1"/>
+      <w:numFmt w:val="lowerLetter"/>
+      <w:lvlText w:val="%8."/>
+      <w:lvlJc w:val="left"/>
+      <w:pPr>
+        <w:ind w:left="5760" w:hanging="360"/>
+      </w:pPr>
+    </w:lvl>
+    <w:lvl w:ilvl="8" w:tplc="0C09001B" w:tentative="1">
+      <w:start w:val="1"/>
+      <w:numFmt w:val="lowerRoman"/>
+      <w:lvlText w:val="%9."/>
+      <w:lvlJc w:val="right"/>
+      <w:pPr>
+        <w:ind w:left="6480" w:hanging="180"/>
+      </w:pPr>
+    </w:lvl>
+  </w:abstractNum>
   <w:num w:numId="1" w16cid:durableId="789282572">
-    <w:abstractNumId w:val="3"/>
+    <w:abstractNumId w:val="4"/>
   </w:num>
   <w:num w:numId="2" w16cid:durableId="1027802295">
     <w:abstractNumId w:val="1"/>
@@ -3050,6 +3451,15 @@
   </w:num>
   <w:num w:numId="4" w16cid:durableId="682630376">
     <w:abstractNumId w:val="2"/>
+  </w:num>
+  <w:num w:numId="5" w16cid:durableId="1196969165">
+    <w:abstractNumId w:val="6"/>
+  </w:num>
+  <w:num w:numId="6" w16cid:durableId="1972326830">
+    <w:abstractNumId w:val="5"/>
+  </w:num>
+  <w:num w:numId="7" w16cid:durableId="888955306">
+    <w:abstractNumId w:val="3"/>
   </w:num>
 </w:numbering>
 </file>
@@ -3656,7 +4066,6 @@
   <w:style w:type="character" w:default="1" w:styleId="DefaultParagraphFont">
     <w:name w:val="Default Paragraph Font"/>
     <w:uiPriority w:val="1"/>
-    <w:semiHidden/>
     <w:unhideWhenUsed/>
   </w:style>
   <w:style w:type="table" w:default="1" w:styleId="TableNormal">
@@ -3980,6 +4389,29 @@
       <w:bCs/>
     </w:rPr>
   </w:style>
+  <w:style w:type="paragraph" w:customStyle="1" w:styleId="Code">
+    <w:name w:val="Code"/>
+    <w:basedOn w:val="IntenseQuote"/>
+    <w:link w:val="CodeChar"/>
+    <w:qFormat/>
+    <w:rsid w:val="00952BD3"/>
+    <w:pPr>
+      <w:spacing w:before="120" w:after="120"/>
+      <w:ind w:left="862" w:right="862"/>
+      <w:jc w:val="left"/>
+    </w:pPr>
+  </w:style>
+  <w:style w:type="character" w:customStyle="1" w:styleId="CodeChar">
+    <w:name w:val="Code Char"/>
+    <w:basedOn w:val="IntenseQuoteChar"/>
+    <w:link w:val="Code"/>
+    <w:rsid w:val="00952BD3"/>
+    <w:rPr>
+      <w:i/>
+      <w:iCs/>
+      <w:color w:val="0F4761" w:themeColor="accent1" w:themeShade="BF"/>
+    </w:rPr>
+  </w:style>
 </w:styles>
 </file>
 

--- a/Project 2 - Graph Database Design and Cypher Query.docx
+++ b/Project 2 - Graph Database Design and Cypher Query.docx
@@ -236,7 +236,7 @@
                     <pic:cNvPicPr/>
                   </pic:nvPicPr>
                   <pic:blipFill>
-                    <a:blip r:embed="rId5"/>
+                    <a:blip r:embed="rId6"/>
                     <a:stretch>
                       <a:fillRect/>
                     </a:stretch>
@@ -341,7 +341,7 @@
                     <pic:cNvPicPr/>
                   </pic:nvPicPr>
                   <pic:blipFill>
-                    <a:blip r:embed="rId6"/>
+                    <a:blip r:embed="rId7"/>
                     <a:stretch>
                       <a:fillRect/>
                     </a:stretch>
@@ -419,7 +419,7 @@
                     <pic:cNvPicPr/>
                   </pic:nvPicPr>
                   <pic:blipFill>
-                    <a:blip r:embed="rId7"/>
+                    <a:blip r:embed="rId8"/>
                     <a:stretch>
                       <a:fillRect/>
                     </a:stretch>
@@ -466,7 +466,7 @@
                     <pic:cNvPicPr/>
                   </pic:nvPicPr>
                   <pic:blipFill>
-                    <a:blip r:embed="rId8"/>
+                    <a:blip r:embed="rId9"/>
                     <a:stretch>
                       <a:fillRect/>
                     </a:stretch>
@@ -531,7 +531,7 @@
                     <pic:cNvPicPr/>
                   </pic:nvPicPr>
                   <pic:blipFill>
-                    <a:blip r:embed="rId9"/>
+                    <a:blip r:embed="rId10"/>
                     <a:stretch>
                       <a:fillRect/>
                     </a:stretch>
@@ -580,8 +580,13 @@
       <w:proofErr w:type="spellEnd"/>
       <w:proofErr w:type="gramEnd"/>
       <w:r>
-        <w:t>) REQUIRE a.name IS UNIQUE;</w:t>
-      </w:r>
+        <w:t xml:space="preserve">) REQUIRE a.name IS </w:t>
+      </w:r>
+      <w:proofErr w:type="gramStart"/>
+      <w:r>
+        <w:t>UNIQUE;</w:t>
+      </w:r>
+      <w:proofErr w:type="gramEnd"/>
     </w:p>
     <w:p>
       <w:pPr>
@@ -598,8 +603,13 @@
       <w:proofErr w:type="spellEnd"/>
       <w:proofErr w:type="gramEnd"/>
       <w:r>
-        <w:t>) REQUIRE air.name IS UNIQUE;</w:t>
-      </w:r>
+        <w:t xml:space="preserve">) REQUIRE air.name IS </w:t>
+      </w:r>
+      <w:proofErr w:type="gramStart"/>
+      <w:r>
+        <w:t>UNIQUE;</w:t>
+      </w:r>
+      <w:proofErr w:type="gramEnd"/>
     </w:p>
     <w:p>
       <w:r>
@@ -927,8 +937,13 @@
       </w:r>
       <w:proofErr w:type="spellEnd"/>
       <w:r>
-        <w:t>, ';');</w:t>
-      </w:r>
+        <w:t>, ';'</w:t>
+      </w:r>
+      <w:proofErr w:type="gramStart"/>
+      <w:r>
+        <w:t>);</w:t>
+      </w:r>
+      <w:proofErr w:type="gramEnd"/>
     </w:p>
     <w:p>
       <w:r>
@@ -1041,7 +1056,7 @@
                     <pic:cNvPicPr/>
                   </pic:nvPicPr>
                   <pic:blipFill>
-                    <a:blip r:embed="rId10">
+                    <a:blip r:embed="rId11">
                       <a:extLst>
                         <a:ext uri="{28A0092B-C50C-407E-A947-70E740481C1C}">
                           <a14:useLocalDpi xmlns:a14="http://schemas.microsoft.com/office/drawing/2010/main" val="0"/>
@@ -1255,6 +1270,7 @@
         <w:t xml:space="preserve"> THEN 1 ELSE 0 END) AS </w:t>
       </w:r>
       <w:proofErr w:type="spellStart"/>
+      <w:proofErr w:type="gramStart"/>
       <w:r>
         <w:t>InternationalRecords</w:t>
       </w:r>
@@ -1262,6 +1278,7 @@
       <w:r>
         <w:t>;</w:t>
       </w:r>
+      <w:proofErr w:type="gramEnd"/>
     </w:p>
     <w:p>
       <w:pPr>
@@ -1291,7 +1308,7 @@
                     <pic:cNvPicPr/>
                   </pic:nvPicPr>
                   <pic:blipFill>
-                    <a:blip r:embed="rId11"/>
+                    <a:blip r:embed="rId12"/>
                     <a:stretch>
                       <a:fillRect/>
                     </a:stretch>
@@ -1502,7 +1519,7 @@
                     <pic:cNvPicPr/>
                   </pic:nvPicPr>
                   <pic:blipFill>
-                    <a:blip r:embed="rId12"/>
+                    <a:blip r:embed="rId13"/>
                     <a:stretch>
                       <a:fillRect/>
                     </a:stretch>
@@ -1726,7 +1743,7 @@
                     <pic:cNvPicPr/>
                   </pic:nvPicPr>
                   <pic:blipFill>
-                    <a:blip r:embed="rId13"/>
+                    <a:blip r:embed="rId14"/>
                     <a:stretch>
                       <a:fillRect/>
                     </a:stretch>
@@ -1865,6 +1882,7 @@
         <w:t xml:space="preserve">) AS </w:t>
       </w:r>
       <w:proofErr w:type="spellStart"/>
+      <w:proofErr w:type="gramStart"/>
       <w:r>
         <w:t>NumberOfDistinctRoutes</w:t>
       </w:r>
@@ -1872,6 +1890,7 @@
       <w:r>
         <w:t>;</w:t>
       </w:r>
+      <w:proofErr w:type="gramEnd"/>
     </w:p>
     <w:p>
       <w:r>
@@ -1902,7 +1921,7 @@
                     <pic:cNvPicPr/>
                   </pic:nvPicPr>
                   <pic:blipFill>
-                    <a:blip r:embed="rId14">
+                    <a:blip r:embed="rId15">
                       <a:extLst>
                         <a:ext uri="{28A0092B-C50C-407E-A947-70E740481C1C}">
                           <a14:useLocalDpi xmlns:a14="http://schemas.microsoft.com/office/drawing/2010/main" val="0"/>
@@ -1974,6 +1993,11 @@
       </w:r>
     </w:p>
     <w:p>
+      <w:r>
+        <w:t>This query leverages the country property stored directly on the airport node to measure global connectivity rather than the raw number of flights.</w:t>
+      </w:r>
+    </w:p>
+    <w:p>
       <w:pPr>
         <w:pStyle w:val="Code"/>
       </w:pPr>
@@ -2136,7 +2160,21 @@
         <w:pStyle w:val="Code"/>
       </w:pPr>
       <w:r>
-        <w:t>LIMIT 5;</w:t>
+        <w:t xml:space="preserve">LIMIT </w:t>
+      </w:r>
+      <w:proofErr w:type="gramStart"/>
+      <w:r>
+        <w:t>5;</w:t>
+      </w:r>
+      <w:proofErr w:type="gramEnd"/>
+    </w:p>
+    <w:p>
+      <w:r>
+        <w:lastRenderedPageBreak/>
+        <w:t xml:space="preserve">This query works by first matching all routes except those that connect two airport nodes with the same country property. This filters out all domestic routes leaving only international routes. It then aggregates the results by the airports’ name and country and counts the distinct number of </w:t>
+      </w:r>
+      <w:r>
+        <w:t>countries connected to that airport. The results are ordered by number of distinct of countries from highest to lowest, limited to 5 results.</w:t>
       </w:r>
     </w:p>
     <w:p>
@@ -2151,7 +2189,6 @@
           <w:noProof/>
           <w:color w:val="auto"/>
         </w:rPr>
-        <w:lastRenderedPageBreak/>
         <w:drawing>
           <wp:inline distT="0" distB="0" distL="0" distR="0" wp14:anchorId="5E127AFA" wp14:editId="62DF25A7">
             <wp:extent cx="5731510" cy="2195195"/>
@@ -2168,7 +2205,7 @@
                     <pic:cNvPicPr/>
                   </pic:nvPicPr>
                   <pic:blipFill>
-                    <a:blip r:embed="rId15"/>
+                    <a:blip r:embed="rId16"/>
                     <a:stretch>
                       <a:fillRect/>
                     </a:stretch>
@@ -2193,6 +2230,17 @@
       <w:r>
         <w:t>The five airports listed above fly directly to the most distinct foreign countries, acting as international gateways.</w:t>
       </w:r>
+      <w:r>
+        <w:t xml:space="preserve"> What is visible is that major airports in Europe reach </w:t>
+      </w:r>
+      <w:proofErr w:type="gramStart"/>
+      <w:r>
+        <w:t>a large number of</w:t>
+      </w:r>
+      <w:proofErr w:type="gramEnd"/>
+      <w:r>
+        <w:t xml:space="preserve"> countries, since Europe is so densely packed with countries. This is especially true for Paris, as one of the most popular tourist destinations in the world. Dubai International Airport is expected to be on this list as one of the busiest airports in the world by passenger traffic, acting as a large international hub.</w:t>
+      </w:r>
     </w:p>
     <w:p>
       <w:pPr>
@@ -2218,6 +2266,19 @@
       </w:r>
     </w:p>
     <w:p>
+      <w:r>
+        <w:t xml:space="preserve">This query leverages the </w:t>
+      </w:r>
+      <w:proofErr w:type="spellStart"/>
+      <w:r>
+        <w:t>apoc</w:t>
+      </w:r>
+      <w:proofErr w:type="spellEnd"/>
+      <w:r>
+        <w:t xml:space="preserve"> library to flatten the arrays of aircraft types stored on the ROUTE relationship and count them in an efficient way.</w:t>
+      </w:r>
+    </w:p>
+    <w:p>
       <w:pPr>
         <w:pStyle w:val="Code"/>
       </w:pPr>
@@ -2421,7 +2482,63 @@
         <w:pStyle w:val="Code"/>
       </w:pPr>
       <w:r>
-        <w:t>LIMIT 10;</w:t>
+        <w:t xml:space="preserve">LIMIT </w:t>
+      </w:r>
+      <w:proofErr w:type="gramStart"/>
+      <w:r>
+        <w:t>10;</w:t>
+      </w:r>
+      <w:proofErr w:type="gramEnd"/>
+    </w:p>
+    <w:p>
+      <w:r>
+        <w:lastRenderedPageBreak/>
+        <w:t>The query first matches all routes in the database and collects every list of aircraft types.</w:t>
+      </w:r>
+      <w:r>
+        <w:t xml:space="preserve"> Then using </w:t>
+      </w:r>
+      <w:proofErr w:type="spellStart"/>
+      <w:proofErr w:type="gramStart"/>
+      <w:r>
+        <w:t>apoc.coll</w:t>
+      </w:r>
+      <w:proofErr w:type="gramEnd"/>
+      <w:r>
+        <w:t>.</w:t>
+      </w:r>
+      <w:proofErr w:type="gramStart"/>
+      <w:r>
+        <w:t>flatten</w:t>
+      </w:r>
+      <w:proofErr w:type="spellEnd"/>
+      <w:r>
+        <w:t>(</w:t>
+      </w:r>
+      <w:proofErr w:type="gramEnd"/>
+      <w:r>
+        <w:t xml:space="preserve">) the lists are flattened into one large one-dimensional array of aircraft types, and the frequencies are calculated using </w:t>
+      </w:r>
+      <w:proofErr w:type="spellStart"/>
+      <w:proofErr w:type="gramStart"/>
+      <w:r>
+        <w:t>apoc.coll</w:t>
+      </w:r>
+      <w:proofErr w:type="gramEnd"/>
+      <w:r>
+        <w:t>.</w:t>
+      </w:r>
+      <w:proofErr w:type="gramStart"/>
+      <w:r>
+        <w:t>frequencies</w:t>
+      </w:r>
+      <w:proofErr w:type="spellEnd"/>
+      <w:r>
+        <w:t>(</w:t>
+      </w:r>
+      <w:proofErr w:type="gramEnd"/>
+      <w:r>
+        <w:t>). The query returns these counts ordered by number of appearances descending and limits the number of records to 10.</w:t>
       </w:r>
     </w:p>
     <w:p>
@@ -2445,7 +2562,7 @@
                     <pic:cNvPicPr/>
                   </pic:nvPicPr>
                   <pic:blipFill>
-                    <a:blip r:embed="rId16"/>
+                    <a:blip r:embed="rId17"/>
                     <a:stretch>
                       <a:fillRect/>
                     </a:stretch>
@@ -2468,8 +2585,158 @@
     </w:p>
     <w:p>
       <w:r>
+        <w:t>The above 5 aircraft types are the most utilized aircraft types across the globe, noticeably the Airbus A320 which flies over ~33% more routes than the second most utilized aircraft, the Boeing 737-800.</w:t>
+      </w:r>
+      <w:r>
+        <w:t xml:space="preserve"> These two aircrafts dominate the aviation industry proving that the industry relies on high-frequency regional and domestic flights rather than long haul flights, which is what these short to medium haul aircraft are designed for.</w:t>
+      </w:r>
+    </w:p>
+    <w:p>
+      <w:pPr>
+        <w:pStyle w:val="Heading2"/>
+        <w:rPr>
+          <w:color w:val="auto"/>
+        </w:rPr>
+      </w:pPr>
+      <w:r>
+        <w:rPr>
+          <w:color w:val="auto"/>
+        </w:rPr>
+        <w:t>Practical Applications of Graph Data Science</w:t>
+      </w:r>
+    </w:p>
+    <w:p>
+      <w:r>
+        <w:t>Rather than using rigid tables, rows, and columns as seen in traditional relational databases, graph databases are built entirely around the concepts of nodes, relationships, and properties. As a result, they offer various benefits over regular relational databases including:</w:t>
+      </w:r>
+    </w:p>
+    <w:p>
+      <w:pPr>
+        <w:pStyle w:val="ListParagraph"/>
+        <w:numPr>
+          <w:ilvl w:val="0"/>
+          <w:numId w:val="9"/>
+        </w:numPr>
+      </w:pPr>
+      <w:r>
+        <w:t>Efficient handling of highly connected data – relationships are stored as direct pointers and can be traversed simple pointer hops rather than using multiple expensive JOIN operations.</w:t>
+      </w:r>
+    </w:p>
+    <w:p>
+      <w:pPr>
+        <w:pStyle w:val="ListParagraph"/>
+        <w:numPr>
+          <w:ilvl w:val="0"/>
+          <w:numId w:val="9"/>
+        </w:numPr>
+      </w:pPr>
+      <w:r>
+        <w:t>Flexible schema – rigid tables, rows, and columns make it difficult to add new relationships or entities. Graph databases are inherently flexible making it easy to add new relationships or nodes.</w:t>
+      </w:r>
+    </w:p>
+    <w:p>
+      <w:pPr>
+        <w:pStyle w:val="ListParagraph"/>
+        <w:numPr>
+          <w:ilvl w:val="0"/>
+          <w:numId w:val="9"/>
+        </w:numPr>
+      </w:pPr>
+      <w:r>
+        <w:t xml:space="preserve">Intuitive design – Rather than having to comprehend the structure of related through complex tables, graph databases consist of nodes connected by edges making them much easier to visualise and understand </w:t>
+      </w:r>
+      <w:proofErr w:type="gramStart"/>
+      <w:r>
+        <w:t>at a glance</w:t>
+      </w:r>
+      <w:proofErr w:type="gramEnd"/>
+      <w:r>
+        <w:t>.</w:t>
+      </w:r>
+    </w:p>
+    <w:p>
+      <w:r>
         <w:lastRenderedPageBreak/>
-        <w:t>The above 5 aircraft types are the most utilized aircraft types across the globe, noticeably the Airbus A320 which flies over ~33% more routes than the second most utilized aircraft, the Boeing 737-800.</w:t>
+        <w:t xml:space="preserve">However, traditional relational databases still have their place </w:t>
+      </w:r>
+      <w:r>
+        <w:t>in handling bulky data and tabular reporting over largely disconnected data.</w:t>
+      </w:r>
+    </w:p>
+    <w:p>
+      <w:r>
+        <w:t>Two examples of practical applications where graph data science is commonly used include the following</w:t>
+      </w:r>
+      <w:sdt>
+        <w:sdtPr>
+          <w:id w:val="1959140529"/>
+          <w:citation/>
+        </w:sdtPr>
+        <w:sdtContent>
+          <w:r>
+            <w:fldChar w:fldCharType="begin"/>
+          </w:r>
+          <w:r>
+            <w:instrText xml:space="preserve"> CITATION Mem22 \l 3081 </w:instrText>
+          </w:r>
+          <w:r>
+            <w:fldChar w:fldCharType="separate"/>
+          </w:r>
+          <w:r>
+            <w:rPr>
+              <w:noProof/>
+            </w:rPr>
+            <w:t xml:space="preserve"> </w:t>
+          </w:r>
+          <w:r>
+            <w:rPr>
+              <w:noProof/>
+            </w:rPr>
+            <w:t>[1]</w:t>
+          </w:r>
+          <w:r>
+            <w:fldChar w:fldCharType="end"/>
+          </w:r>
+        </w:sdtContent>
+      </w:sdt>
+      <w:r>
+        <w:t>:</w:t>
+      </w:r>
+    </w:p>
+    <w:p>
+      <w:pPr>
+        <w:pStyle w:val="ListParagraph"/>
+        <w:numPr>
+          <w:ilvl w:val="0"/>
+          <w:numId w:val="10"/>
+        </w:numPr>
+      </w:pPr>
+      <w:r>
+        <w:t xml:space="preserve">Peer-to-peer networks – Protocols such as BitTorrent are essentially a massive </w:t>
+      </w:r>
+      <w:r>
+        <w:t>dynamic graph. Nodes represent peers in the network, and they are connected by edges (relationships). These protocols use the breadth first search algorithm to discover all neighbouring nodes of a node, allowing peers to connect to the nearest nodes in the network.</w:t>
+      </w:r>
+    </w:p>
+    <w:p>
+      <w:pPr>
+        <w:pStyle w:val="ListParagraph"/>
+        <w:numPr>
+          <w:ilvl w:val="0"/>
+          <w:numId w:val="10"/>
+        </w:numPr>
+      </w:pPr>
+      <w:r>
+        <w:t>Maps and directions – Applications such as google maps are some of the largest graph databases in the world. Nodes are intersections and edges are the roads in between them. Furthermore, each node is associated with a weight</w:t>
+      </w:r>
+      <w:r>
+        <w:t xml:space="preserve">: </w:t>
+      </w:r>
+      <w:r>
+        <w:t>the time to travel that road</w:t>
+      </w:r>
+      <w:r>
+        <w:t>. Utilising Dijkstra’s algorithm, applications such as google maps can path find the route from one node to another with the lowest weight aka. with the least amount of time to travel allowing users to take the fastest route to their destination.</w:t>
       </w:r>
     </w:p>
     <w:p>
@@ -2483,21 +2750,6 @@
         <w:rPr>
           <w:color w:val="auto"/>
         </w:rPr>
-        <w:t>Practical Applications of Graph Data Science</w:t>
-      </w:r>
-    </w:p>
-    <w:p/>
-    <w:p>
-      <w:pPr>
-        <w:pStyle w:val="Heading2"/>
-        <w:rPr>
-          <w:color w:val="auto"/>
-        </w:rPr>
-      </w:pPr>
-      <w:r>
-        <w:rPr>
-          <w:color w:val="auto"/>
-        </w:rPr>
         <w:t>Purpose of Metadata in Graph Databases</w:t>
       </w:r>
     </w:p>
@@ -2516,15 +2768,7 @@
       </w:r>
       <w:proofErr w:type="spellEnd"/>
       <w:r>
-        <w:t>). While graph databases are technically schema-optional (</w:t>
-      </w:r>
-      <w:proofErr w:type="gramStart"/>
-      <w:r>
-        <w:t>meaning</w:t>
-      </w:r>
-      <w:proofErr w:type="gramEnd"/>
-      <w:r>
-        <w:t xml:space="preserve"> you can add any property to any node at any time), it is important to define a schema through metadata and maintain it through the lifecycle of the database for the following reasons:</w:t>
+        <w:t>). While graph databases are technically schema-optional (meaning you can add any property to any node at any time), it is important to define a schema through metadata and maintain it through the lifecycle of the database for the following reasons:</w:t>
       </w:r>
     </w:p>
     <w:p>
@@ -2563,6 +2807,7 @@
         </w:numPr>
       </w:pPr>
       <w:r>
+        <w:lastRenderedPageBreak/>
         <w:t>Maintenance – If the metadata of a graph data base is logical designed and well-documented, databases can easily be maintained in the future, even in the case of a change of ownership. If the database needs to be updated in the future, adjustments can easily be made guided by the initial design choices laid out by the metadata.</w:t>
       </w:r>
     </w:p>
@@ -2628,11 +2873,7 @@
         <w:t>’ allow you visually see the graph’s metadata laid out in front of you, providing insight into the dataset without having to read low-level files or documentation.</w:t>
       </w:r>
       <w:r>
-        <w:t xml:space="preserve"> This would allow a new developer to the project to instantly understand </w:t>
-      </w:r>
-      <w:r>
-        <w:lastRenderedPageBreak/>
-        <w:t>the relationships between the data, for example they would be able to see that there is no direct relationship between Airline and Airport. Furthermore, calling ‘</w:t>
+        <w:t xml:space="preserve"> This would allow a new developer to the project to instantly understand the relationships between the data, for example they would be able to see that there is no direct relationship between Airline and Airport. Furthermore, calling ‘</w:t>
       </w:r>
       <w:proofErr w:type="spellStart"/>
       <w:proofErr w:type="gramStart"/>
@@ -2686,6 +2927,142 @@
         <w:t xml:space="preserve"> an output that describes each relationship it finds.</w:t>
       </w:r>
     </w:p>
+    <w:sdt>
+      <w:sdtPr>
+        <w:id w:val="330418356"/>
+        <w:docPartObj>
+          <w:docPartGallery w:val="Bibliographies"/>
+          <w:docPartUnique/>
+        </w:docPartObj>
+      </w:sdtPr>
+      <w:sdtEndPr>
+        <w:rPr>
+          <w:rFonts w:asciiTheme="minorHAnsi" w:eastAsiaTheme="minorHAnsi" w:hAnsiTheme="minorHAnsi" w:cstheme="minorBidi"/>
+          <w:color w:val="auto"/>
+          <w:sz w:val="24"/>
+          <w:szCs w:val="24"/>
+        </w:rPr>
+      </w:sdtEndPr>
+      <w:sdtContent>
+        <w:p>
+          <w:pPr>
+            <w:pStyle w:val="Heading1"/>
+          </w:pPr>
+          <w:r>
+            <w:t>Bibliography</w:t>
+          </w:r>
+        </w:p>
+        <w:sdt>
+          <w:sdtPr>
+            <w:id w:val="111145805"/>
+            <w:bibliography/>
+          </w:sdtPr>
+          <w:sdtContent>
+            <w:p>
+              <w:pPr>
+                <w:rPr>
+                  <w:noProof/>
+                </w:rPr>
+              </w:pPr>
+              <w:r>
+                <w:fldChar w:fldCharType="begin"/>
+              </w:r>
+              <w:r>
+                <w:instrText xml:space="preserve"> BIBLIOGRAPHY </w:instrText>
+              </w:r>
+              <w:r>
+                <w:fldChar w:fldCharType="separate"/>
+              </w:r>
+            </w:p>
+            <w:tbl>
+              <w:tblPr>
+                <w:tblW w:w="5000" w:type="pct"/>
+                <w:tblCellSpacing w:w="15" w:type="dxa"/>
+                <w:tblCellMar>
+                  <w:top w:w="15" w:type="dxa"/>
+                  <w:left w:w="15" w:type="dxa"/>
+                  <w:bottom w:w="15" w:type="dxa"/>
+                  <w:right w:w="15" w:type="dxa"/>
+                </w:tblCellMar>
+                <w:tblLook w:val="04A0" w:firstRow="1" w:lastRow="0" w:firstColumn="1" w:lastColumn="0" w:noHBand="0" w:noVBand="1"/>
+              </w:tblPr>
+              <w:tblGrid>
+                <w:gridCol w:w="345"/>
+                <w:gridCol w:w="8681"/>
+              </w:tblGrid>
+              <w:tr>
+                <w:trPr>
+                  <w:divId w:val="1042826439"/>
+                  <w:tblCellSpacing w:w="15" w:type="dxa"/>
+                </w:trPr>
+                <w:tc>
+                  <w:tcPr>
+                    <w:tcW w:w="50" w:type="pct"/>
+                    <w:hideMark/>
+                  </w:tcPr>
+                  <w:p>
+                    <w:pPr>
+                      <w:pStyle w:val="Bibliography"/>
+                      <w:rPr>
+                        <w:noProof/>
+                        <w:kern w:val="0"/>
+                        <w14:ligatures w14:val="none"/>
+                      </w:rPr>
+                    </w:pPr>
+                    <w:r>
+                      <w:rPr>
+                        <w:noProof/>
+                      </w:rPr>
+                      <w:t xml:space="preserve">[1] </w:t>
+                    </w:r>
+                  </w:p>
+                </w:tc>
+                <w:tc>
+                  <w:tcPr>
+                    <w:tcW w:w="0" w:type="auto"/>
+                    <w:hideMark/>
+                  </w:tcPr>
+                  <w:p>
+                    <w:pPr>
+                      <w:pStyle w:val="Bibliography"/>
+                      <w:rPr>
+                        <w:noProof/>
+                      </w:rPr>
+                    </w:pPr>
+                    <w:r>
+                      <w:rPr>
+                        <w:noProof/>
+                      </w:rPr>
+                      <w:t>Memgraph, “Memgraph,” 11 04 2022. [Online]. Available: https://memgraph.com/blog/graph-algorithms-applications.</w:t>
+                    </w:r>
+                  </w:p>
+                </w:tc>
+              </w:tr>
+            </w:tbl>
+            <w:p>
+              <w:pPr>
+                <w:divId w:val="1042826439"/>
+                <w:rPr>
+                  <w:rFonts w:eastAsia="Times New Roman"/>
+                  <w:noProof/>
+                </w:rPr>
+              </w:pPr>
+            </w:p>
+            <w:p>
+              <w:r>
+                <w:rPr>
+                  <w:b/>
+                  <w:bCs/>
+                  <w:noProof/>
+                </w:rPr>
+                <w:fldChar w:fldCharType="end"/>
+              </w:r>
+            </w:p>
+          </w:sdtContent>
+        </w:sdt>
+      </w:sdtContent>
+    </w:sdt>
+    <w:p/>
     <w:sectPr>
       <w:pgSz w:w="11906" w:h="16838"/>
       <w:pgMar w:top="1440" w:right="1440" w:bottom="1440" w:left="1440" w:header="708" w:footer="708" w:gutter="0"/>
@@ -2699,6 +3076,92 @@
 <file path=word/numbering.xml><?xml version="1.0" encoding="utf-8"?>
 <w:numbering xmlns:wpc="http://schemas.microsoft.com/office/word/2010/wordprocessingCanvas" xmlns:cx="http://schemas.microsoft.com/office/drawing/2014/chartex" xmlns:cx1="http://schemas.microsoft.com/office/drawing/2015/9/8/chartex" xmlns:cx2="http://schemas.microsoft.com/office/drawing/2015/10/21/chartex" xmlns:cx3="http://schemas.microsoft.com/office/drawing/2016/5/9/chartex" xmlns:cx4="http://schemas.microsoft.com/office/drawing/2016/5/10/chartex" xmlns:cx5="http://schemas.microsoft.com/office/drawing/2016/5/11/chartex" xmlns:cx6="http://schemas.microsoft.com/office/drawing/2016/5/12/chartex" xmlns:cx7="http://schemas.microsoft.com/office/drawing/2016/5/13/chartex" xmlns:cx8="http://schemas.microsoft.com/office/drawing/2016/5/14/chartex" xmlns:mc="http://schemas.openxmlformats.org/markup-compatibility/2006" xmlns:aink="http://schemas.microsoft.com/office/drawing/2016/ink" xmlns:am3d="http://schemas.microsoft.com/office/drawing/2017/model3d" xmlns:o="urn:schemas-microsoft-com:office:office" xmlns:oel="http://schemas.microsoft.com/office/2019/extlst" xmlns:r="http://schemas.openxmlformats.org/officeDocument/2006/relationships" xmlns:m="http://schemas.openxmlformats.org/officeDocument/2006/math" xmlns:v="urn:schemas-microsoft-com:vml" xmlns:wp14="http://schemas.microsoft.com/office/word/2010/wordprocessingDrawing" xmlns:wp="http://schemas.openxmlformats.org/drawingml/2006/wordprocessingDrawing" xmlns:w10="urn:schemas-microsoft-com:office:word" xmlns:w="http://schemas.openxmlformats.org/wordprocessingml/2006/main" xmlns:w14="http://schemas.microsoft.com/office/word/2010/wordml" xmlns:w15="http://schemas.microsoft.com/office/word/2012/wordml" xmlns:w16cex="http://schemas.microsoft.com/office/word/2018/wordml/cex" xmlns:w16cid="http://schemas.microsoft.com/office/word/2016/wordml/cid" xmlns:w16="http://schemas.microsoft.com/office/word/2018/wordml" xmlns:w16du="http://schemas.microsoft.com/office/word/2023/wordml/word16du" xmlns:w16sdtdh="http://schemas.microsoft.com/office/word/2020/wordml/sdtdatahash" xmlns:w16sdtfl="http://schemas.microsoft.com/office/word/2024/wordml/sdtformatlock" xmlns:w16se="http://schemas.microsoft.com/office/word/2015/wordml/symex" xmlns:wpg="http://schemas.microsoft.com/office/word/2010/wordprocessingGroup" xmlns:wpi="http://schemas.microsoft.com/office/word/2010/wordprocessingInk" xmlns:wne="http://schemas.microsoft.com/office/word/2006/wordml" xmlns:wps="http://schemas.microsoft.com/office/word/2010/wordprocessingShape" mc:Ignorable="w14 w15 w16se w16cid w16 w16cex w16sdtdh w16sdtfl w16du wp14">
   <w:abstractNum w:abstractNumId="0" w15:restartNumberingAfterBreak="0">
+    <w:nsid w:val="01E72801"/>
+    <w:multiLevelType w:val="hybridMultilevel"/>
+    <w:tmpl w:val="D7CE7DDC"/>
+    <w:lvl w:ilvl="0" w:tplc="0809000F">
+      <w:start w:val="1"/>
+      <w:numFmt w:val="decimal"/>
+      <w:lvlText w:val="%1."/>
+      <w:lvlJc w:val="left"/>
+      <w:pPr>
+        <w:ind w:left="720" w:hanging="360"/>
+      </w:pPr>
+    </w:lvl>
+    <w:lvl w:ilvl="1" w:tplc="08090019" w:tentative="1">
+      <w:start w:val="1"/>
+      <w:numFmt w:val="lowerLetter"/>
+      <w:lvlText w:val="%2."/>
+      <w:lvlJc w:val="left"/>
+      <w:pPr>
+        <w:ind w:left="1440" w:hanging="360"/>
+      </w:pPr>
+    </w:lvl>
+    <w:lvl w:ilvl="2" w:tplc="0809001B" w:tentative="1">
+      <w:start w:val="1"/>
+      <w:numFmt w:val="lowerRoman"/>
+      <w:lvlText w:val="%3."/>
+      <w:lvlJc w:val="right"/>
+      <w:pPr>
+        <w:ind w:left="2160" w:hanging="180"/>
+      </w:pPr>
+    </w:lvl>
+    <w:lvl w:ilvl="3" w:tplc="0809000F" w:tentative="1">
+      <w:start w:val="1"/>
+      <w:numFmt w:val="decimal"/>
+      <w:lvlText w:val="%4."/>
+      <w:lvlJc w:val="left"/>
+      <w:pPr>
+        <w:ind w:left="2880" w:hanging="360"/>
+      </w:pPr>
+    </w:lvl>
+    <w:lvl w:ilvl="4" w:tplc="08090019" w:tentative="1">
+      <w:start w:val="1"/>
+      <w:numFmt w:val="lowerLetter"/>
+      <w:lvlText w:val="%5."/>
+      <w:lvlJc w:val="left"/>
+      <w:pPr>
+        <w:ind w:left="3600" w:hanging="360"/>
+      </w:pPr>
+    </w:lvl>
+    <w:lvl w:ilvl="5" w:tplc="0809001B" w:tentative="1">
+      <w:start w:val="1"/>
+      <w:numFmt w:val="lowerRoman"/>
+      <w:lvlText w:val="%6."/>
+      <w:lvlJc w:val="right"/>
+      <w:pPr>
+        <w:ind w:left="4320" w:hanging="180"/>
+      </w:pPr>
+    </w:lvl>
+    <w:lvl w:ilvl="6" w:tplc="0809000F" w:tentative="1">
+      <w:start w:val="1"/>
+      <w:numFmt w:val="decimal"/>
+      <w:lvlText w:val="%7."/>
+      <w:lvlJc w:val="left"/>
+      <w:pPr>
+        <w:ind w:left="5040" w:hanging="360"/>
+      </w:pPr>
+    </w:lvl>
+    <w:lvl w:ilvl="7" w:tplc="08090019" w:tentative="1">
+      <w:start w:val="1"/>
+      <w:numFmt w:val="lowerLetter"/>
+      <w:lvlText w:val="%8."/>
+      <w:lvlJc w:val="left"/>
+      <w:pPr>
+        <w:ind w:left="5760" w:hanging="360"/>
+      </w:pPr>
+    </w:lvl>
+    <w:lvl w:ilvl="8" w:tplc="0809001B" w:tentative="1">
+      <w:start w:val="1"/>
+      <w:numFmt w:val="lowerRoman"/>
+      <w:lvlText w:val="%9."/>
+      <w:lvlJc w:val="right"/>
+      <w:pPr>
+        <w:ind w:left="6480" w:hanging="180"/>
+      </w:pPr>
+    </w:lvl>
+  </w:abstractNum>
+  <w:abstractNum w:abstractNumId="1" w15:restartNumberingAfterBreak="0">
     <w:nsid w:val="0827692F"/>
     <w:multiLevelType w:val="hybridMultilevel"/>
     <w:tmpl w:val="056077C4"/>
@@ -2811,7 +3274,7 @@
       </w:rPr>
     </w:lvl>
   </w:abstractNum>
-  <w:abstractNum w:abstractNumId="1" w15:restartNumberingAfterBreak="0">
+  <w:abstractNum w:abstractNumId="2" w15:restartNumberingAfterBreak="0">
     <w:nsid w:val="1F5B12B9"/>
     <w:multiLevelType w:val="hybridMultilevel"/>
     <w:tmpl w:val="B5003C8E"/>
@@ -2924,7 +3387,7 @@
       </w:rPr>
     </w:lvl>
   </w:abstractNum>
-  <w:abstractNum w:abstractNumId="2" w15:restartNumberingAfterBreak="0">
+  <w:abstractNum w:abstractNumId="3" w15:restartNumberingAfterBreak="0">
     <w:nsid w:val="2FDF30A6"/>
     <w:multiLevelType w:val="hybridMultilevel"/>
     <w:tmpl w:val="3D9E61E4"/>
@@ -3037,7 +3500,7 @@
       </w:rPr>
     </w:lvl>
   </w:abstractNum>
-  <w:abstractNum w:abstractNumId="3" w15:restartNumberingAfterBreak="0">
+  <w:abstractNum w:abstractNumId="4" w15:restartNumberingAfterBreak="0">
     <w:nsid w:val="31CC093E"/>
     <w:multiLevelType w:val="hybridMultilevel"/>
     <w:tmpl w:val="F7B0BAF8"/>
@@ -3126,7 +3589,7 @@
       </w:pPr>
     </w:lvl>
   </w:abstractNum>
-  <w:abstractNum w:abstractNumId="4" w15:restartNumberingAfterBreak="0">
+  <w:abstractNum w:abstractNumId="5" w15:restartNumberingAfterBreak="0">
     <w:nsid w:val="31EB4748"/>
     <w:multiLevelType w:val="hybridMultilevel"/>
     <w:tmpl w:val="1BF26112"/>
@@ -3238,7 +3701,7 @@
       </w:rPr>
     </w:lvl>
   </w:abstractNum>
-  <w:abstractNum w:abstractNumId="5" w15:restartNumberingAfterBreak="0">
+  <w:abstractNum w:abstractNumId="6" w15:restartNumberingAfterBreak="0">
     <w:nsid w:val="36CB4F63"/>
     <w:multiLevelType w:val="hybridMultilevel"/>
     <w:tmpl w:val="9ED847E6"/>
@@ -3351,7 +3814,7 @@
       </w:rPr>
     </w:lvl>
   </w:abstractNum>
-  <w:abstractNum w:abstractNumId="6" w15:restartNumberingAfterBreak="0">
+  <w:abstractNum w:abstractNumId="7" w15:restartNumberingAfterBreak="0">
     <w:nsid w:val="38F00106"/>
     <w:multiLevelType w:val="hybridMultilevel"/>
     <w:tmpl w:val="5840010A"/>
@@ -3440,26 +3903,237 @@
       </w:pPr>
     </w:lvl>
   </w:abstractNum>
+  <w:abstractNum w:abstractNumId="8" w15:restartNumberingAfterBreak="0">
+    <w:nsid w:val="522C16A4"/>
+    <w:multiLevelType w:val="hybridMultilevel"/>
+    <w:tmpl w:val="9A18FABC"/>
+    <w:lvl w:ilvl="0" w:tplc="08090001">
+      <w:start w:val="1"/>
+      <w:numFmt w:val="bullet"/>
+      <w:lvlText w:val=""/>
+      <w:lvlJc w:val="left"/>
+      <w:pPr>
+        <w:ind w:left="720" w:hanging="360"/>
+      </w:pPr>
+      <w:rPr>
+        <w:rFonts w:ascii="Symbol" w:hAnsi="Symbol" w:hint="default"/>
+      </w:rPr>
+    </w:lvl>
+    <w:lvl w:ilvl="1" w:tplc="08090003" w:tentative="1">
+      <w:start w:val="1"/>
+      <w:numFmt w:val="bullet"/>
+      <w:lvlText w:val="o"/>
+      <w:lvlJc w:val="left"/>
+      <w:pPr>
+        <w:ind w:left="1440" w:hanging="360"/>
+      </w:pPr>
+      <w:rPr>
+        <w:rFonts w:ascii="Courier New" w:hAnsi="Courier New" w:cs="Courier New" w:hint="default"/>
+      </w:rPr>
+    </w:lvl>
+    <w:lvl w:ilvl="2" w:tplc="08090005" w:tentative="1">
+      <w:start w:val="1"/>
+      <w:numFmt w:val="bullet"/>
+      <w:lvlText w:val=""/>
+      <w:lvlJc w:val="left"/>
+      <w:pPr>
+        <w:ind w:left="2160" w:hanging="360"/>
+      </w:pPr>
+      <w:rPr>
+        <w:rFonts w:ascii="Wingdings" w:hAnsi="Wingdings" w:hint="default"/>
+      </w:rPr>
+    </w:lvl>
+    <w:lvl w:ilvl="3" w:tplc="08090001" w:tentative="1">
+      <w:start w:val="1"/>
+      <w:numFmt w:val="bullet"/>
+      <w:lvlText w:val=""/>
+      <w:lvlJc w:val="left"/>
+      <w:pPr>
+        <w:ind w:left="2880" w:hanging="360"/>
+      </w:pPr>
+      <w:rPr>
+        <w:rFonts w:ascii="Symbol" w:hAnsi="Symbol" w:hint="default"/>
+      </w:rPr>
+    </w:lvl>
+    <w:lvl w:ilvl="4" w:tplc="08090003" w:tentative="1">
+      <w:start w:val="1"/>
+      <w:numFmt w:val="bullet"/>
+      <w:lvlText w:val="o"/>
+      <w:lvlJc w:val="left"/>
+      <w:pPr>
+        <w:ind w:left="3600" w:hanging="360"/>
+      </w:pPr>
+      <w:rPr>
+        <w:rFonts w:ascii="Courier New" w:hAnsi="Courier New" w:cs="Courier New" w:hint="default"/>
+      </w:rPr>
+    </w:lvl>
+    <w:lvl w:ilvl="5" w:tplc="08090005" w:tentative="1">
+      <w:start w:val="1"/>
+      <w:numFmt w:val="bullet"/>
+      <w:lvlText w:val=""/>
+      <w:lvlJc w:val="left"/>
+      <w:pPr>
+        <w:ind w:left="4320" w:hanging="360"/>
+      </w:pPr>
+      <w:rPr>
+        <w:rFonts w:ascii="Wingdings" w:hAnsi="Wingdings" w:hint="default"/>
+      </w:rPr>
+    </w:lvl>
+    <w:lvl w:ilvl="6" w:tplc="08090001" w:tentative="1">
+      <w:start w:val="1"/>
+      <w:numFmt w:val="bullet"/>
+      <w:lvlText w:val=""/>
+      <w:lvlJc w:val="left"/>
+      <w:pPr>
+        <w:ind w:left="5040" w:hanging="360"/>
+      </w:pPr>
+      <w:rPr>
+        <w:rFonts w:ascii="Symbol" w:hAnsi="Symbol" w:hint="default"/>
+      </w:rPr>
+    </w:lvl>
+    <w:lvl w:ilvl="7" w:tplc="08090003" w:tentative="1">
+      <w:start w:val="1"/>
+      <w:numFmt w:val="bullet"/>
+      <w:lvlText w:val="o"/>
+      <w:lvlJc w:val="left"/>
+      <w:pPr>
+        <w:ind w:left="5760" w:hanging="360"/>
+      </w:pPr>
+      <w:rPr>
+        <w:rFonts w:ascii="Courier New" w:hAnsi="Courier New" w:cs="Courier New" w:hint="default"/>
+      </w:rPr>
+    </w:lvl>
+    <w:lvl w:ilvl="8" w:tplc="08090005" w:tentative="1">
+      <w:start w:val="1"/>
+      <w:numFmt w:val="bullet"/>
+      <w:lvlText w:val=""/>
+      <w:lvlJc w:val="left"/>
+      <w:pPr>
+        <w:ind w:left="6480" w:hanging="360"/>
+      </w:pPr>
+      <w:rPr>
+        <w:rFonts w:ascii="Wingdings" w:hAnsi="Wingdings" w:hint="default"/>
+      </w:rPr>
+    </w:lvl>
+  </w:abstractNum>
+  <w:abstractNum w:abstractNumId="9" w15:restartNumberingAfterBreak="0">
+    <w:nsid w:val="59A443C9"/>
+    <w:multiLevelType w:val="hybridMultilevel"/>
+    <w:tmpl w:val="7C0C5470"/>
+    <w:lvl w:ilvl="0" w:tplc="0809000F">
+      <w:start w:val="1"/>
+      <w:numFmt w:val="decimal"/>
+      <w:lvlText w:val="%1."/>
+      <w:lvlJc w:val="left"/>
+      <w:pPr>
+        <w:ind w:left="720" w:hanging="360"/>
+      </w:pPr>
+      <w:rPr>
+        <w:rFonts w:hint="default"/>
+      </w:rPr>
+    </w:lvl>
+    <w:lvl w:ilvl="1" w:tplc="08090019" w:tentative="1">
+      <w:start w:val="1"/>
+      <w:numFmt w:val="lowerLetter"/>
+      <w:lvlText w:val="%2."/>
+      <w:lvlJc w:val="left"/>
+      <w:pPr>
+        <w:ind w:left="1440" w:hanging="360"/>
+      </w:pPr>
+    </w:lvl>
+    <w:lvl w:ilvl="2" w:tplc="0809001B" w:tentative="1">
+      <w:start w:val="1"/>
+      <w:numFmt w:val="lowerRoman"/>
+      <w:lvlText w:val="%3."/>
+      <w:lvlJc w:val="right"/>
+      <w:pPr>
+        <w:ind w:left="2160" w:hanging="180"/>
+      </w:pPr>
+    </w:lvl>
+    <w:lvl w:ilvl="3" w:tplc="0809000F" w:tentative="1">
+      <w:start w:val="1"/>
+      <w:numFmt w:val="decimal"/>
+      <w:lvlText w:val="%4."/>
+      <w:lvlJc w:val="left"/>
+      <w:pPr>
+        <w:ind w:left="2880" w:hanging="360"/>
+      </w:pPr>
+    </w:lvl>
+    <w:lvl w:ilvl="4" w:tplc="08090019" w:tentative="1">
+      <w:start w:val="1"/>
+      <w:numFmt w:val="lowerLetter"/>
+      <w:lvlText w:val="%5."/>
+      <w:lvlJc w:val="left"/>
+      <w:pPr>
+        <w:ind w:left="3600" w:hanging="360"/>
+      </w:pPr>
+    </w:lvl>
+    <w:lvl w:ilvl="5" w:tplc="0809001B" w:tentative="1">
+      <w:start w:val="1"/>
+      <w:numFmt w:val="lowerRoman"/>
+      <w:lvlText w:val="%6."/>
+      <w:lvlJc w:val="right"/>
+      <w:pPr>
+        <w:ind w:left="4320" w:hanging="180"/>
+      </w:pPr>
+    </w:lvl>
+    <w:lvl w:ilvl="6" w:tplc="0809000F" w:tentative="1">
+      <w:start w:val="1"/>
+      <w:numFmt w:val="decimal"/>
+      <w:lvlText w:val="%7."/>
+      <w:lvlJc w:val="left"/>
+      <w:pPr>
+        <w:ind w:left="5040" w:hanging="360"/>
+      </w:pPr>
+    </w:lvl>
+    <w:lvl w:ilvl="7" w:tplc="08090019" w:tentative="1">
+      <w:start w:val="1"/>
+      <w:numFmt w:val="lowerLetter"/>
+      <w:lvlText w:val="%8."/>
+      <w:lvlJc w:val="left"/>
+      <w:pPr>
+        <w:ind w:left="5760" w:hanging="360"/>
+      </w:pPr>
+    </w:lvl>
+    <w:lvl w:ilvl="8" w:tplc="0809001B" w:tentative="1">
+      <w:start w:val="1"/>
+      <w:numFmt w:val="lowerRoman"/>
+      <w:lvlText w:val="%9."/>
+      <w:lvlJc w:val="right"/>
+      <w:pPr>
+        <w:ind w:left="6480" w:hanging="180"/>
+      </w:pPr>
+    </w:lvl>
+  </w:abstractNum>
   <w:num w:numId="1" w16cid:durableId="789282572">
+    <w:abstractNumId w:val="5"/>
+  </w:num>
+  <w:num w:numId="2" w16cid:durableId="1027802295">
+    <w:abstractNumId w:val="2"/>
+  </w:num>
+  <w:num w:numId="3" w16cid:durableId="1155100969">
+    <w:abstractNumId w:val="1"/>
+  </w:num>
+  <w:num w:numId="4" w16cid:durableId="682630376">
+    <w:abstractNumId w:val="3"/>
+  </w:num>
+  <w:num w:numId="5" w16cid:durableId="1196969165">
+    <w:abstractNumId w:val="7"/>
+  </w:num>
+  <w:num w:numId="6" w16cid:durableId="1972326830">
+    <w:abstractNumId w:val="6"/>
+  </w:num>
+  <w:num w:numId="7" w16cid:durableId="888955306">
     <w:abstractNumId w:val="4"/>
   </w:num>
-  <w:num w:numId="2" w16cid:durableId="1027802295">
-    <w:abstractNumId w:val="1"/>
+  <w:num w:numId="8" w16cid:durableId="1911385267">
+    <w:abstractNumId w:val="8"/>
   </w:num>
-  <w:num w:numId="3" w16cid:durableId="1155100969">
+  <w:num w:numId="9" w16cid:durableId="408385862">
+    <w:abstractNumId w:val="9"/>
+  </w:num>
+  <w:num w:numId="10" w16cid:durableId="669869446">
     <w:abstractNumId w:val="0"/>
-  </w:num>
-  <w:num w:numId="4" w16cid:durableId="682630376">
-    <w:abstractNumId w:val="2"/>
-  </w:num>
-  <w:num w:numId="5" w16cid:durableId="1196969165">
-    <w:abstractNumId w:val="6"/>
-  </w:num>
-  <w:num w:numId="6" w16cid:durableId="1972326830">
-    <w:abstractNumId w:val="5"/>
-  </w:num>
-  <w:num w:numId="7" w16cid:durableId="888955306">
-    <w:abstractNumId w:val="3"/>
   </w:num>
 </w:numbering>
 </file>
@@ -4066,6 +4740,7 @@
   <w:style w:type="character" w:default="1" w:styleId="DefaultParagraphFont">
     <w:name w:val="Default Paragraph Font"/>
     <w:uiPriority w:val="1"/>
+    <w:semiHidden/>
     <w:unhideWhenUsed/>
   </w:style>
   <w:style w:type="table" w:default="1" w:styleId="TableNormal">
@@ -4412,6 +5087,14 @@
       <w:color w:val="0F4761" w:themeColor="accent1" w:themeShade="BF"/>
     </w:rPr>
   </w:style>
+  <w:style w:type="paragraph" w:styleId="Bibliography">
+    <w:name w:val="Bibliography"/>
+    <w:basedOn w:val="Normal"/>
+    <w:next w:val="Normal"/>
+    <w:uiPriority w:val="37"/>
+    <w:unhideWhenUsed/>
+    <w:rsid w:val="001B4670"/>
+  </w:style>
 </w:styles>
 </file>
 
@@ -4728,4 +5411,38 @@
     </a:ext>
   </a:extLst>
 </a:theme>
+</file>
+
+<file path=customXml/item1.xml><?xml version="1.0" encoding="utf-8"?>
+<b:Sources xmlns:b="http://schemas.openxmlformats.org/officeDocument/2006/bibliography" xmlns="http://schemas.openxmlformats.org/officeDocument/2006/bibliography" SelectedStyle="/IEEE2006OfficeOnline.xsl" StyleName="IEEE" Version="2006">
+  <b:Source>
+    <b:Tag>Mem22</b:Tag>
+    <b:SourceType>InternetSite</b:SourceType>
+    <b:Guid>{5AD62A17-D2AD-5B45-82A7-C040735D2158}</b:Guid>
+    <b:Title>Memgraph</b:Title>
+    <b:Year>2022</b:Year>
+    <b:Author>
+      <b:Author>
+        <b:NameList>
+          <b:Person>
+            <b:Last>Memgraph</b:Last>
+          </b:Person>
+        </b:NameList>
+      </b:Author>
+    </b:Author>
+    <b:InternetSiteTitle>Applications of the 20 Most Popular Graph Algorithms </b:InternetSiteTitle>
+    <b:URL>https://memgraph.com/blog/graph-algorithms-applications</b:URL>
+    <b:Month>04</b:Month>
+    <b:Day>11</b:Day>
+    <b:RefOrder>1</b:RefOrder>
+  </b:Source>
+</b:Sources>
+</file>
+
+<file path=customXml/itemProps1.xml><?xml version="1.0" encoding="utf-8"?>
+<ds:datastoreItem xmlns:ds="http://schemas.openxmlformats.org/officeDocument/2006/customXml" ds:itemID="{4D734C14-C2CE-864E-861B-655F3392EDDC}">
+  <ds:schemaRefs>
+    <ds:schemaRef ds:uri="http://schemas.openxmlformats.org/officeDocument/2006/bibliography"/>
+  </ds:schemaRefs>
+</ds:datastoreItem>
 </file>